--- a/TeKnowledge December_2025 Report - AB Zambia.docx
+++ b/TeKnowledge December_2025 Report - AB Zambia.docx
@@ -724,7 +724,7 @@
             </w:rPr>
             <w:fldChar w:fldCharType="separate"/>
           </w:r>
-          <w:hyperlink w:anchor="_Toc218266057" w:history="1">
+          <w:hyperlink w:anchor="_Toc218461114" w:history="1">
             <w:r>
               <w:rPr>
                 <w:rStyle w:val="Hyperlink"/>
@@ -775,7 +775,7 @@
                 <w:noProof/>
                 <w:webHidden/>
               </w:rPr>
-              <w:instrText xml:space="preserve"> PAGEREF _Toc218266057 \h </w:instrText>
+              <w:instrText xml:space="preserve"> PAGEREF _Toc218461114 \h </w:instrText>
             </w:r>
             <w:r>
               <w:rPr>
@@ -824,7 +824,7 @@
               <w14:ligatures w14:val="standardContextual"/>
             </w:rPr>
           </w:pPr>
-          <w:hyperlink w:anchor="_Toc218266058" w:history="1">
+          <w:hyperlink w:anchor="_Toc218461115" w:history="1">
             <w:r>
               <w:rPr>
                 <w:rStyle w:val="Hyperlink"/>
@@ -871,7 +871,7 @@
                 <w:noProof/>
                 <w:webHidden/>
               </w:rPr>
-              <w:instrText xml:space="preserve"> PAGEREF _Toc218266058 \h </w:instrText>
+              <w:instrText xml:space="preserve"> PAGEREF _Toc218461115 \h </w:instrText>
             </w:r>
             <w:r>
               <w:rPr>
@@ -921,7 +921,7 @@
               <w14:ligatures w14:val="standardContextual"/>
             </w:rPr>
           </w:pPr>
-          <w:hyperlink w:anchor="_Toc218266059" w:history="1">
+          <w:hyperlink w:anchor="_Toc218461116" w:history="1">
             <w:r>
               <w:rPr>
                 <w:rStyle w:val="Hyperlink"/>
@@ -969,7 +969,7 @@
                 <w:noProof/>
                 <w:webHidden/>
               </w:rPr>
-              <w:instrText xml:space="preserve"> PAGEREF _Toc218266059 \h </w:instrText>
+              <w:instrText xml:space="preserve"> PAGEREF _Toc218461116 \h </w:instrText>
             </w:r>
             <w:r>
               <w:rPr>
@@ -1019,7 +1019,7 @@
               <w14:ligatures w14:val="standardContextual"/>
             </w:rPr>
           </w:pPr>
-          <w:hyperlink w:anchor="_Toc218266060" w:history="1">
+          <w:hyperlink w:anchor="_Toc218461117" w:history="1">
             <w:r>
               <w:rPr>
                 <w:rStyle w:val="Hyperlink"/>
@@ -1067,7 +1067,7 @@
                 <w:noProof/>
                 <w:webHidden/>
               </w:rPr>
-              <w:instrText xml:space="preserve"> PAGEREF _Toc218266060 \h </w:instrText>
+              <w:instrText xml:space="preserve"> PAGEREF _Toc218461117 \h </w:instrText>
             </w:r>
             <w:r>
               <w:rPr>
@@ -1116,7 +1116,7 @@
               <w14:ligatures w14:val="standardContextual"/>
             </w:rPr>
           </w:pPr>
-          <w:hyperlink w:anchor="_Toc218266061" w:history="1">
+          <w:hyperlink w:anchor="_Toc218461118" w:history="1">
             <w:r>
               <w:rPr>
                 <w:rStyle w:val="Hyperlink"/>
@@ -1163,7 +1163,7 @@
                 <w:noProof/>
                 <w:webHidden/>
               </w:rPr>
-              <w:instrText xml:space="preserve"> PAGEREF _Toc218266061 \h </w:instrText>
+              <w:instrText xml:space="preserve"> PAGEREF _Toc218461118 \h </w:instrText>
             </w:r>
             <w:r>
               <w:rPr>
@@ -1212,7 +1212,7 @@
               <w14:ligatures w14:val="standardContextual"/>
             </w:rPr>
           </w:pPr>
-          <w:hyperlink w:anchor="_Toc218266062" w:history="1">
+          <w:hyperlink w:anchor="_Toc218461119" w:history="1">
             <w:r>
               <w:rPr>
                 <w:rStyle w:val="Hyperlink"/>
@@ -1259,7 +1259,7 @@
                 <w:noProof/>
                 <w:webHidden/>
               </w:rPr>
-              <w:instrText xml:space="preserve"> PAGEREF _Toc218266062 \h </w:instrText>
+              <w:instrText xml:space="preserve"> PAGEREF _Toc218461119 \h </w:instrText>
             </w:r>
             <w:r>
               <w:rPr>
@@ -1309,7 +1309,7 @@
               <w14:ligatures w14:val="standardContextual"/>
             </w:rPr>
           </w:pPr>
-          <w:hyperlink w:anchor="_Toc218266063" w:history="1">
+          <w:hyperlink w:anchor="_Toc218461120" w:history="1">
             <w:r>
               <w:rPr>
                 <w:rStyle w:val="Hyperlink"/>
@@ -1360,7 +1360,7 @@
                 <w:noProof/>
                 <w:webHidden/>
               </w:rPr>
-              <w:instrText xml:space="preserve"> PAGEREF _Toc218266063 \h </w:instrText>
+              <w:instrText xml:space="preserve"> PAGEREF _Toc218461120 \h </w:instrText>
             </w:r>
             <w:r>
               <w:rPr>
@@ -1409,7 +1409,7 @@
               <w14:ligatures w14:val="standardContextual"/>
             </w:rPr>
           </w:pPr>
-          <w:hyperlink w:anchor="_Toc218266064" w:history="1">
+          <w:hyperlink w:anchor="_Toc218461121" w:history="1">
             <w:r>
               <w:rPr>
                 <w:rStyle w:val="Hyperlink"/>
@@ -1456,7 +1456,7 @@
                 <w:noProof/>
                 <w:webHidden/>
               </w:rPr>
-              <w:instrText xml:space="preserve"> PAGEREF _Toc218266064 \h </w:instrText>
+              <w:instrText xml:space="preserve"> PAGEREF _Toc218461121 \h </w:instrText>
             </w:r>
             <w:r>
               <w:rPr>
@@ -1505,7 +1505,7 @@
               <w14:ligatures w14:val="standardContextual"/>
             </w:rPr>
           </w:pPr>
-          <w:hyperlink w:anchor="_Toc218266065" w:history="1">
+          <w:hyperlink w:anchor="_Toc218461122" w:history="1">
             <w:r>
               <w:rPr>
                 <w:rStyle w:val="Hyperlink"/>
@@ -1552,7 +1552,7 @@
                 <w:noProof/>
                 <w:webHidden/>
               </w:rPr>
-              <w:instrText xml:space="preserve"> PAGEREF _Toc218266065 \h </w:instrText>
+              <w:instrText xml:space="preserve"> PAGEREF _Toc218461122 \h </w:instrText>
             </w:r>
             <w:r>
               <w:rPr>
@@ -1601,7 +1601,7 @@
               <w14:ligatures w14:val="standardContextual"/>
             </w:rPr>
           </w:pPr>
-          <w:hyperlink w:anchor="_Toc218266066" w:history="1">
+          <w:hyperlink w:anchor="_Toc218461123" w:history="1">
             <w:r>
               <w:rPr>
                 <w:rStyle w:val="Hyperlink"/>
@@ -1648,7 +1648,7 @@
                 <w:noProof/>
                 <w:webHidden/>
               </w:rPr>
-              <w:instrText xml:space="preserve"> PAGEREF _Toc218266066 \h </w:instrText>
+              <w:instrText xml:space="preserve"> PAGEREF _Toc218461123 \h </w:instrText>
             </w:r>
             <w:r>
               <w:rPr>
@@ -1698,7 +1698,7 @@
               <w14:ligatures w14:val="standardContextual"/>
             </w:rPr>
           </w:pPr>
-          <w:hyperlink w:anchor="_Toc218266067" w:history="1">
+          <w:hyperlink w:anchor="_Toc218461124" w:history="1">
             <w:r>
               <w:rPr>
                 <w:rStyle w:val="Hyperlink"/>
@@ -1747,7 +1747,7 @@
                 <w:noProof/>
                 <w:webHidden/>
               </w:rPr>
-              <w:instrText xml:space="preserve"> PAGEREF _Toc218266067 \h </w:instrText>
+              <w:instrText xml:space="preserve"> PAGEREF _Toc218461124 \h </w:instrText>
             </w:r>
             <w:r>
               <w:rPr>
@@ -1796,7 +1796,7 @@
               <w14:ligatures w14:val="standardContextual"/>
             </w:rPr>
           </w:pPr>
-          <w:hyperlink w:anchor="_Toc218266068" w:history="1">
+          <w:hyperlink w:anchor="_Toc218461125" w:history="1">
             <w:r>
               <w:rPr>
                 <w:rStyle w:val="Hyperlink"/>
@@ -1843,7 +1843,7 @@
                 <w:noProof/>
                 <w:webHidden/>
               </w:rPr>
-              <w:instrText xml:space="preserve"> PAGEREF _Toc218266068 \h </w:instrText>
+              <w:instrText xml:space="preserve"> PAGEREF _Toc218461125 \h </w:instrText>
             </w:r>
             <w:r>
               <w:rPr>
@@ -1892,7 +1892,7 @@
               <w14:ligatures w14:val="standardContextual"/>
             </w:rPr>
           </w:pPr>
-          <w:hyperlink w:anchor="_Toc218266069" w:history="1">
+          <w:hyperlink w:anchor="_Toc218461126" w:history="1">
             <w:r>
               <w:rPr>
                 <w:rStyle w:val="Hyperlink"/>
@@ -1939,7 +1939,7 @@
                 <w:noProof/>
                 <w:webHidden/>
               </w:rPr>
-              <w:instrText xml:space="preserve"> PAGEREF _Toc218266069 \h </w:instrText>
+              <w:instrText xml:space="preserve"> PAGEREF _Toc218461126 \h </w:instrText>
             </w:r>
             <w:r>
               <w:rPr>
@@ -1960,6 +1960,976 @@
                 <w:webHidden/>
               </w:rPr>
               <w:t>7</w:t>
+            </w:r>
+            <w:r>
+              <w:rPr>
+                <w:noProof/>
+                <w:webHidden/>
+              </w:rPr>
+              <w:fldChar w:fldCharType="end"/>
+            </w:r>
+          </w:hyperlink>
+        </w:p>
+        <w:p>
+          <w:pPr>
+            <w:pStyle w:val="TOC3"/>
+            <w:tabs>
+              <w:tab w:val="right" w:leader="underscore" w:pos="9016"/>
+            </w:tabs>
+            <w:rPr>
+              <w:rFonts w:asciiTheme="minorHAnsi" w:eastAsiaTheme="minorEastAsia" w:hAnsiTheme="minorHAnsi" w:cstheme="minorBidi"/>
+              <w:i w:val="0"/>
+              <w:iCs w:val="0"/>
+              <w:noProof/>
+              <w:color w:val="auto"/>
+              <w:kern w:val="2"/>
+              <w:sz w:val="24"/>
+              <w:szCs w:val="24"/>
+              <w14:ligatures w14:val="standardContextual"/>
+            </w:rPr>
+          </w:pPr>
+          <w:hyperlink w:anchor="_Toc218461127" w:history="1">
+            <w:r>
+              <w:rPr>
+                <w:rStyle w:val="Hyperlink"/>
+                <w:noProof/>
+              </w:rPr>
+              <w:t>1.</w:t>
+            </w:r>
+            <w:r>
+              <w:rPr>
+                <w:rFonts w:asciiTheme="minorHAnsi" w:eastAsiaTheme="minorEastAsia" w:hAnsiTheme="minorHAnsi" w:cstheme="minorBidi"/>
+                <w:i w:val="0"/>
+                <w:iCs w:val="0"/>
+                <w:noProof/>
+                <w:color w:val="auto"/>
+                <w:kern w:val="2"/>
+                <w:sz w:val="24"/>
+                <w:szCs w:val="24"/>
+                <w14:ligatures w14:val="standardContextual"/>
+              </w:rPr>
+              <w:tab/>
+            </w:r>
+            <w:r>
+              <w:rPr>
+                <w:rStyle w:val="Hyperlink"/>
+                <w:noProof/>
+              </w:rPr>
+              <w:t>FortiGate Successful Login (169 Incidents)</w:t>
+            </w:r>
+            <w:r>
+              <w:rPr>
+                <w:noProof/>
+                <w:webHidden/>
+              </w:rPr>
+              <w:tab/>
+            </w:r>
+            <w:r>
+              <w:rPr>
+                <w:noProof/>
+                <w:webHidden/>
+              </w:rPr>
+              <w:fldChar w:fldCharType="begin"/>
+            </w:r>
+            <w:r>
+              <w:rPr>
+                <w:noProof/>
+                <w:webHidden/>
+              </w:rPr>
+              <w:instrText xml:space="preserve"> PAGEREF _Toc218461127 \h </w:instrText>
+            </w:r>
+            <w:r>
+              <w:rPr>
+                <w:noProof/>
+                <w:webHidden/>
+              </w:rPr>
+            </w:r>
+            <w:r>
+              <w:rPr>
+                <w:noProof/>
+                <w:webHidden/>
+              </w:rPr>
+              <w:fldChar w:fldCharType="separate"/>
+            </w:r>
+            <w:r>
+              <w:rPr>
+                <w:noProof/>
+                <w:webHidden/>
+              </w:rPr>
+              <w:t>7</w:t>
+            </w:r>
+            <w:r>
+              <w:rPr>
+                <w:noProof/>
+                <w:webHidden/>
+              </w:rPr>
+              <w:fldChar w:fldCharType="end"/>
+            </w:r>
+          </w:hyperlink>
+        </w:p>
+        <w:p>
+          <w:pPr>
+            <w:pStyle w:val="TOC3"/>
+            <w:tabs>
+              <w:tab w:val="right" w:leader="underscore" w:pos="9016"/>
+            </w:tabs>
+            <w:rPr>
+              <w:rFonts w:asciiTheme="minorHAnsi" w:eastAsiaTheme="minorEastAsia" w:hAnsiTheme="minorHAnsi" w:cstheme="minorBidi"/>
+              <w:i w:val="0"/>
+              <w:iCs w:val="0"/>
+              <w:noProof/>
+              <w:color w:val="auto"/>
+              <w:kern w:val="2"/>
+              <w:sz w:val="24"/>
+              <w:szCs w:val="24"/>
+              <w14:ligatures w14:val="standardContextual"/>
+            </w:rPr>
+          </w:pPr>
+          <w:hyperlink w:anchor="_Toc218461128" w:history="1">
+            <w:r>
+              <w:rPr>
+                <w:rStyle w:val="Hyperlink"/>
+                <w:noProof/>
+              </w:rPr>
+              <w:t>2.</w:t>
+            </w:r>
+            <w:r>
+              <w:rPr>
+                <w:rFonts w:asciiTheme="minorHAnsi" w:eastAsiaTheme="minorEastAsia" w:hAnsiTheme="minorHAnsi" w:cstheme="minorBidi"/>
+                <w:i w:val="0"/>
+                <w:iCs w:val="0"/>
+                <w:noProof/>
+                <w:color w:val="auto"/>
+                <w:kern w:val="2"/>
+                <w:sz w:val="24"/>
+                <w:szCs w:val="24"/>
+                <w14:ligatures w14:val="standardContextual"/>
+              </w:rPr>
+              <w:tab/>
+            </w:r>
+            <w:r>
+              <w:rPr>
+                <w:rStyle w:val="Hyperlink"/>
+                <w:noProof/>
+              </w:rPr>
+              <w:t>Admin Account Logon Failure (132 Incidents)</w:t>
+            </w:r>
+            <w:r>
+              <w:rPr>
+                <w:noProof/>
+                <w:webHidden/>
+              </w:rPr>
+              <w:tab/>
+            </w:r>
+            <w:r>
+              <w:rPr>
+                <w:noProof/>
+                <w:webHidden/>
+              </w:rPr>
+              <w:fldChar w:fldCharType="begin"/>
+            </w:r>
+            <w:r>
+              <w:rPr>
+                <w:noProof/>
+                <w:webHidden/>
+              </w:rPr>
+              <w:instrText xml:space="preserve"> PAGEREF _Toc218461128 \h </w:instrText>
+            </w:r>
+            <w:r>
+              <w:rPr>
+                <w:noProof/>
+                <w:webHidden/>
+              </w:rPr>
+            </w:r>
+            <w:r>
+              <w:rPr>
+                <w:noProof/>
+                <w:webHidden/>
+              </w:rPr>
+              <w:fldChar w:fldCharType="separate"/>
+            </w:r>
+            <w:r>
+              <w:rPr>
+                <w:noProof/>
+                <w:webHidden/>
+              </w:rPr>
+              <w:t>7</w:t>
+            </w:r>
+            <w:r>
+              <w:rPr>
+                <w:noProof/>
+                <w:webHidden/>
+              </w:rPr>
+              <w:fldChar w:fldCharType="end"/>
+            </w:r>
+          </w:hyperlink>
+        </w:p>
+        <w:p>
+          <w:pPr>
+            <w:pStyle w:val="TOC3"/>
+            <w:tabs>
+              <w:tab w:val="right" w:leader="underscore" w:pos="9016"/>
+            </w:tabs>
+            <w:rPr>
+              <w:rFonts w:asciiTheme="minorHAnsi" w:eastAsiaTheme="minorEastAsia" w:hAnsiTheme="minorHAnsi" w:cstheme="minorBidi"/>
+              <w:i w:val="0"/>
+              <w:iCs w:val="0"/>
+              <w:noProof/>
+              <w:color w:val="auto"/>
+              <w:kern w:val="2"/>
+              <w:sz w:val="24"/>
+              <w:szCs w:val="24"/>
+              <w14:ligatures w14:val="standardContextual"/>
+            </w:rPr>
+          </w:pPr>
+          <w:hyperlink w:anchor="_Toc218461129" w:history="1">
+            <w:r>
+              <w:rPr>
+                <w:rStyle w:val="Hyperlink"/>
+                <w:noProof/>
+              </w:rPr>
+              <w:t>3.</w:t>
+            </w:r>
+            <w:r>
+              <w:rPr>
+                <w:rFonts w:asciiTheme="minorHAnsi" w:eastAsiaTheme="minorEastAsia" w:hAnsiTheme="minorHAnsi" w:cstheme="minorBidi"/>
+                <w:i w:val="0"/>
+                <w:iCs w:val="0"/>
+                <w:noProof/>
+                <w:color w:val="auto"/>
+                <w:kern w:val="2"/>
+                <w:sz w:val="24"/>
+                <w:szCs w:val="24"/>
+                <w14:ligatures w14:val="standardContextual"/>
+              </w:rPr>
+              <w:tab/>
+            </w:r>
+            <w:r>
+              <w:rPr>
+                <w:rStyle w:val="Hyperlink"/>
+                <w:noProof/>
+              </w:rPr>
+              <w:t>Authentication Attempt-Default Account (72 Incidents)</w:t>
+            </w:r>
+            <w:r>
+              <w:rPr>
+                <w:noProof/>
+                <w:webHidden/>
+              </w:rPr>
+              <w:tab/>
+            </w:r>
+            <w:r>
+              <w:rPr>
+                <w:noProof/>
+                <w:webHidden/>
+              </w:rPr>
+              <w:fldChar w:fldCharType="begin"/>
+            </w:r>
+            <w:r>
+              <w:rPr>
+                <w:noProof/>
+                <w:webHidden/>
+              </w:rPr>
+              <w:instrText xml:space="preserve"> PAGEREF _Toc218461129 \h </w:instrText>
+            </w:r>
+            <w:r>
+              <w:rPr>
+                <w:noProof/>
+                <w:webHidden/>
+              </w:rPr>
+            </w:r>
+            <w:r>
+              <w:rPr>
+                <w:noProof/>
+                <w:webHidden/>
+              </w:rPr>
+              <w:fldChar w:fldCharType="separate"/>
+            </w:r>
+            <w:r>
+              <w:rPr>
+                <w:noProof/>
+                <w:webHidden/>
+              </w:rPr>
+              <w:t>7</w:t>
+            </w:r>
+            <w:r>
+              <w:rPr>
+                <w:noProof/>
+                <w:webHidden/>
+              </w:rPr>
+              <w:fldChar w:fldCharType="end"/>
+            </w:r>
+          </w:hyperlink>
+        </w:p>
+        <w:p>
+          <w:pPr>
+            <w:pStyle w:val="TOC3"/>
+            <w:tabs>
+              <w:tab w:val="right" w:leader="underscore" w:pos="9016"/>
+            </w:tabs>
+            <w:rPr>
+              <w:rFonts w:asciiTheme="minorHAnsi" w:eastAsiaTheme="minorEastAsia" w:hAnsiTheme="minorHAnsi" w:cstheme="minorBidi"/>
+              <w:i w:val="0"/>
+              <w:iCs w:val="0"/>
+              <w:noProof/>
+              <w:color w:val="auto"/>
+              <w:kern w:val="2"/>
+              <w:sz w:val="24"/>
+              <w:szCs w:val="24"/>
+              <w14:ligatures w14:val="standardContextual"/>
+            </w:rPr>
+          </w:pPr>
+          <w:hyperlink w:anchor="_Toc218461130" w:history="1">
+            <w:r>
+              <w:rPr>
+                <w:rStyle w:val="Hyperlink"/>
+                <w:noProof/>
+              </w:rPr>
+              <w:t>4.</w:t>
+            </w:r>
+            <w:r>
+              <w:rPr>
+                <w:rFonts w:asciiTheme="minorHAnsi" w:eastAsiaTheme="minorEastAsia" w:hAnsiTheme="minorHAnsi" w:cstheme="minorBidi"/>
+                <w:i w:val="0"/>
+                <w:iCs w:val="0"/>
+                <w:noProof/>
+                <w:color w:val="auto"/>
+                <w:kern w:val="2"/>
+                <w:sz w:val="24"/>
+                <w:szCs w:val="24"/>
+                <w14:ligatures w14:val="standardContextual"/>
+              </w:rPr>
+              <w:tab/>
+            </w:r>
+            <w:r>
+              <w:rPr>
+                <w:rStyle w:val="Hyperlink"/>
+                <w:noProof/>
+              </w:rPr>
+              <w:t>User Account Modified (70 Incidents)</w:t>
+            </w:r>
+            <w:r>
+              <w:rPr>
+                <w:noProof/>
+                <w:webHidden/>
+              </w:rPr>
+              <w:tab/>
+            </w:r>
+            <w:r>
+              <w:rPr>
+                <w:noProof/>
+                <w:webHidden/>
+              </w:rPr>
+              <w:fldChar w:fldCharType="begin"/>
+            </w:r>
+            <w:r>
+              <w:rPr>
+                <w:noProof/>
+                <w:webHidden/>
+              </w:rPr>
+              <w:instrText xml:space="preserve"> PAGEREF _Toc218461130 \h </w:instrText>
+            </w:r>
+            <w:r>
+              <w:rPr>
+                <w:noProof/>
+                <w:webHidden/>
+              </w:rPr>
+            </w:r>
+            <w:r>
+              <w:rPr>
+                <w:noProof/>
+                <w:webHidden/>
+              </w:rPr>
+              <w:fldChar w:fldCharType="separate"/>
+            </w:r>
+            <w:r>
+              <w:rPr>
+                <w:noProof/>
+                <w:webHidden/>
+              </w:rPr>
+              <w:t>7</w:t>
+            </w:r>
+            <w:r>
+              <w:rPr>
+                <w:noProof/>
+                <w:webHidden/>
+              </w:rPr>
+              <w:fldChar w:fldCharType="end"/>
+            </w:r>
+          </w:hyperlink>
+        </w:p>
+        <w:p>
+          <w:pPr>
+            <w:pStyle w:val="TOC3"/>
+            <w:tabs>
+              <w:tab w:val="right" w:leader="underscore" w:pos="9016"/>
+            </w:tabs>
+            <w:rPr>
+              <w:rFonts w:asciiTheme="minorHAnsi" w:eastAsiaTheme="minorEastAsia" w:hAnsiTheme="minorHAnsi" w:cstheme="minorBidi"/>
+              <w:i w:val="0"/>
+              <w:iCs w:val="0"/>
+              <w:noProof/>
+              <w:color w:val="auto"/>
+              <w:kern w:val="2"/>
+              <w:sz w:val="24"/>
+              <w:szCs w:val="24"/>
+              <w14:ligatures w14:val="standardContextual"/>
+            </w:rPr>
+          </w:pPr>
+          <w:hyperlink w:anchor="_Toc218461131" w:history="1">
+            <w:r>
+              <w:rPr>
+                <w:rStyle w:val="Hyperlink"/>
+                <w:noProof/>
+              </w:rPr>
+              <w:t>5.</w:t>
+            </w:r>
+            <w:r>
+              <w:rPr>
+                <w:rFonts w:asciiTheme="minorHAnsi" w:eastAsiaTheme="minorEastAsia" w:hAnsiTheme="minorHAnsi" w:cstheme="minorBidi"/>
+                <w:i w:val="0"/>
+                <w:iCs w:val="0"/>
+                <w:noProof/>
+                <w:color w:val="auto"/>
+                <w:kern w:val="2"/>
+                <w:sz w:val="24"/>
+                <w:szCs w:val="24"/>
+                <w14:ligatures w14:val="standardContextual"/>
+              </w:rPr>
+              <w:tab/>
+            </w:r>
+            <w:r>
+              <w:rPr>
+                <w:rStyle w:val="Hyperlink"/>
+                <w:noProof/>
+              </w:rPr>
+              <w:t>FortiGate Logon Failure (57 Incidents)</w:t>
+            </w:r>
+            <w:r>
+              <w:rPr>
+                <w:noProof/>
+                <w:webHidden/>
+              </w:rPr>
+              <w:tab/>
+            </w:r>
+            <w:r>
+              <w:rPr>
+                <w:noProof/>
+                <w:webHidden/>
+              </w:rPr>
+              <w:fldChar w:fldCharType="begin"/>
+            </w:r>
+            <w:r>
+              <w:rPr>
+                <w:noProof/>
+                <w:webHidden/>
+              </w:rPr>
+              <w:instrText xml:space="preserve"> PAGEREF _Toc218461131 \h </w:instrText>
+            </w:r>
+            <w:r>
+              <w:rPr>
+                <w:noProof/>
+                <w:webHidden/>
+              </w:rPr>
+            </w:r>
+            <w:r>
+              <w:rPr>
+                <w:noProof/>
+                <w:webHidden/>
+              </w:rPr>
+              <w:fldChar w:fldCharType="separate"/>
+            </w:r>
+            <w:r>
+              <w:rPr>
+                <w:noProof/>
+                <w:webHidden/>
+              </w:rPr>
+              <w:t>8</w:t>
+            </w:r>
+            <w:r>
+              <w:rPr>
+                <w:noProof/>
+                <w:webHidden/>
+              </w:rPr>
+              <w:fldChar w:fldCharType="end"/>
+            </w:r>
+          </w:hyperlink>
+        </w:p>
+        <w:p>
+          <w:pPr>
+            <w:pStyle w:val="TOC3"/>
+            <w:tabs>
+              <w:tab w:val="right" w:leader="underscore" w:pos="9016"/>
+            </w:tabs>
+            <w:rPr>
+              <w:rFonts w:asciiTheme="minorHAnsi" w:eastAsiaTheme="minorEastAsia" w:hAnsiTheme="minorHAnsi" w:cstheme="minorBidi"/>
+              <w:i w:val="0"/>
+              <w:iCs w:val="0"/>
+              <w:noProof/>
+              <w:color w:val="auto"/>
+              <w:kern w:val="2"/>
+              <w:sz w:val="24"/>
+              <w:szCs w:val="24"/>
+              <w14:ligatures w14:val="standardContextual"/>
+            </w:rPr>
+          </w:pPr>
+          <w:hyperlink w:anchor="_Toc218461132" w:history="1">
+            <w:r>
+              <w:rPr>
+                <w:rStyle w:val="Hyperlink"/>
+                <w:noProof/>
+              </w:rPr>
+              <w:t>6.</w:t>
+            </w:r>
+            <w:r>
+              <w:rPr>
+                <w:rFonts w:asciiTheme="minorHAnsi" w:eastAsiaTheme="minorEastAsia" w:hAnsiTheme="minorHAnsi" w:cstheme="minorBidi"/>
+                <w:i w:val="0"/>
+                <w:iCs w:val="0"/>
+                <w:noProof/>
+                <w:color w:val="auto"/>
+                <w:kern w:val="2"/>
+                <w:sz w:val="24"/>
+                <w:szCs w:val="24"/>
+                <w14:ligatures w14:val="standardContextual"/>
+              </w:rPr>
+              <w:tab/>
+            </w:r>
+            <w:r>
+              <w:rPr>
+                <w:rStyle w:val="Hyperlink"/>
+                <w:noProof/>
+              </w:rPr>
+              <w:t>FortiGate UTM Alerts (48 Incidents)</w:t>
+            </w:r>
+            <w:r>
+              <w:rPr>
+                <w:noProof/>
+                <w:webHidden/>
+              </w:rPr>
+              <w:tab/>
+            </w:r>
+            <w:r>
+              <w:rPr>
+                <w:noProof/>
+                <w:webHidden/>
+              </w:rPr>
+              <w:fldChar w:fldCharType="begin"/>
+            </w:r>
+            <w:r>
+              <w:rPr>
+                <w:noProof/>
+                <w:webHidden/>
+              </w:rPr>
+              <w:instrText xml:space="preserve"> PAGEREF _Toc218461132 \h </w:instrText>
+            </w:r>
+            <w:r>
+              <w:rPr>
+                <w:noProof/>
+                <w:webHidden/>
+              </w:rPr>
+            </w:r>
+            <w:r>
+              <w:rPr>
+                <w:noProof/>
+                <w:webHidden/>
+              </w:rPr>
+              <w:fldChar w:fldCharType="separate"/>
+            </w:r>
+            <w:r>
+              <w:rPr>
+                <w:noProof/>
+                <w:webHidden/>
+              </w:rPr>
+              <w:t>8</w:t>
+            </w:r>
+            <w:r>
+              <w:rPr>
+                <w:noProof/>
+                <w:webHidden/>
+              </w:rPr>
+              <w:fldChar w:fldCharType="end"/>
+            </w:r>
+          </w:hyperlink>
+        </w:p>
+        <w:p>
+          <w:pPr>
+            <w:pStyle w:val="TOC3"/>
+            <w:tabs>
+              <w:tab w:val="right" w:leader="underscore" w:pos="9016"/>
+            </w:tabs>
+            <w:rPr>
+              <w:rFonts w:asciiTheme="minorHAnsi" w:eastAsiaTheme="minorEastAsia" w:hAnsiTheme="minorHAnsi" w:cstheme="minorBidi"/>
+              <w:i w:val="0"/>
+              <w:iCs w:val="0"/>
+              <w:noProof/>
+              <w:color w:val="auto"/>
+              <w:kern w:val="2"/>
+              <w:sz w:val="24"/>
+              <w:szCs w:val="24"/>
+              <w14:ligatures w14:val="standardContextual"/>
+            </w:rPr>
+          </w:pPr>
+          <w:hyperlink w:anchor="_Toc218461133" w:history="1">
+            <w:r>
+              <w:rPr>
+                <w:rStyle w:val="Hyperlink"/>
+                <w:noProof/>
+              </w:rPr>
+              <w:t>7.</w:t>
+            </w:r>
+            <w:r>
+              <w:rPr>
+                <w:rFonts w:asciiTheme="minorHAnsi" w:eastAsiaTheme="minorEastAsia" w:hAnsiTheme="minorHAnsi" w:cstheme="minorBidi"/>
+                <w:i w:val="0"/>
+                <w:iCs w:val="0"/>
+                <w:noProof/>
+                <w:color w:val="auto"/>
+                <w:kern w:val="2"/>
+                <w:sz w:val="24"/>
+                <w:szCs w:val="24"/>
+                <w14:ligatures w14:val="standardContextual"/>
+              </w:rPr>
+              <w:tab/>
+            </w:r>
+            <w:r>
+              <w:rPr>
+                <w:rStyle w:val="Hyperlink"/>
+                <w:noProof/>
+              </w:rPr>
+              <w:t>Incidents Summary Alert (45 Incidents)</w:t>
+            </w:r>
+            <w:r>
+              <w:rPr>
+                <w:noProof/>
+                <w:webHidden/>
+              </w:rPr>
+              <w:tab/>
+            </w:r>
+            <w:r>
+              <w:rPr>
+                <w:noProof/>
+                <w:webHidden/>
+              </w:rPr>
+              <w:fldChar w:fldCharType="begin"/>
+            </w:r>
+            <w:r>
+              <w:rPr>
+                <w:noProof/>
+                <w:webHidden/>
+              </w:rPr>
+              <w:instrText xml:space="preserve"> PAGEREF _Toc218461133 \h </w:instrText>
+            </w:r>
+            <w:r>
+              <w:rPr>
+                <w:noProof/>
+                <w:webHidden/>
+              </w:rPr>
+            </w:r>
+            <w:r>
+              <w:rPr>
+                <w:noProof/>
+                <w:webHidden/>
+              </w:rPr>
+              <w:fldChar w:fldCharType="separate"/>
+            </w:r>
+            <w:r>
+              <w:rPr>
+                <w:noProof/>
+                <w:webHidden/>
+              </w:rPr>
+              <w:t>8</w:t>
+            </w:r>
+            <w:r>
+              <w:rPr>
+                <w:noProof/>
+                <w:webHidden/>
+              </w:rPr>
+              <w:fldChar w:fldCharType="end"/>
+            </w:r>
+          </w:hyperlink>
+        </w:p>
+        <w:p>
+          <w:pPr>
+            <w:pStyle w:val="TOC3"/>
+            <w:tabs>
+              <w:tab w:val="right" w:leader="underscore" w:pos="9016"/>
+            </w:tabs>
+            <w:rPr>
+              <w:rFonts w:asciiTheme="minorHAnsi" w:eastAsiaTheme="minorEastAsia" w:hAnsiTheme="minorHAnsi" w:cstheme="minorBidi"/>
+              <w:i w:val="0"/>
+              <w:iCs w:val="0"/>
+              <w:noProof/>
+              <w:color w:val="auto"/>
+              <w:kern w:val="2"/>
+              <w:sz w:val="24"/>
+              <w:szCs w:val="24"/>
+              <w14:ligatures w14:val="standardContextual"/>
+            </w:rPr>
+          </w:pPr>
+          <w:hyperlink w:anchor="_Toc218461134" w:history="1">
+            <w:r>
+              <w:rPr>
+                <w:rStyle w:val="Hyperlink"/>
+                <w:noProof/>
+              </w:rPr>
+              <w:t>8.</w:t>
+            </w:r>
+            <w:r>
+              <w:rPr>
+                <w:rFonts w:asciiTheme="minorHAnsi" w:eastAsiaTheme="minorEastAsia" w:hAnsiTheme="minorHAnsi" w:cstheme="minorBidi"/>
+                <w:i w:val="0"/>
+                <w:iCs w:val="0"/>
+                <w:noProof/>
+                <w:color w:val="auto"/>
+                <w:kern w:val="2"/>
+                <w:sz w:val="24"/>
+                <w:szCs w:val="24"/>
+                <w14:ligatures w14:val="standardContextual"/>
+              </w:rPr>
+              <w:tab/>
+            </w:r>
+            <w:r>
+              <w:rPr>
+                <w:rStyle w:val="Hyperlink"/>
+                <w:noProof/>
+              </w:rPr>
+              <w:t>rm_margaret.moola FortiClient VPN Connected (31 Incidents)</w:t>
+            </w:r>
+            <w:r>
+              <w:rPr>
+                <w:noProof/>
+                <w:webHidden/>
+              </w:rPr>
+              <w:tab/>
+            </w:r>
+            <w:r>
+              <w:rPr>
+                <w:noProof/>
+                <w:webHidden/>
+              </w:rPr>
+              <w:fldChar w:fldCharType="begin"/>
+            </w:r>
+            <w:r>
+              <w:rPr>
+                <w:noProof/>
+                <w:webHidden/>
+              </w:rPr>
+              <w:instrText xml:space="preserve"> PAGEREF _Toc218461134 \h </w:instrText>
+            </w:r>
+            <w:r>
+              <w:rPr>
+                <w:noProof/>
+                <w:webHidden/>
+              </w:rPr>
+            </w:r>
+            <w:r>
+              <w:rPr>
+                <w:noProof/>
+                <w:webHidden/>
+              </w:rPr>
+              <w:fldChar w:fldCharType="separate"/>
+            </w:r>
+            <w:r>
+              <w:rPr>
+                <w:noProof/>
+                <w:webHidden/>
+              </w:rPr>
+              <w:t>8</w:t>
+            </w:r>
+            <w:r>
+              <w:rPr>
+                <w:noProof/>
+                <w:webHidden/>
+              </w:rPr>
+              <w:fldChar w:fldCharType="end"/>
+            </w:r>
+          </w:hyperlink>
+        </w:p>
+        <w:p>
+          <w:pPr>
+            <w:pStyle w:val="TOC3"/>
+            <w:tabs>
+              <w:tab w:val="right" w:leader="underscore" w:pos="9016"/>
+            </w:tabs>
+            <w:rPr>
+              <w:rFonts w:asciiTheme="minorHAnsi" w:eastAsiaTheme="minorEastAsia" w:hAnsiTheme="minorHAnsi" w:cstheme="minorBidi"/>
+              <w:i w:val="0"/>
+              <w:iCs w:val="0"/>
+              <w:noProof/>
+              <w:color w:val="auto"/>
+              <w:kern w:val="2"/>
+              <w:sz w:val="24"/>
+              <w:szCs w:val="24"/>
+              <w14:ligatures w14:val="standardContextual"/>
+            </w:rPr>
+          </w:pPr>
+          <w:hyperlink w:anchor="_Toc218461135" w:history="1">
+            <w:r>
+              <w:rPr>
+                <w:rStyle w:val="Hyperlink"/>
+                <w:noProof/>
+              </w:rPr>
+              <w:t>9.</w:t>
+            </w:r>
+            <w:r>
+              <w:rPr>
+                <w:rFonts w:asciiTheme="minorHAnsi" w:eastAsiaTheme="minorEastAsia" w:hAnsiTheme="minorHAnsi" w:cstheme="minorBidi"/>
+                <w:i w:val="0"/>
+                <w:iCs w:val="0"/>
+                <w:noProof/>
+                <w:color w:val="auto"/>
+                <w:kern w:val="2"/>
+                <w:sz w:val="24"/>
+                <w:szCs w:val="24"/>
+                <w14:ligatures w14:val="standardContextual"/>
+              </w:rPr>
+              <w:tab/>
+            </w:r>
+            <w:r>
+              <w:rPr>
+                <w:rStyle w:val="Hyperlink"/>
+                <w:noProof/>
+              </w:rPr>
+              <w:t>rm_margaret.moola FortiClient VPN Connected outside of Business Hours (30 Incidents)</w:t>
+            </w:r>
+            <w:r>
+              <w:rPr>
+                <w:noProof/>
+                <w:webHidden/>
+              </w:rPr>
+              <w:tab/>
+            </w:r>
+            <w:r>
+              <w:rPr>
+                <w:noProof/>
+                <w:webHidden/>
+              </w:rPr>
+              <w:fldChar w:fldCharType="begin"/>
+            </w:r>
+            <w:r>
+              <w:rPr>
+                <w:noProof/>
+                <w:webHidden/>
+              </w:rPr>
+              <w:instrText xml:space="preserve"> PAGEREF _Toc218461135 \h </w:instrText>
+            </w:r>
+            <w:r>
+              <w:rPr>
+                <w:noProof/>
+                <w:webHidden/>
+              </w:rPr>
+            </w:r>
+            <w:r>
+              <w:rPr>
+                <w:noProof/>
+                <w:webHidden/>
+              </w:rPr>
+              <w:fldChar w:fldCharType="separate"/>
+            </w:r>
+            <w:r>
+              <w:rPr>
+                <w:noProof/>
+                <w:webHidden/>
+              </w:rPr>
+              <w:t>8</w:t>
+            </w:r>
+            <w:r>
+              <w:rPr>
+                <w:noProof/>
+                <w:webHidden/>
+              </w:rPr>
+              <w:fldChar w:fldCharType="end"/>
+            </w:r>
+          </w:hyperlink>
+        </w:p>
+        <w:p>
+          <w:pPr>
+            <w:pStyle w:val="TOC3"/>
+            <w:tabs>
+              <w:tab w:val="right" w:leader="underscore" w:pos="9016"/>
+            </w:tabs>
+            <w:rPr>
+              <w:rFonts w:asciiTheme="minorHAnsi" w:eastAsiaTheme="minorEastAsia" w:hAnsiTheme="minorHAnsi" w:cstheme="minorBidi"/>
+              <w:i w:val="0"/>
+              <w:iCs w:val="0"/>
+              <w:noProof/>
+              <w:color w:val="auto"/>
+              <w:kern w:val="2"/>
+              <w:sz w:val="24"/>
+              <w:szCs w:val="24"/>
+              <w14:ligatures w14:val="standardContextual"/>
+            </w:rPr>
+          </w:pPr>
+          <w:hyperlink w:anchor="_Toc218461136" w:history="1">
+            <w:r>
+              <w:rPr>
+                <w:rStyle w:val="Hyperlink"/>
+                <w:noProof/>
+              </w:rPr>
+              <w:t>10.</w:t>
+            </w:r>
+            <w:r>
+              <w:rPr>
+                <w:rFonts w:asciiTheme="minorHAnsi" w:eastAsiaTheme="minorEastAsia" w:hAnsiTheme="minorHAnsi" w:cstheme="minorBidi"/>
+                <w:i w:val="0"/>
+                <w:iCs w:val="0"/>
+                <w:noProof/>
+                <w:color w:val="auto"/>
+                <w:kern w:val="2"/>
+                <w:sz w:val="24"/>
+                <w:szCs w:val="24"/>
+                <w14:ligatures w14:val="standardContextual"/>
+              </w:rPr>
+              <w:tab/>
+            </w:r>
+            <w:r>
+              <w:rPr>
+                <w:rStyle w:val="Hyperlink"/>
+                <w:noProof/>
+              </w:rPr>
+              <w:t>User Added to Critical Group (26 Incidents)</w:t>
+            </w:r>
+            <w:r>
+              <w:rPr>
+                <w:noProof/>
+                <w:webHidden/>
+              </w:rPr>
+              <w:tab/>
+            </w:r>
+            <w:r>
+              <w:rPr>
+                <w:noProof/>
+                <w:webHidden/>
+              </w:rPr>
+              <w:fldChar w:fldCharType="begin"/>
+            </w:r>
+            <w:r>
+              <w:rPr>
+                <w:noProof/>
+                <w:webHidden/>
+              </w:rPr>
+              <w:instrText xml:space="preserve"> PAGEREF _Toc218461136 \h </w:instrText>
+            </w:r>
+            <w:r>
+              <w:rPr>
+                <w:noProof/>
+                <w:webHidden/>
+              </w:rPr>
+            </w:r>
+            <w:r>
+              <w:rPr>
+                <w:noProof/>
+                <w:webHidden/>
+              </w:rPr>
+              <w:fldChar w:fldCharType="separate"/>
+            </w:r>
+            <w:r>
+              <w:rPr>
+                <w:noProof/>
+                <w:webHidden/>
+              </w:rPr>
+              <w:t>8</w:t>
             </w:r>
             <w:r>
               <w:rPr>
@@ -1988,7 +2958,7 @@
               <w14:ligatures w14:val="standardContextual"/>
             </w:rPr>
           </w:pPr>
-          <w:hyperlink w:anchor="_Toc218266080" w:history="1">
+          <w:hyperlink w:anchor="_Toc218461137" w:history="1">
             <w:r>
               <w:rPr>
                 <w:rStyle w:val="Hyperlink"/>
@@ -2035,7 +3005,104 @@
                 <w:noProof/>
                 <w:webHidden/>
               </w:rPr>
-              <w:instrText xml:space="preserve"> PAGEREF _Toc218266080 \h </w:instrText>
+              <w:instrText xml:space="preserve"> PAGEREF _Toc218461137 \h </w:instrText>
+            </w:r>
+            <w:r>
+              <w:rPr>
+                <w:noProof/>
+                <w:webHidden/>
+              </w:rPr>
+            </w:r>
+            <w:r>
+              <w:rPr>
+                <w:noProof/>
+                <w:webHidden/>
+              </w:rPr>
+              <w:fldChar w:fldCharType="separate"/>
+            </w:r>
+            <w:r>
+              <w:rPr>
+                <w:noProof/>
+                <w:webHidden/>
+              </w:rPr>
+              <w:t>9</w:t>
+            </w:r>
+            <w:r>
+              <w:rPr>
+                <w:noProof/>
+                <w:webHidden/>
+              </w:rPr>
+              <w:fldChar w:fldCharType="end"/>
+            </w:r>
+          </w:hyperlink>
+        </w:p>
+        <w:p>
+          <w:pPr>
+            <w:pStyle w:val="TOC3"/>
+            <w:tabs>
+              <w:tab w:val="right" w:leader="underscore" w:pos="9016"/>
+            </w:tabs>
+            <w:rPr>
+              <w:rFonts w:asciiTheme="minorHAnsi" w:eastAsiaTheme="minorEastAsia" w:hAnsiTheme="minorHAnsi" w:cstheme="minorBidi"/>
+              <w:i w:val="0"/>
+              <w:iCs w:val="0"/>
+              <w:noProof/>
+              <w:color w:val="auto"/>
+              <w:kern w:val="2"/>
+              <w:sz w:val="24"/>
+              <w:szCs w:val="24"/>
+              <w14:ligatures w14:val="standardContextual"/>
+            </w:rPr>
+          </w:pPr>
+          <w:hyperlink w:anchor="_Toc218461138" w:history="1">
+            <w:r>
+              <w:rPr>
+                <w:rStyle w:val="Hyperlink"/>
+                <w:noProof/>
+              </w:rPr>
+              <w:t>1.</w:t>
+            </w:r>
+            <w:r>
+              <w:rPr>
+                <w:rFonts w:asciiTheme="minorHAnsi" w:eastAsiaTheme="minorEastAsia" w:hAnsiTheme="minorHAnsi" w:cstheme="minorBidi"/>
+                <w:i w:val="0"/>
+                <w:iCs w:val="0"/>
+                <w:noProof/>
+                <w:color w:val="auto"/>
+                <w:kern w:val="2"/>
+                <w:sz w:val="24"/>
+                <w:szCs w:val="24"/>
+                <w14:ligatures w14:val="standardContextual"/>
+              </w:rPr>
+              <w:tab/>
+            </w:r>
+            <w:r>
+              <w:rPr>
+                <w:rStyle w:val="Hyperlink"/>
+                <w:noProof/>
+              </w:rPr>
+              <w:t>Non Domain Controller Active Directory Replication (18 Incidents)</w:t>
+            </w:r>
+            <w:r>
+              <w:rPr>
+                <w:noProof/>
+                <w:webHidden/>
+              </w:rPr>
+              <w:tab/>
+            </w:r>
+            <w:r>
+              <w:rPr>
+                <w:noProof/>
+                <w:webHidden/>
+              </w:rPr>
+              <w:fldChar w:fldCharType="begin"/>
+            </w:r>
+            <w:r>
+              <w:rPr>
+                <w:noProof/>
+                <w:webHidden/>
+              </w:rPr>
+              <w:instrText xml:space="preserve"> PAGEREF _Toc218461138 \h </w:instrText>
             </w:r>
             <w:r>
               <w:rPr>
@@ -2085,7 +3152,7 @@
               <w14:ligatures w14:val="standardContextual"/>
             </w:rPr>
           </w:pPr>
-          <w:hyperlink w:anchor="_Toc218266081" w:history="1">
+          <w:hyperlink w:anchor="_Toc218461139" w:history="1">
             <w:r>
               <w:rPr>
                 <w:rStyle w:val="Hyperlink"/>
@@ -2134,7 +3201,7 @@
                 <w:noProof/>
                 <w:webHidden/>
               </w:rPr>
-              <w:instrText xml:space="preserve"> PAGEREF _Toc218266081 \h </w:instrText>
+              <w:instrText xml:space="preserve"> PAGEREF _Toc218461139 \h </w:instrText>
             </w:r>
             <w:r>
               <w:rPr>
@@ -2183,7 +3250,7 @@
               <w14:ligatures w14:val="standardContextual"/>
             </w:rPr>
           </w:pPr>
-          <w:hyperlink w:anchor="_Toc218266082" w:history="1">
+          <w:hyperlink w:anchor="_Toc218461140" w:history="1">
             <w:r>
               <w:rPr>
                 <w:rStyle w:val="Hyperlink"/>
@@ -2230,7 +3297,7 @@
                 <w:noProof/>
                 <w:webHidden/>
               </w:rPr>
-              <w:instrText xml:space="preserve"> PAGEREF _Toc218266082 \h </w:instrText>
+              <w:instrText xml:space="preserve"> PAGEREF _Toc218461140 \h </w:instrText>
             </w:r>
             <w:r>
               <w:rPr>
@@ -2250,7 +3317,7 @@
                 <w:noProof/>
                 <w:webHidden/>
               </w:rPr>
-              <w:t>10</w:t>
+              <w:t>9</w:t>
             </w:r>
             <w:r>
               <w:rPr>
@@ -2279,7 +3346,7 @@
               <w14:ligatures w14:val="standardContextual"/>
             </w:rPr>
           </w:pPr>
-          <w:hyperlink w:anchor="_Toc218266083" w:history="1">
+          <w:hyperlink w:anchor="_Toc218461141" w:history="1">
             <w:r>
               <w:rPr>
                 <w:rStyle w:val="Hyperlink"/>
@@ -2326,7 +3393,7 @@
                 <w:noProof/>
                 <w:webHidden/>
               </w:rPr>
-              <w:instrText xml:space="preserve"> PAGEREF _Toc218266083 \h </w:instrText>
+              <w:instrText xml:space="preserve"> PAGEREF _Toc218461141 \h </w:instrText>
             </w:r>
             <w:r>
               <w:rPr>
@@ -2375,7 +3442,7 @@
               <w14:ligatures w14:val="standardContextual"/>
             </w:rPr>
           </w:pPr>
-          <w:hyperlink w:anchor="_Toc218266084" w:history="1">
+          <w:hyperlink w:anchor="_Toc218461142" w:history="1">
             <w:r>
               <w:rPr>
                 <w:rStyle w:val="Hyperlink"/>
@@ -2422,7 +3489,127 @@
                 <w:noProof/>
                 <w:webHidden/>
               </w:rPr>
-              <w:instrText xml:space="preserve"> PAGEREF _Toc218266084 \h </w:instrText>
+              <w:instrText xml:space="preserve"> PAGEREF _Toc218461142 \h </w:instrText>
+            </w:r>
+            <w:r>
+              <w:rPr>
+                <w:noProof/>
+                <w:webHidden/>
+              </w:rPr>
+            </w:r>
+            <w:r>
+              <w:rPr>
+                <w:noProof/>
+                <w:webHidden/>
+              </w:rPr>
+              <w:fldChar w:fldCharType="separate"/>
+            </w:r>
+            <w:r>
+              <w:rPr>
+                <w:noProof/>
+                <w:webHidden/>
+              </w:rPr>
+              <w:t>11</w:t>
+            </w:r>
+            <w:r>
+              <w:rPr>
+                <w:noProof/>
+                <w:webHidden/>
+              </w:rPr>
+              <w:fldChar w:fldCharType="end"/>
+            </w:r>
+          </w:hyperlink>
+        </w:p>
+        <w:p>
+          <w:pPr>
+            <w:pStyle w:val="TOC3"/>
+            <w:tabs>
+              <w:tab w:val="left" w:pos="800"/>
+              <w:tab w:val="right" w:leader="underscore" w:pos="9016"/>
+            </w:tabs>
+            <w:rPr>
+              <w:rFonts w:asciiTheme="minorHAnsi" w:eastAsiaTheme="minorEastAsia" w:hAnsiTheme="minorHAnsi" w:cstheme="minorBidi"/>
+              <w:i w:val="0"/>
+              <w:iCs w:val="0"/>
+              <w:noProof/>
+              <w:color w:val="auto"/>
+              <w:kern w:val="2"/>
+              <w:sz w:val="24"/>
+              <w:szCs w:val="24"/>
+              <w14:ligatures w14:val="standardContextual"/>
+            </w:rPr>
+          </w:pPr>
+          <w:hyperlink w:anchor="_Toc218461143" w:history="1">
+            <w:r>
+              <w:rPr>
+                <w:rStyle w:val="Hyperlink"/>
+                <w:rFonts w:eastAsiaTheme="majorEastAsia" w:cstheme="majorBidi"/>
+                <w:noProof/>
+                <w:lang w:val="en-GB"/>
+              </w:rPr>
+              <w:t>4.4.</w:t>
+            </w:r>
+            <w:r>
+              <w:rPr>
+                <w:rFonts w:asciiTheme="minorHAnsi" w:eastAsiaTheme="minorEastAsia" w:hAnsiTheme="minorHAnsi" w:cstheme="minorBidi"/>
+                <w:i w:val="0"/>
+                <w:iCs w:val="0"/>
+                <w:noProof/>
+                <w:color w:val="auto"/>
+                <w:kern w:val="2"/>
+                <w:sz w:val="24"/>
+                <w:szCs w:val="24"/>
+                <w14:ligatures w14:val="standardContextual"/>
+              </w:rPr>
+              <w:tab/>
+            </w:r>
+            <w:r>
+              <w:rPr>
+                <w:rStyle w:val="Hyperlink"/>
+                <w:rFonts w:eastAsiaTheme="majorEastAsia" w:cstheme="majorBidi"/>
+                <w:noProof/>
+                <w:lang w:val="en-GB"/>
+              </w:rPr>
+              <w:t>Sector</w:t>
+            </w:r>
+            <w:r>
+              <w:rPr>
+                <w:rStyle w:val="Hyperlink"/>
+                <w:rFonts w:ascii="Cambria Math" w:eastAsiaTheme="majorEastAsia" w:hAnsi="Cambria Math" w:cs="Cambria Math"/>
+                <w:noProof/>
+                <w:lang w:val="en-GB"/>
+              </w:rPr>
+              <w:t>‑</w:t>
+            </w:r>
+            <w:r>
+              <w:rPr>
+                <w:rStyle w:val="Hyperlink"/>
+                <w:rFonts w:eastAsiaTheme="majorEastAsia" w:cstheme="majorBidi"/>
+                <w:noProof/>
+                <w:lang w:val="en-GB"/>
+              </w:rPr>
+              <w:t>Specific Implications</w:t>
+            </w:r>
+            <w:r>
+              <w:rPr>
+                <w:noProof/>
+                <w:webHidden/>
+              </w:rPr>
+              <w:tab/>
+            </w:r>
+            <w:r>
+              <w:rPr>
+                <w:noProof/>
+                <w:webHidden/>
+              </w:rPr>
+              <w:fldChar w:fldCharType="begin"/>
+            </w:r>
+            <w:r>
+              <w:rPr>
+                <w:noProof/>
+                <w:webHidden/>
+              </w:rPr>
+              <w:instrText xml:space="preserve"> PAGEREF _Toc218461143 \h </w:instrText>
             </w:r>
             <w:r>
               <w:rPr>
@@ -2472,7 +3659,7 @@
               <w14:ligatures w14:val="standardContextual"/>
             </w:rPr>
           </w:pPr>
-          <w:hyperlink w:anchor="_Toc218266085" w:history="1">
+          <w:hyperlink w:anchor="_Toc218461144" w:history="1">
             <w:r>
               <w:rPr>
                 <w:rStyle w:val="Hyperlink"/>
@@ -2521,7 +3708,7 @@
                 <w:noProof/>
                 <w:webHidden/>
               </w:rPr>
-              <w:instrText xml:space="preserve"> PAGEREF _Toc218266085 \h </w:instrText>
+              <w:instrText xml:space="preserve"> PAGEREF _Toc218461144 \h </w:instrText>
             </w:r>
             <w:r>
               <w:rPr>
@@ -2570,7 +3757,7 @@
               <w14:ligatures w14:val="standardContextual"/>
             </w:rPr>
           </w:pPr>
-          <w:hyperlink w:anchor="_Toc218266086" w:history="1">
+          <w:hyperlink w:anchor="_Toc218461145" w:history="1">
             <w:r>
               <w:rPr>
                 <w:rStyle w:val="Hyperlink"/>
@@ -2617,7 +3804,7 @@
                 <w:noProof/>
                 <w:webHidden/>
               </w:rPr>
-              <w:instrText xml:space="preserve"> PAGEREF _Toc218266086 \h </w:instrText>
+              <w:instrText xml:space="preserve"> PAGEREF _Toc218461145 \h </w:instrText>
             </w:r>
             <w:r>
               <w:rPr>
@@ -2637,7 +3824,7 @@
                 <w:noProof/>
                 <w:webHidden/>
               </w:rPr>
-              <w:t>13</w:t>
+              <w:t>12</w:t>
             </w:r>
             <w:r>
               <w:rPr>
@@ -2666,7 +3853,7 @@
               <w14:ligatures w14:val="standardContextual"/>
             </w:rPr>
           </w:pPr>
-          <w:hyperlink w:anchor="_Toc218266087" w:history="1">
+          <w:hyperlink w:anchor="_Toc218461146" w:history="1">
             <w:r>
               <w:rPr>
                 <w:rStyle w:val="Hyperlink"/>
@@ -2713,7 +3900,7 @@
                 <w:noProof/>
                 <w:webHidden/>
               </w:rPr>
-              <w:instrText xml:space="preserve"> PAGEREF _Toc218266087 \h </w:instrText>
+              <w:instrText xml:space="preserve"> PAGEREF _Toc218461146 \h </w:instrText>
             </w:r>
             <w:r>
               <w:rPr>
@@ -2760,7 +3947,7 @@
               <w14:ligatures w14:val="standardContextual"/>
             </w:rPr>
           </w:pPr>
-          <w:hyperlink w:anchor="_Toc218266088" w:history="1">
+          <w:hyperlink w:anchor="_Toc218461147" w:history="1">
             <w:r>
               <w:rPr>
                 <w:rStyle w:val="Hyperlink"/>
@@ -2787,7 +3974,7 @@
                 <w:noProof/>
                 <w:webHidden/>
               </w:rPr>
-              <w:instrText xml:space="preserve"> PAGEREF _Toc218266088 \h </w:instrText>
+              <w:instrText xml:space="preserve"> PAGEREF _Toc218461147 \h </w:instrText>
             </w:r>
             <w:r>
               <w:rPr>
@@ -2807,7 +3994,7 @@
                 <w:noProof/>
                 <w:webHidden/>
               </w:rPr>
-              <w:t>15</w:t>
+              <w:t>14</w:t>
             </w:r>
             <w:r>
               <w:rPr>
@@ -2835,7 +4022,7 @@
               <w14:ligatures w14:val="standardContextual"/>
             </w:rPr>
           </w:pPr>
-          <w:hyperlink w:anchor="_Toc218266089" w:history="1">
+          <w:hyperlink w:anchor="_Toc218461148" w:history="1">
             <w:r>
               <w:rPr>
                 <w:rStyle w:val="Hyperlink"/>
@@ -2862,7 +4049,7 @@
                 <w:noProof/>
                 <w:webHidden/>
               </w:rPr>
-              <w:instrText xml:space="preserve"> PAGEREF _Toc218266089 \h </w:instrText>
+              <w:instrText xml:space="preserve"> PAGEREF _Toc218461148 \h </w:instrText>
             </w:r>
             <w:r>
               <w:rPr>
@@ -2882,7 +4069,7 @@
                 <w:noProof/>
                 <w:webHidden/>
               </w:rPr>
-              <w:t>15</w:t>
+              <w:t>14</w:t>
             </w:r>
             <w:r>
               <w:rPr>
@@ -2910,7 +4097,7 @@
               <w14:ligatures w14:val="standardContextual"/>
             </w:rPr>
           </w:pPr>
-          <w:hyperlink w:anchor="_Toc218266090" w:history="1">
+          <w:hyperlink w:anchor="_Toc218461149" w:history="1">
             <w:r>
               <w:rPr>
                 <w:rStyle w:val="Hyperlink"/>
@@ -2937,7 +4124,7 @@
                 <w:noProof/>
                 <w:webHidden/>
               </w:rPr>
-              <w:instrText xml:space="preserve"> PAGEREF _Toc218266090 \h </w:instrText>
+              <w:instrText xml:space="preserve"> PAGEREF _Toc218461149 \h </w:instrText>
             </w:r>
             <w:r>
               <w:rPr>
@@ -2957,7 +4144,7 @@
                 <w:noProof/>
                 <w:webHidden/>
               </w:rPr>
-              <w:t>15</w:t>
+              <w:t>14</w:t>
             </w:r>
             <w:r>
               <w:rPr>
@@ -2985,7 +4172,7 @@
               <w14:ligatures w14:val="standardContextual"/>
             </w:rPr>
           </w:pPr>
-          <w:hyperlink w:anchor="_Toc218266091" w:history="1">
+          <w:hyperlink w:anchor="_Toc218461150" w:history="1">
             <w:r>
               <w:rPr>
                 <w:rStyle w:val="Hyperlink"/>
@@ -3012,7 +4199,7 @@
                 <w:noProof/>
                 <w:webHidden/>
               </w:rPr>
-              <w:instrText xml:space="preserve"> PAGEREF _Toc218266091 \h </w:instrText>
+              <w:instrText xml:space="preserve"> PAGEREF _Toc218461150 \h </w:instrText>
             </w:r>
             <w:r>
               <w:rPr>
@@ -3032,7 +4219,7 @@
                 <w:noProof/>
                 <w:webHidden/>
               </w:rPr>
-              <w:t>15</w:t>
+              <w:t>14</w:t>
             </w:r>
             <w:r>
               <w:rPr>
@@ -3099,7 +4286,7 @@
           <w:rFonts w:asciiTheme="minorHAnsi" w:hAnsiTheme="minorHAnsi" w:cstheme="minorHAnsi"/>
         </w:rPr>
       </w:pPr>
-      <w:bookmarkStart w:id="2" w:name="_Toc218266057"/>
+      <w:bookmarkStart w:id="2" w:name="_Toc218461114"/>
       <w:r>
         <w:rPr>
           <w:rFonts w:asciiTheme="minorHAnsi" w:hAnsiTheme="minorHAnsi" w:cstheme="minorHAnsi"/>
@@ -3216,7 +4403,7 @@
         <w:ind w:left="720" w:hanging="360"/>
       </w:pPr>
       <w:bookmarkStart w:id="3" w:name="_Toc196989491"/>
-      <w:bookmarkStart w:id="4" w:name="_Toc218266058"/>
+      <w:bookmarkStart w:id="4" w:name="_Toc218461115"/>
       <w:r>
         <w:t>Key Highlights:</w:t>
       </w:r>
@@ -3234,7 +4421,7 @@
           <w:color w:val="4F49F5" w:themeColor="accent1"/>
         </w:rPr>
       </w:pPr>
-      <w:bookmarkStart w:id="5" w:name="_Toc218266059"/>
+      <w:bookmarkStart w:id="5" w:name="_Toc218461116"/>
       <w:r>
         <w:rPr>
           <w:color w:val="4F49F5" w:themeColor="accent1"/>
@@ -3722,7 +4909,7 @@
           <w:color w:val="4F49F5" w:themeColor="accent1"/>
         </w:rPr>
       </w:pPr>
-      <w:bookmarkStart w:id="6" w:name="_Toc218266060"/>
+      <w:bookmarkStart w:id="6" w:name="_Toc218461117"/>
       <w:r>
         <w:rPr>
           <w:color w:val="4F49F5" w:themeColor="accent1"/>
@@ -3829,6 +5016,239 @@
           <w:szCs w:val="24"/>
         </w:rPr>
         <w:t>Additionally, the breakdown of MTTD by severity is as follows:</w:t>
+      </w:r>
+    </w:p>
+    <w:p>
+      <w:pPr>
+        <w:tabs>
+          <w:tab w:val="num" w:pos="3240"/>
+        </w:tabs>
+        <w:spacing w:line="360" w:lineRule="auto"/>
+        <w:ind w:left="1440"/>
+        <w:jc w:val="both"/>
+        <w:rPr>
+          <w:rFonts w:cstheme="minorHAnsi"/>
+          <w:sz w:val="24"/>
+          <w:szCs w:val="24"/>
+        </w:rPr>
+      </w:pPr>
+      <w:r>
+        <w:rPr>
+          <w:rFonts w:cstheme="minorHAnsi"/>
+          <w:b/>
+          <w:bCs/>
+          <w:sz w:val="24"/>
+          <w:szCs w:val="24"/>
+        </w:rPr>
+        <w:t>High</w:t>
+      </w:r>
+      <w:r>
+        <w:rPr>
+          <w:rFonts w:cstheme="minorHAnsi"/>
+          <w:b/>
+          <w:bCs/>
+          <w:sz w:val="24"/>
+          <w:szCs w:val="24"/>
+        </w:rPr>
+        <w:t xml:space="preserve"> Severity:</w:t>
+      </w:r>
+      <w:r>
+        <w:rPr>
+          <w:rFonts w:cstheme="minorHAnsi"/>
+          <w:sz w:val="24"/>
+          <w:szCs w:val="24"/>
+        </w:rPr>
+        <w:t xml:space="preserve"> </w:t>
+      </w:r>
+      <w:r>
+        <w:rPr>
+          <w:rFonts w:cstheme="minorHAnsi"/>
+          <w:sz w:val="24"/>
+          <w:szCs w:val="24"/>
+        </w:rPr>
+        <w:t>1</w:t>
+      </w:r>
+      <w:r>
+        <w:rPr>
+          <w:rFonts w:cstheme="minorHAnsi"/>
+          <w:sz w:val="24"/>
+          <w:szCs w:val="24"/>
+        </w:rPr>
+        <w:t xml:space="preserve"> </w:t>
+      </w:r>
+      <w:r>
+        <w:rPr>
+          <w:rFonts w:cstheme="minorHAnsi"/>
+          <w:sz w:val="24"/>
+          <w:szCs w:val="24"/>
+        </w:rPr>
+        <w:t>minute</w:t>
+      </w:r>
+      <w:r>
+        <w:rPr>
+          <w:rFonts w:cstheme="minorHAnsi"/>
+          <w:sz w:val="24"/>
+          <w:szCs w:val="24"/>
+        </w:rPr>
+        <w:t xml:space="preserve"> and </w:t>
+      </w:r>
+      <w:r>
+        <w:rPr>
+          <w:rFonts w:cstheme="minorHAnsi"/>
+          <w:sz w:val="24"/>
+          <w:szCs w:val="24"/>
+        </w:rPr>
+        <w:t>27</w:t>
+      </w:r>
+      <w:r>
+        <w:rPr>
+          <w:rFonts w:cstheme="minorHAnsi"/>
+          <w:sz w:val="24"/>
+          <w:szCs w:val="24"/>
+        </w:rPr>
+        <w:t xml:space="preserve"> seconds</w:t>
+      </w:r>
+    </w:p>
+    <w:p>
+      <w:pPr>
+        <w:tabs>
+          <w:tab w:val="num" w:pos="3240"/>
+        </w:tabs>
+        <w:spacing w:line="360" w:lineRule="auto"/>
+        <w:ind w:left="1440"/>
+        <w:jc w:val="both"/>
+        <w:rPr>
+          <w:rFonts w:cstheme="minorHAnsi"/>
+          <w:sz w:val="24"/>
+          <w:szCs w:val="24"/>
+        </w:rPr>
+      </w:pPr>
+      <w:r>
+        <w:rPr>
+          <w:rFonts w:cstheme="minorHAnsi"/>
+          <w:b/>
+          <w:bCs/>
+          <w:sz w:val="24"/>
+          <w:szCs w:val="24"/>
+        </w:rPr>
+        <w:t>Medium Severity:</w:t>
+      </w:r>
+      <w:r>
+        <w:rPr>
+          <w:rFonts w:cstheme="minorHAnsi"/>
+          <w:sz w:val="24"/>
+          <w:szCs w:val="24"/>
+        </w:rPr>
+        <w:t xml:space="preserve"> </w:t>
+      </w:r>
+      <w:r>
+        <w:rPr>
+          <w:rFonts w:cstheme="minorHAnsi"/>
+          <w:sz w:val="24"/>
+          <w:szCs w:val="24"/>
+        </w:rPr>
+        <w:t>3</w:t>
+      </w:r>
+      <w:r>
+        <w:rPr>
+          <w:rFonts w:cstheme="minorHAnsi"/>
+          <w:sz w:val="24"/>
+          <w:szCs w:val="24"/>
+        </w:rPr>
+        <w:t xml:space="preserve"> minutes and </w:t>
+      </w:r>
+      <w:r>
+        <w:rPr>
+          <w:rFonts w:cstheme="minorHAnsi"/>
+          <w:sz w:val="24"/>
+          <w:szCs w:val="24"/>
+        </w:rPr>
+        <w:t>17</w:t>
+      </w:r>
+      <w:r>
+        <w:rPr>
+          <w:rFonts w:cstheme="minorHAnsi"/>
+          <w:sz w:val="24"/>
+          <w:szCs w:val="24"/>
+        </w:rPr>
+        <w:t xml:space="preserve"> seconds</w:t>
+      </w:r>
+    </w:p>
+    <w:p>
+      <w:pPr>
+        <w:tabs>
+          <w:tab w:val="num" w:pos="3240"/>
+        </w:tabs>
+        <w:spacing w:line="360" w:lineRule="auto"/>
+        <w:ind w:left="1440"/>
+        <w:jc w:val="both"/>
+        <w:rPr>
+          <w:rFonts w:cstheme="minorHAnsi"/>
+          <w:sz w:val="24"/>
+          <w:szCs w:val="24"/>
+        </w:rPr>
+      </w:pPr>
+      <w:proofErr w:type="gramStart"/>
+      <w:r>
+        <w:rPr>
+          <w:rFonts w:cstheme="minorHAnsi"/>
+          <w:b/>
+          <w:bCs/>
+          <w:sz w:val="24"/>
+          <w:szCs w:val="24"/>
+        </w:rPr>
+        <w:t>Informational</w:t>
+      </w:r>
+      <w:proofErr w:type="gramEnd"/>
+      <w:r>
+        <w:rPr>
+          <w:rFonts w:cstheme="minorHAnsi"/>
+          <w:b/>
+          <w:bCs/>
+          <w:sz w:val="24"/>
+          <w:szCs w:val="24"/>
+        </w:rPr>
+        <w:t>:</w:t>
+      </w:r>
+      <w:r>
+        <w:rPr>
+          <w:rFonts w:cstheme="minorHAnsi"/>
+          <w:sz w:val="24"/>
+          <w:szCs w:val="24"/>
+        </w:rPr>
+        <w:t xml:space="preserve"> </w:t>
+      </w:r>
+      <w:r>
+        <w:rPr>
+          <w:rFonts w:cstheme="minorHAnsi"/>
+          <w:sz w:val="24"/>
+          <w:szCs w:val="24"/>
+        </w:rPr>
+        <w:t>5</w:t>
+      </w:r>
+      <w:r>
+        <w:rPr>
+          <w:rFonts w:cstheme="minorHAnsi"/>
+          <w:sz w:val="24"/>
+          <w:szCs w:val="24"/>
+        </w:rPr>
+        <w:t xml:space="preserve"> minutes and </w:t>
+      </w:r>
+      <w:r>
+        <w:rPr>
+          <w:rFonts w:cstheme="minorHAnsi"/>
+          <w:sz w:val="24"/>
+          <w:szCs w:val="24"/>
+        </w:rPr>
+        <w:t>15</w:t>
+      </w:r>
+      <w:r>
+        <w:rPr>
+          <w:rFonts w:cstheme="minorHAnsi"/>
+          <w:sz w:val="24"/>
+          <w:szCs w:val="24"/>
+        </w:rPr>
+        <w:t xml:space="preserve"> seconds</w:t>
       </w:r>
     </w:p>
     <w:p>
@@ -3841,247 +5261,6 @@
         <w:jc w:val="both"/>
         <w:rPr>
           <w:rFonts w:cstheme="minorHAnsi"/>
-          <w:sz w:val="24"/>
-          <w:szCs w:val="24"/>
-        </w:rPr>
-      </w:pPr>
-      <w:r>
-        <w:rPr>
-          <w:rFonts w:cstheme="minorHAnsi"/>
-          <w:b/>
-          <w:bCs/>
-          <w:sz w:val="24"/>
-          <w:szCs w:val="24"/>
-        </w:rPr>
-        <w:t>High</w:t>
-      </w:r>
-      <w:r>
-        <w:rPr>
-          <w:rFonts w:cstheme="minorHAnsi"/>
-          <w:b/>
-          <w:bCs/>
-          <w:sz w:val="24"/>
-          <w:szCs w:val="24"/>
-        </w:rPr>
-        <w:t xml:space="preserve"> Severity:</w:t>
-      </w:r>
-      <w:r>
-        <w:rPr>
-          <w:rFonts w:cstheme="minorHAnsi"/>
-          <w:sz w:val="24"/>
-          <w:szCs w:val="24"/>
-        </w:rPr>
-        <w:t xml:space="preserve"> </w:t>
-      </w:r>
-      <w:r>
-        <w:rPr>
-          <w:rFonts w:cstheme="minorHAnsi"/>
-          <w:sz w:val="24"/>
-          <w:szCs w:val="24"/>
-        </w:rPr>
-        <w:t>1</w:t>
-      </w:r>
-      <w:r>
-        <w:rPr>
-          <w:rFonts w:cstheme="minorHAnsi"/>
-          <w:sz w:val="24"/>
-          <w:szCs w:val="24"/>
-        </w:rPr>
-        <w:t xml:space="preserve"> </w:t>
-      </w:r>
-      <w:r>
-        <w:rPr>
-          <w:rFonts w:cstheme="minorHAnsi"/>
-          <w:sz w:val="24"/>
-          <w:szCs w:val="24"/>
-        </w:rPr>
-        <w:t>minute</w:t>
-      </w:r>
-      <w:r>
-        <w:rPr>
-          <w:rFonts w:cstheme="minorHAnsi"/>
-          <w:sz w:val="24"/>
-          <w:szCs w:val="24"/>
-        </w:rPr>
-        <w:t xml:space="preserve"> and </w:t>
-      </w:r>
-      <w:r>
-        <w:rPr>
-          <w:rFonts w:cstheme="minorHAnsi"/>
-          <w:sz w:val="24"/>
-          <w:szCs w:val="24"/>
-        </w:rPr>
-        <w:t>27</w:t>
-      </w:r>
-      <w:r>
-        <w:rPr>
-          <w:rFonts w:cstheme="minorHAnsi"/>
-          <w:sz w:val="24"/>
-          <w:szCs w:val="24"/>
-        </w:rPr>
-        <w:t xml:space="preserve"> seconds</w:t>
-      </w:r>
-    </w:p>
-    <w:p>
-      <w:pPr>
-        <w:tabs>
-          <w:tab w:val="num" w:pos="3240"/>
-        </w:tabs>
-        <w:spacing w:line="360" w:lineRule="auto"/>
-        <w:ind w:left="2520"/>
-        <w:jc w:val="both"/>
-        <w:rPr>
-          <w:rFonts w:cstheme="minorHAnsi"/>
-          <w:sz w:val="24"/>
-          <w:szCs w:val="24"/>
-        </w:rPr>
-      </w:pPr>
-      <w:r>
-        <w:rPr>
-          <w:rFonts w:cstheme="minorHAnsi"/>
-          <w:b/>
-          <w:bCs/>
-          <w:sz w:val="24"/>
-          <w:szCs w:val="24"/>
-        </w:rPr>
-        <w:t>Medium Severity:</w:t>
-      </w:r>
-      <w:r>
-        <w:rPr>
-          <w:rFonts w:cstheme="minorHAnsi"/>
-          <w:sz w:val="24"/>
-          <w:szCs w:val="24"/>
-        </w:rPr>
-        <w:t xml:space="preserve"> </w:t>
-      </w:r>
-      <w:r>
-        <w:rPr>
-          <w:rFonts w:cstheme="minorHAnsi"/>
-          <w:sz w:val="24"/>
-          <w:szCs w:val="24"/>
-        </w:rPr>
-        <w:t>3</w:t>
-      </w:r>
-      <w:r>
-        <w:rPr>
-          <w:rFonts w:cstheme="minorHAnsi"/>
-          <w:sz w:val="24"/>
-          <w:szCs w:val="24"/>
-        </w:rPr>
-        <w:t xml:space="preserve"> minutes and </w:t>
-      </w:r>
-      <w:r>
-        <w:rPr>
-          <w:rFonts w:cstheme="minorHAnsi"/>
-          <w:sz w:val="24"/>
-          <w:szCs w:val="24"/>
-        </w:rPr>
-        <w:t>1</w:t>
-      </w:r>
-      <w:r>
-        <w:rPr>
-          <w:rFonts w:cstheme="minorHAnsi"/>
-          <w:sz w:val="24"/>
-          <w:szCs w:val="24"/>
-        </w:rPr>
-        <w:t>7</w:t>
-      </w:r>
-      <w:r>
-        <w:rPr>
-          <w:rFonts w:cstheme="minorHAnsi"/>
-          <w:sz w:val="24"/>
-          <w:szCs w:val="24"/>
-        </w:rPr>
-        <w:t xml:space="preserve"> seconds</w:t>
-      </w:r>
-    </w:p>
-    <w:p>
-      <w:pPr>
-        <w:tabs>
-          <w:tab w:val="num" w:pos="3240"/>
-        </w:tabs>
-        <w:spacing w:line="360" w:lineRule="auto"/>
-        <w:ind w:left="2520"/>
-        <w:jc w:val="both"/>
-        <w:rPr>
-          <w:rFonts w:cstheme="minorHAnsi"/>
-          <w:sz w:val="24"/>
-          <w:szCs w:val="24"/>
-        </w:rPr>
-      </w:pPr>
-      <w:proofErr w:type="gramStart"/>
-      <w:r>
-        <w:rPr>
-          <w:rFonts w:cstheme="minorHAnsi"/>
-          <w:b/>
-          <w:bCs/>
-          <w:sz w:val="24"/>
-          <w:szCs w:val="24"/>
-        </w:rPr>
-        <w:t>Informational</w:t>
-      </w:r>
-      <w:proofErr w:type="gramEnd"/>
-      <w:r>
-        <w:rPr>
-          <w:rFonts w:cstheme="minorHAnsi"/>
-          <w:b/>
-          <w:bCs/>
-          <w:sz w:val="24"/>
-          <w:szCs w:val="24"/>
-        </w:rPr>
-        <w:t>:</w:t>
-      </w:r>
-      <w:r>
-        <w:rPr>
-          <w:rFonts w:cstheme="minorHAnsi"/>
-          <w:sz w:val="24"/>
-          <w:szCs w:val="24"/>
-        </w:rPr>
-        <w:t xml:space="preserve"> </w:t>
-      </w:r>
-      <w:r>
-        <w:rPr>
-          <w:rFonts w:cstheme="minorHAnsi"/>
-          <w:sz w:val="24"/>
-          <w:szCs w:val="24"/>
-        </w:rPr>
-        <w:t>5</w:t>
-      </w:r>
-      <w:r>
-        <w:rPr>
-          <w:rFonts w:cstheme="minorHAnsi"/>
-          <w:sz w:val="24"/>
-          <w:szCs w:val="24"/>
-        </w:rPr>
-        <w:t xml:space="preserve"> minutes and </w:t>
-      </w:r>
-      <w:r>
-        <w:rPr>
-          <w:rFonts w:cstheme="minorHAnsi"/>
-          <w:sz w:val="24"/>
-          <w:szCs w:val="24"/>
-        </w:rPr>
-        <w:t>15</w:t>
-      </w:r>
-      <w:r>
-        <w:rPr>
-          <w:rFonts w:cstheme="minorHAnsi"/>
-          <w:sz w:val="24"/>
-          <w:szCs w:val="24"/>
-        </w:rPr>
-        <w:t xml:space="preserve"> seconds</w:t>
-      </w:r>
-    </w:p>
-    <w:p>
-      <w:pPr>
-        <w:tabs>
-          <w:tab w:val="num" w:pos="3240"/>
-        </w:tabs>
-        <w:spacing w:line="360" w:lineRule="auto"/>
-        <w:ind w:left="2520"/>
-        <w:jc w:val="both"/>
-        <w:rPr>
-          <w:rFonts w:cstheme="minorHAnsi"/>
           <w:sz w:val="22"/>
         </w:rPr>
       </w:pPr>
@@ -4210,11 +5389,19 @@
           <w:sz w:val="24"/>
           <w:szCs w:val="28"/>
         </w:rPr>
+        <w:t xml:space="preserve"> </w:t>
+      </w:r>
+      <w:r>
+        <w:rPr>
+          <w:noProof/>
+          <w:sz w:val="24"/>
+          <w:szCs w:val="28"/>
+        </w:rPr>
         <w:drawing>
-          <wp:inline distT="0" distB="0" distL="0" distR="0" wp14:anchorId="104EB8CC" wp14:editId="398C6806">
-            <wp:extent cx="2362809" cy="2009492"/>
-            <wp:effectExtent l="0" t="0" r="0" b="0"/>
-            <wp:docPr id="1037850043" name="Picture 1" descr="A screen shot of a number&#10;&#10;AI-generated content may be incorrect."/>
+          <wp:inline distT="0" distB="0" distL="0" distR="0" wp14:anchorId="017E21BD" wp14:editId="00B6DEC6">
+            <wp:extent cx="1990725" cy="1997253"/>
+            <wp:effectExtent l="0" t="0" r="0" b="3175"/>
+            <wp:docPr id="394953152" name="Picture 1" descr="A screen shot of a number&#10;&#10;AI-generated content may be incorrect."/>
             <wp:cNvGraphicFramePr>
               <a:graphicFrameLocks xmlns:a="http://schemas.openxmlformats.org/drawingml/2006/main" noChangeAspect="1"/>
             </wp:cNvGraphicFramePr>
@@ -4222,7 +5409,7 @@
               <a:graphicData uri="http://schemas.openxmlformats.org/drawingml/2006/picture">
                 <pic:pic xmlns:pic="http://schemas.openxmlformats.org/drawingml/2006/picture">
                   <pic:nvPicPr>
-                    <pic:cNvPr id="1037850043" name="Picture 1" descr="A screen shot of a number&#10;&#10;AI-generated content may be incorrect."/>
+                    <pic:cNvPr id="394953152" name="Picture 1" descr="A screen shot of a number&#10;&#10;AI-generated content may be incorrect."/>
                     <pic:cNvPicPr/>
                   </pic:nvPicPr>
                   <pic:blipFill>
@@ -4234,7 +5421,7 @@
                   <pic:spPr>
                     <a:xfrm>
                       <a:off x="0" y="0"/>
-                      <a:ext cx="2379318" cy="2023533"/>
+                      <a:ext cx="2001251" cy="2007814"/>
                     </a:xfrm>
                     <a:prstGeom prst="rect">
                       <a:avLst/>
@@ -4246,27 +5433,9 @@
           </wp:inline>
         </w:drawing>
       </w:r>
-    </w:p>
-    <w:p>
-      <w:pPr>
-        <w:ind w:left="720"/>
-        <w:jc w:val="both"/>
-        <w:rPr>
-          <w:sz w:val="24"/>
-          <w:szCs w:val="28"/>
-        </w:rPr>
-      </w:pPr>
-      <w:r>
-        <w:rPr>
-          <w:rStyle w:val="Heading5Char"/>
-          <w:color w:val="auto"/>
-          <w:sz w:val="24"/>
-          <w:szCs w:val="28"/>
-        </w:rPr>
-        <w:t>Mean Time to Resolution (MTTR):</w:t>
-      </w:r>
-      <w:r>
-        <w:rPr>
+      <w:r>
+        <w:rPr>
+          <w:noProof/>
           <w:sz w:val="24"/>
           <w:szCs w:val="28"/>
         </w:rPr>
@@ -4274,72 +5443,15 @@
       </w:r>
       <w:r>
         <w:rPr>
-          <w:sz w:val="24"/>
-          <w:szCs w:val="28"/>
-        </w:rPr>
-        <w:t>The average Mean Time to Resolution (MTTR) for this reporting period was</w:t>
-      </w:r>
-      <w:r>
-        <w:rPr>
-          <w:sz w:val="24"/>
-          <w:szCs w:val="28"/>
-        </w:rPr>
-        <w:t xml:space="preserve"> </w:t>
-      </w:r>
-      <w:r>
-        <w:rPr>
-          <w:b/>
-          <w:bCs/>
-          <w:sz w:val="24"/>
-          <w:szCs w:val="28"/>
-        </w:rPr>
-        <w:t>1</w:t>
-      </w:r>
-      <w:r>
-        <w:rPr>
-          <w:b/>
-          <w:bCs/>
-          <w:sz w:val="24"/>
-          <w:szCs w:val="28"/>
-        </w:rPr>
-        <w:t>3</w:t>
-      </w:r>
-      <w:r>
-        <w:rPr>
-          <w:b/>
-          <w:bCs/>
-          <w:sz w:val="24"/>
-          <w:szCs w:val="28"/>
-        </w:rPr>
-        <w:t xml:space="preserve"> minutes</w:t>
-      </w:r>
-      <w:r>
-        <w:rPr>
-          <w:sz w:val="24"/>
-          <w:szCs w:val="28"/>
-        </w:rPr>
-        <w:t>. The screenshot below provides a detailed breakdown by severity.</w:t>
-      </w:r>
-    </w:p>
-    <w:p>
-      <w:pPr>
-        <w:ind w:left="720"/>
-        <w:jc w:val="center"/>
-        <w:rPr>
-          <w:sz w:val="24"/>
-          <w:szCs w:val="28"/>
-        </w:rPr>
-      </w:pPr>
-      <w:r>
-        <w:rPr>
+          <w:noProof/>
           <w:sz w:val="24"/>
           <w:szCs w:val="28"/>
         </w:rPr>
         <w:drawing>
-          <wp:inline distT="0" distB="0" distL="0" distR="0" wp14:anchorId="5574E835" wp14:editId="21210F90">
-            <wp:extent cx="2457907" cy="2057783"/>
-            <wp:effectExtent l="0" t="0" r="0" b="0"/>
-            <wp:docPr id="173225803" name="Picture 1" descr="A screenshot of a computer&#10;&#10;AI-generated content may be incorrect."/>
+          <wp:inline distT="0" distB="0" distL="0" distR="0" wp14:anchorId="46FF9A97" wp14:editId="4CA865C4">
+            <wp:extent cx="2000250" cy="2013452"/>
+            <wp:effectExtent l="0" t="0" r="0" b="6350"/>
+            <wp:docPr id="1487323218" name="Picture 1" descr="A screenshot of a phone&#10;&#10;AI-generated content may be incorrect."/>
             <wp:cNvGraphicFramePr>
               <a:graphicFrameLocks xmlns:a="http://schemas.openxmlformats.org/drawingml/2006/main" noChangeAspect="1"/>
             </wp:cNvGraphicFramePr>
@@ -4347,7 +5459,7 @@
               <a:graphicData uri="http://schemas.openxmlformats.org/drawingml/2006/picture">
                 <pic:pic xmlns:pic="http://schemas.openxmlformats.org/drawingml/2006/picture">
                   <pic:nvPicPr>
-                    <pic:cNvPr id="173225803" name="Picture 1" descr="A screenshot of a computer&#10;&#10;AI-generated content may be incorrect."/>
+                    <pic:cNvPr id="1487323218" name="Picture 1" descr="A screenshot of a phone&#10;&#10;AI-generated content may be incorrect."/>
                     <pic:cNvPicPr/>
                   </pic:nvPicPr>
                   <pic:blipFill>
@@ -4359,7 +5471,7 @@
                   <pic:spPr>
                     <a:xfrm>
                       <a:off x="0" y="0"/>
-                      <a:ext cx="2473643" cy="2070957"/>
+                      <a:ext cx="2010034" cy="2023300"/>
                     </a:xfrm>
                     <a:prstGeom prst="rect">
                       <a:avLst/>
@@ -4374,6 +5486,188 @@
     </w:p>
     <w:p>
       <w:pPr>
+        <w:ind w:left="720"/>
+        <w:jc w:val="both"/>
+        <w:rPr>
+          <w:sz w:val="24"/>
+          <w:szCs w:val="28"/>
+        </w:rPr>
+      </w:pPr>
+      <w:r>
+        <w:rPr>
+          <w:rStyle w:val="Heading5Char"/>
+          <w:color w:val="auto"/>
+          <w:sz w:val="24"/>
+          <w:szCs w:val="28"/>
+        </w:rPr>
+        <w:t>Mean Time to Resolution (MTTR):</w:t>
+      </w:r>
+      <w:r>
+        <w:rPr>
+          <w:sz w:val="24"/>
+          <w:szCs w:val="28"/>
+        </w:rPr>
+        <w:t xml:space="preserve"> </w:t>
+      </w:r>
+      <w:r>
+        <w:rPr>
+          <w:sz w:val="24"/>
+          <w:szCs w:val="28"/>
+        </w:rPr>
+        <w:t>The average Mean Time to Resolution (MTTR) for this reporting period was</w:t>
+      </w:r>
+      <w:r>
+        <w:rPr>
+          <w:sz w:val="24"/>
+          <w:szCs w:val="28"/>
+        </w:rPr>
+        <w:t xml:space="preserve"> </w:t>
+      </w:r>
+      <w:r>
+        <w:rPr>
+          <w:b/>
+          <w:bCs/>
+          <w:sz w:val="24"/>
+          <w:szCs w:val="28"/>
+        </w:rPr>
+        <w:t>1</w:t>
+      </w:r>
+      <w:r>
+        <w:rPr>
+          <w:b/>
+          <w:bCs/>
+          <w:sz w:val="24"/>
+          <w:szCs w:val="28"/>
+        </w:rPr>
+        <w:t>3</w:t>
+      </w:r>
+      <w:r>
+        <w:rPr>
+          <w:b/>
+          <w:bCs/>
+          <w:sz w:val="24"/>
+          <w:szCs w:val="28"/>
+        </w:rPr>
+        <w:t xml:space="preserve"> minutes</w:t>
+      </w:r>
+      <w:r>
+        <w:rPr>
+          <w:sz w:val="24"/>
+          <w:szCs w:val="28"/>
+        </w:rPr>
+        <w:t>. The screenshot below provides a detailed breakdown by severity.</w:t>
+      </w:r>
+    </w:p>
+    <w:p>
+      <w:pPr>
+        <w:ind w:left="720"/>
+        <w:jc w:val="center"/>
+        <w:rPr>
+          <w:sz w:val="24"/>
+          <w:szCs w:val="28"/>
+        </w:rPr>
+      </w:pPr>
+      <w:r>
+        <w:rPr>
+          <w:sz w:val="24"/>
+          <w:szCs w:val="28"/>
+        </w:rPr>
+        <w:t xml:space="preserve"> </w:t>
+      </w:r>
+      <w:r>
+        <w:rPr>
+          <w:noProof/>
+          <w:sz w:val="24"/>
+          <w:szCs w:val="28"/>
+        </w:rPr>
+        <w:drawing>
+          <wp:inline distT="0" distB="0" distL="0" distR="0" wp14:anchorId="761C8B6A" wp14:editId="6E824E50">
+            <wp:extent cx="1924050" cy="2032549"/>
+            <wp:effectExtent l="0" t="0" r="0" b="6350"/>
+            <wp:docPr id="151062913" name="Picture 1"/>
+            <wp:cNvGraphicFramePr>
+              <a:graphicFrameLocks xmlns:a="http://schemas.openxmlformats.org/drawingml/2006/main" noChangeAspect="1"/>
+            </wp:cNvGraphicFramePr>
+            <a:graphic xmlns:a="http://schemas.openxmlformats.org/drawingml/2006/main">
+              <a:graphicData uri="http://schemas.openxmlformats.org/drawingml/2006/picture">
+                <pic:pic xmlns:pic="http://schemas.openxmlformats.org/drawingml/2006/picture">
+                  <pic:nvPicPr>
+                    <pic:cNvPr id="151062913" name=""/>
+                    <pic:cNvPicPr/>
+                  </pic:nvPicPr>
+                  <pic:blipFill>
+                    <a:blip r:embed="rId15"/>
+                    <a:stretch>
+                      <a:fillRect/>
+                    </a:stretch>
+                  </pic:blipFill>
+                  <pic:spPr>
+                    <a:xfrm>
+                      <a:off x="0" y="0"/>
+                      <a:ext cx="1934593" cy="2043686"/>
+                    </a:xfrm>
+                    <a:prstGeom prst="rect">
+                      <a:avLst/>
+                    </a:prstGeom>
+                  </pic:spPr>
+                </pic:pic>
+              </a:graphicData>
+            </a:graphic>
+          </wp:inline>
+        </w:drawing>
+      </w:r>
+      <w:r>
+        <w:rPr>
+          <w:sz w:val="24"/>
+          <w:szCs w:val="28"/>
+        </w:rPr>
+        <w:t xml:space="preserve"> </w:t>
+      </w:r>
+      <w:r>
+        <w:rPr>
+          <w:noProof/>
+          <w:sz w:val="24"/>
+          <w:szCs w:val="28"/>
+        </w:rPr>
+        <w:drawing>
+          <wp:inline distT="0" distB="0" distL="0" distR="0" wp14:anchorId="7B7ECF76" wp14:editId="3A460DFE">
+            <wp:extent cx="1933575" cy="2026330"/>
+            <wp:effectExtent l="0" t="0" r="0" b="0"/>
+            <wp:docPr id="1357442043" name="Picture 1" descr="A screenshot of a phone&#10;&#10;AI-generated content may be incorrect."/>
+            <wp:cNvGraphicFramePr>
+              <a:graphicFrameLocks xmlns:a="http://schemas.openxmlformats.org/drawingml/2006/main" noChangeAspect="1"/>
+            </wp:cNvGraphicFramePr>
+            <a:graphic xmlns:a="http://schemas.openxmlformats.org/drawingml/2006/main">
+              <a:graphicData uri="http://schemas.openxmlformats.org/drawingml/2006/picture">
+                <pic:pic xmlns:pic="http://schemas.openxmlformats.org/drawingml/2006/picture">
+                  <pic:nvPicPr>
+                    <pic:cNvPr id="1357442043" name="Picture 1" descr="A screenshot of a phone&#10;&#10;AI-generated content may be incorrect."/>
+                    <pic:cNvPicPr/>
+                  </pic:nvPicPr>
+                  <pic:blipFill>
+                    <a:blip r:embed="rId16"/>
+                    <a:stretch>
+                      <a:fillRect/>
+                    </a:stretch>
+                  </pic:blipFill>
+                  <pic:spPr>
+                    <a:xfrm>
+                      <a:off x="0" y="0"/>
+                      <a:ext cx="1941570" cy="2034708"/>
+                    </a:xfrm>
+                    <a:prstGeom prst="rect">
+                      <a:avLst/>
+                    </a:prstGeom>
+                  </pic:spPr>
+                </pic:pic>
+              </a:graphicData>
+            </a:graphic>
+          </wp:inline>
+        </w:drawing>
+      </w:r>
+    </w:p>
+    <w:p>
+      <w:pPr>
         <w:tabs>
           <w:tab w:val="left" w:pos="2610"/>
         </w:tabs>
@@ -4390,7 +5684,7 @@
           <w:numId w:val="8"/>
         </w:numPr>
       </w:pPr>
-      <w:bookmarkStart w:id="8" w:name="_Toc218266061"/>
+      <w:bookmarkStart w:id="8" w:name="_Toc218461118"/>
       <w:r>
         <w:t>Incident Trends &amp; Analysis:</w:t>
       </w:r>
@@ -4655,15 +5949,7 @@
           <w:sz w:val="24"/>
           <w:szCs w:val="24"/>
         </w:rPr>
-        <w:t>Admin Account Logon Failure</w:t>
-      </w:r>
-      <w:r>
-        <w:rPr>
-          <w:rFonts w:cstheme="minorHAnsi"/>
-          <w:sz w:val="24"/>
-          <w:szCs w:val="24"/>
-        </w:rPr>
-        <w:t xml:space="preserve"> </w:t>
+        <w:t xml:space="preserve">Admin Account Logon Failure </w:t>
       </w:r>
       <w:r>
         <w:rPr>
@@ -4708,15 +5994,7 @@
           <w:sz w:val="24"/>
           <w:szCs w:val="24"/>
         </w:rPr>
-        <w:t>Authentication Attempt - Default Account</w:t>
-      </w:r>
-      <w:r>
-        <w:rPr>
-          <w:rFonts w:cstheme="minorHAnsi"/>
-          <w:sz w:val="24"/>
-          <w:szCs w:val="24"/>
-        </w:rPr>
-        <w:t xml:space="preserve"> </w:t>
+        <w:t xml:space="preserve">Authentication Attempt - Default Account </w:t>
       </w:r>
       <w:r>
         <w:rPr>
@@ -4792,15 +6070,7 @@
           <w:sz w:val="24"/>
           <w:szCs w:val="24"/>
         </w:rPr>
-        <w:t>FortiGate Logon Failure</w:t>
-      </w:r>
-      <w:r>
-        <w:rPr>
-          <w:rFonts w:cstheme="minorHAnsi"/>
-          <w:sz w:val="24"/>
-          <w:szCs w:val="24"/>
-        </w:rPr>
-        <w:t xml:space="preserve"> </w:t>
+        <w:t xml:space="preserve">FortiGate Logon Failure </w:t>
       </w:r>
       <w:r>
         <w:rPr>
@@ -4922,7 +6192,7 @@
           <w:numId w:val="8"/>
         </w:numPr>
       </w:pPr>
-      <w:bookmarkStart w:id="9" w:name="_Toc218266062"/>
+      <w:bookmarkStart w:id="9" w:name="_Toc218461119"/>
       <w:r>
         <w:t>High-Severity Incidents:</w:t>
       </w:r>
@@ -5001,14 +6271,7 @@
           <w:sz w:val="24"/>
           <w:szCs w:val="24"/>
         </w:rPr>
-        <w:t xml:space="preserve">confirmed to be carried out by </w:t>
-      </w:r>
-      <w:r>
-        <w:rPr>
-          <w:sz w:val="24"/>
-          <w:szCs w:val="24"/>
-        </w:rPr>
-        <w:t>The Dedicated Service</w:t>
+        <w:t>confirmed to be carried out by The Dedicated Service</w:t>
       </w:r>
       <w:r>
         <w:rPr>
@@ -5086,7 +6349,7 @@
           <w:rFonts w:asciiTheme="minorHAnsi" w:hAnsiTheme="minorHAnsi" w:cstheme="minorHAnsi"/>
         </w:rPr>
       </w:pPr>
-      <w:bookmarkStart w:id="19" w:name="_Toc218266063"/>
+      <w:bookmarkStart w:id="19" w:name="_Toc218461120"/>
       <w:r>
         <w:rPr>
           <w:rFonts w:asciiTheme="minorHAnsi" w:hAnsiTheme="minorHAnsi" w:cstheme="minorHAnsi"/>
@@ -5139,7 +6402,7 @@
       </w:pPr>
       <w:bookmarkStart w:id="27" w:name="_Toc189744872"/>
       <w:bookmarkStart w:id="28" w:name="_Toc196989493"/>
-      <w:bookmarkStart w:id="29" w:name="_Toc218266064"/>
+      <w:bookmarkStart w:id="29" w:name="_Toc218461121"/>
       <w:r>
         <w:t>Overall</w:t>
       </w:r>
@@ -5440,7 +6703,7 @@
             <wp:cNvGraphicFramePr/>
             <a:graphic xmlns:a="http://schemas.openxmlformats.org/drawingml/2006/main">
               <a:graphicData uri="http://schemas.openxmlformats.org/drawingml/2006/chart">
-                <c:chart xmlns:c="http://schemas.openxmlformats.org/drawingml/2006/chart" xmlns:r="http://schemas.openxmlformats.org/officeDocument/2006/relationships" r:id="rId15"/>
+                <c:chart xmlns:c="http://schemas.openxmlformats.org/drawingml/2006/chart" xmlns:r="http://schemas.openxmlformats.org/officeDocument/2006/relationships" r:id="rId17"/>
               </a:graphicData>
             </a:graphic>
           </wp:inline>
@@ -5473,7 +6736,7 @@
       <w:bookmarkStart w:id="36" w:name="_Toc168590856"/>
       <w:bookmarkStart w:id="37" w:name="_Toc189744873"/>
       <w:bookmarkStart w:id="38" w:name="_Toc196989494"/>
-      <w:bookmarkStart w:id="39" w:name="_Toc218266065"/>
+      <w:bookmarkStart w:id="39" w:name="_Toc218461122"/>
       <w:r>
         <w:t>Incidents</w:t>
       </w:r>
@@ -5647,7 +6910,7 @@
       <w:bookmarkStart w:id="46" w:name="_Toc168590857"/>
       <w:bookmarkStart w:id="47" w:name="_Toc189744874"/>
       <w:bookmarkStart w:id="48" w:name="_Toc196989495"/>
-      <w:bookmarkStart w:id="49" w:name="_Toc218266066"/>
+      <w:bookmarkStart w:id="49" w:name="_Toc218461123"/>
       <w:r>
         <w:t xml:space="preserve">Mean Time </w:t>
       </w:r>
@@ -5780,65 +7043,25 @@
           <w:sz w:val="24"/>
           <w:szCs w:val="24"/>
         </w:rPr>
-        <w:t>High</w:t>
+        <w:t>High-severity</w:t>
       </w:r>
       <w:r>
         <w:rPr>
           <w:rFonts w:cstheme="minorHAnsi"/>
-          <w:b/>
-          <w:bCs/>
-          <w:sz w:val="24"/>
-          <w:szCs w:val="24"/>
-        </w:rPr>
-        <w:t>-severity</w:t>
+          <w:sz w:val="24"/>
+          <w:szCs w:val="24"/>
+        </w:rPr>
+        <w:t xml:space="preserve"> was </w:t>
       </w:r>
       <w:r>
         <w:rPr>
           <w:rFonts w:cstheme="minorHAnsi"/>
-          <w:sz w:val="24"/>
-          <w:szCs w:val="24"/>
-        </w:rPr>
-        <w:t xml:space="preserve"> was </w:t>
-      </w:r>
-      <w:r>
-        <w:rPr>
-          <w:rFonts w:cstheme="minorHAnsi"/>
-          <w:b/>
-          <w:bCs/>
-          <w:sz w:val="24"/>
-          <w:szCs w:val="24"/>
-        </w:rPr>
-        <w:t>1</w:t>
-      </w:r>
-      <w:r>
-        <w:rPr>
-          <w:rFonts w:cstheme="minorHAnsi"/>
-          <w:b/>
-          <w:bCs/>
-          <w:sz w:val="24"/>
-          <w:szCs w:val="24"/>
-        </w:rPr>
-        <w:t xml:space="preserve"> minute </w:t>
-      </w:r>
-      <w:r>
-        <w:rPr>
-          <w:rFonts w:cstheme="minorHAnsi"/>
-          <w:b/>
-          <w:bCs/>
-          <w:sz w:val="24"/>
-          <w:szCs w:val="24"/>
-        </w:rPr>
-        <w:t>27</w:t>
-      </w:r>
-      <w:r>
-        <w:rPr>
-          <w:rFonts w:cstheme="minorHAnsi"/>
-          <w:b/>
-          <w:bCs/>
-          <w:sz w:val="24"/>
-          <w:szCs w:val="24"/>
-        </w:rPr>
-        <w:t xml:space="preserve"> seconds</w:t>
+          <w:b/>
+          <w:bCs/>
+          <w:sz w:val="24"/>
+          <w:szCs w:val="24"/>
+        </w:rPr>
+        <w:t>1 minute 27 seconds</w:t>
       </w:r>
       <w:r>
         <w:rPr>
@@ -6065,7 +7288,7 @@
             <wp:cNvGraphicFramePr/>
             <a:graphic xmlns:a="http://schemas.openxmlformats.org/drawingml/2006/main">
               <a:graphicData uri="http://schemas.openxmlformats.org/drawingml/2006/chart">
-                <c:chart xmlns:c="http://schemas.openxmlformats.org/drawingml/2006/chart" xmlns:r="http://schemas.openxmlformats.org/officeDocument/2006/relationships" r:id="rId16"/>
+                <c:chart xmlns:c="http://schemas.openxmlformats.org/drawingml/2006/chart" xmlns:r="http://schemas.openxmlformats.org/officeDocument/2006/relationships" r:id="rId18"/>
               </a:graphicData>
             </a:graphic>
           </wp:inline>
@@ -6128,7 +7351,7 @@
           <w:numId w:val="7"/>
         </w:numPr>
       </w:pPr>
-      <w:bookmarkStart w:id="59" w:name="_Toc218266067"/>
+      <w:bookmarkStart w:id="59" w:name="_Toc218461124"/>
       <w:r>
         <w:t>Incidents</w:t>
       </w:r>
@@ -6163,7 +7386,7 @@
       </w:pPr>
       <w:bookmarkStart w:id="67" w:name="_Toc189744876"/>
       <w:bookmarkStart w:id="68" w:name="_Toc196989497"/>
-      <w:bookmarkStart w:id="69" w:name="_Toc218266068"/>
+      <w:bookmarkStart w:id="69" w:name="_Toc218461125"/>
       <w:r>
         <w:t>Top</w:t>
       </w:r>
@@ -7105,7 +8328,7 @@
           <w:numId w:val="7"/>
         </w:numPr>
       </w:pPr>
-      <w:bookmarkStart w:id="70" w:name="_Toc218266069"/>
+      <w:bookmarkStart w:id="70" w:name="_Toc218461126"/>
       <w:r>
         <w:t>Analysis of Key Incident Trends</w:t>
       </w:r>
@@ -7182,6 +8405,7 @@
       <w:bookmarkStart w:id="72" w:name="_Toc212860017"/>
       <w:bookmarkStart w:id="73" w:name="_Toc215610309"/>
       <w:bookmarkStart w:id="74" w:name="_Toc218266070"/>
+      <w:bookmarkStart w:id="75" w:name="_Toc218461127"/>
       <w:r>
         <w:rPr>
           <w:rStyle w:val="Strong"/>
@@ -7242,6 +8466,7 @@
       <w:bookmarkEnd w:id="72"/>
       <w:bookmarkEnd w:id="73"/>
       <w:bookmarkEnd w:id="74"/>
+      <w:bookmarkEnd w:id="75"/>
     </w:p>
     <w:p>
       <w:pPr>
@@ -7355,10 +8580,11 @@
           <w:bCs/>
         </w:rPr>
       </w:pPr>
-      <w:bookmarkStart w:id="75" w:name="_Toc210356625"/>
-      <w:bookmarkStart w:id="76" w:name="_Toc212860019"/>
-      <w:bookmarkStart w:id="77" w:name="_Toc215610311"/>
-      <w:bookmarkStart w:id="78" w:name="_Toc218266071"/>
+      <w:bookmarkStart w:id="76" w:name="_Toc210356625"/>
+      <w:bookmarkStart w:id="77" w:name="_Toc212860019"/>
+      <w:bookmarkStart w:id="78" w:name="_Toc215610311"/>
+      <w:bookmarkStart w:id="79" w:name="_Toc218266071"/>
+      <w:bookmarkStart w:id="80" w:name="_Toc218461128"/>
       <w:r>
         <w:rPr>
           <w:rStyle w:val="Strong"/>
@@ -7423,10 +8649,11 @@
         </w:rPr>
         <w:t>ncidents)</w:t>
       </w:r>
-      <w:bookmarkEnd w:id="75"/>
       <w:bookmarkEnd w:id="76"/>
       <w:bookmarkEnd w:id="77"/>
       <w:bookmarkEnd w:id="78"/>
+      <w:bookmarkEnd w:id="79"/>
+      <w:bookmarkEnd w:id="80"/>
     </w:p>
     <w:p>
       <w:pPr>
@@ -7499,32 +8726,15 @@
     <w:p>
       <w:pPr>
         <w:pStyle w:val="ListParagraph"/>
-        <w:numPr>
-          <w:ilvl w:val="0"/>
-          <w:numId w:val="0"/>
-        </w:numPr>
-        <w:ind w:left="1080"/>
-      </w:pPr>
-      <w:r>
-        <w:rPr>
-          <w:rStyle w:val="Strong"/>
-          <w:b/>
-          <w:bCs/>
-        </w:rPr>
-        <w:t xml:space="preserve"> </w:t>
-      </w:r>
-    </w:p>
-    <w:p>
-      <w:pPr>
-        <w:pStyle w:val="ListParagraph"/>
         <w:rPr>
           <w:sz w:val="21"/>
           <w:szCs w:val="21"/>
         </w:rPr>
       </w:pPr>
-      <w:bookmarkStart w:id="79" w:name="_Toc212860021"/>
-      <w:bookmarkStart w:id="80" w:name="_Toc215610313"/>
-      <w:bookmarkStart w:id="81" w:name="_Toc218266072"/>
+      <w:bookmarkStart w:id="81" w:name="_Toc212860021"/>
+      <w:bookmarkStart w:id="82" w:name="_Toc215610313"/>
+      <w:bookmarkStart w:id="83" w:name="_Toc218266072"/>
+      <w:bookmarkStart w:id="84" w:name="_Toc218461129"/>
       <w:r>
         <w:rPr>
           <w:rStyle w:val="Strong"/>
@@ -7581,186 +8791,7 @@
         </w:rPr>
         <w:t>ncidents)</w:t>
       </w:r>
-      <w:bookmarkEnd w:id="79"/>
-      <w:bookmarkEnd w:id="80"/>
       <w:bookmarkEnd w:id="81"/>
-    </w:p>
-    <w:p>
-      <w:pPr>
-        <w:ind w:left="720"/>
-        <w:jc w:val="both"/>
-        <w:rPr>
-          <w:sz w:val="24"/>
-          <w:szCs w:val="24"/>
-        </w:rPr>
-      </w:pPr>
-      <w:r>
-        <w:rPr>
-          <w:rStyle w:val="Strong"/>
-          <w:rFonts w:cs="Arial"/>
-          <w:sz w:val="24"/>
-          <w:szCs w:val="24"/>
-        </w:rPr>
-        <w:t>Description:</w:t>
-      </w:r>
-      <w:r>
-        <w:rPr>
-          <w:b/>
-          <w:bCs/>
-        </w:rPr>
-        <w:t xml:space="preserve"> </w:t>
-      </w:r>
-      <w:r>
-        <w:rPr>
-          <w:sz w:val="24"/>
-          <w:szCs w:val="24"/>
-        </w:rPr>
-        <w:t>This rule monitors authentication attempts using default accounts like "Administrator," "Root," or "Guest." It searches for specific logon event types (4624, 4625, 4768, 4771, 4648, 4801) and checks if the account being used is one of the default names</w:t>
-      </w:r>
-      <w:r>
-        <w:rPr>
-          <w:sz w:val="24"/>
-          <w:szCs w:val="24"/>
-        </w:rPr>
-        <w:t>.</w:t>
-      </w:r>
-    </w:p>
-    <w:p>
-      <w:pPr>
-        <w:ind w:left="720"/>
-        <w:jc w:val="both"/>
-        <w:rPr>
-          <w:rStyle w:val="Strong"/>
-          <w:rFonts w:cs="Arial"/>
-          <w:b w:val="0"/>
-          <w:bCs w:val="0"/>
-          <w:sz w:val="24"/>
-          <w:szCs w:val="24"/>
-        </w:rPr>
-      </w:pPr>
-      <w:r>
-        <w:rPr>
-          <w:rStyle w:val="Strong"/>
-          <w:rFonts w:cs="Arial"/>
-          <w:sz w:val="24"/>
-          <w:szCs w:val="24"/>
-        </w:rPr>
-        <w:t>Observation</w:t>
-      </w:r>
-      <w:r>
-        <w:rPr>
-          <w:rStyle w:val="Strong"/>
-          <w:rFonts w:cs="Arial"/>
-          <w:sz w:val="24"/>
-          <w:szCs w:val="24"/>
-        </w:rPr>
-        <w:t>:</w:t>
-      </w:r>
-      <w:r>
-        <w:rPr>
-          <w:rStyle w:val="Strong"/>
-          <w:rFonts w:cs="Arial"/>
-          <w:sz w:val="24"/>
-          <w:szCs w:val="24"/>
-        </w:rPr>
-        <w:t xml:space="preserve"> </w:t>
-      </w:r>
-      <w:r>
-        <w:rPr>
-          <w:rStyle w:val="Strong"/>
-          <w:rFonts w:cs="Arial"/>
-          <w:b w:val="0"/>
-          <w:bCs w:val="0"/>
-          <w:sz w:val="24"/>
-          <w:szCs w:val="24"/>
-        </w:rPr>
-        <w:t>These</w:t>
-      </w:r>
-      <w:r>
-        <w:rPr>
-          <w:rStyle w:val="Strong"/>
-          <w:rFonts w:cs="Arial"/>
-          <w:b w:val="0"/>
-          <w:bCs w:val="0"/>
-          <w:sz w:val="24"/>
-          <w:szCs w:val="24"/>
-        </w:rPr>
-        <w:t xml:space="preserve"> incidents were confirmed to be generated by legitimate service accounts dedicated to specific service in the environment.</w:t>
-      </w:r>
-    </w:p>
-    <w:p>
-      <w:pPr>
-        <w:ind w:left="720"/>
-        <w:jc w:val="both"/>
-        <w:rPr>
-          <w:rStyle w:val="Strong"/>
-          <w:rFonts w:cs="Arial"/>
-          <w:b w:val="0"/>
-          <w:bCs w:val="0"/>
-          <w:sz w:val="24"/>
-          <w:szCs w:val="24"/>
-        </w:rPr>
-      </w:pPr>
-    </w:p>
-    <w:p>
-      <w:pPr>
-        <w:pStyle w:val="ListParagraph"/>
-        <w:rPr>
-          <w:sz w:val="21"/>
-          <w:szCs w:val="21"/>
-        </w:rPr>
-      </w:pPr>
-      <w:bookmarkStart w:id="82" w:name="_Toc212860020"/>
-      <w:bookmarkStart w:id="83" w:name="_Toc215610312"/>
-      <w:bookmarkStart w:id="84" w:name="_Toc218266073"/>
-      <w:r>
-        <w:rPr>
-          <w:rStyle w:val="Strong"/>
-          <w:b/>
-          <w:bCs/>
-        </w:rPr>
-        <w:t>User Account Modified</w:t>
-      </w:r>
-      <w:r>
-        <w:rPr>
-          <w:rStyle w:val="Strong"/>
-          <w:b/>
-          <w:bCs/>
-        </w:rPr>
-        <w:t xml:space="preserve"> (</w:t>
-      </w:r>
-      <w:r>
-        <w:rPr>
-          <w:rStyle w:val="Strong"/>
-          <w:b/>
-          <w:bCs/>
-        </w:rPr>
-        <w:t>79</w:t>
-      </w:r>
-      <w:r>
-        <w:rPr>
-          <w:rStyle w:val="Strong"/>
-          <w:b/>
-          <w:bCs/>
-        </w:rPr>
-        <w:t xml:space="preserve"> </w:t>
-      </w:r>
-      <w:r>
-        <w:rPr>
-          <w:rStyle w:val="Strong"/>
-          <w:b/>
-          <w:bCs/>
-        </w:rPr>
-        <w:t>I</w:t>
-      </w:r>
-      <w:r>
-        <w:rPr>
-          <w:rStyle w:val="Strong"/>
-          <w:b/>
-          <w:bCs/>
-        </w:rPr>
-        <w:t>ncidents)</w:t>
-      </w:r>
       <w:bookmarkEnd w:id="82"/>
       <w:bookmarkEnd w:id="83"/>
       <w:bookmarkEnd w:id="84"/>
@@ -7781,7 +8812,6 @@
           <w:sz w:val="24"/>
           <w:szCs w:val="24"/>
         </w:rPr>
-        <w:lastRenderedPageBreak/>
         <w:t>Description:</w:t>
       </w:r>
       <w:r>
@@ -7796,60 +8826,20 @@
           <w:sz w:val="24"/>
           <w:szCs w:val="24"/>
         </w:rPr>
-        <w:t xml:space="preserve">This rule detects modifications made to user accounts in Active Directory by </w:t>
-      </w:r>
-      <w:r>
-        <w:rPr>
-          <w:sz w:val="24"/>
-          <w:szCs w:val="24"/>
-        </w:rPr>
-        <w:t>monitoring</w:t>
-      </w:r>
-      <w:r>
-        <w:rPr>
-          <w:sz w:val="24"/>
-          <w:szCs w:val="24"/>
-        </w:rPr>
-        <w:t xml:space="preserve"> Event ID 4738. It focuses on changes to user account attributes and identifies the account and subject responsible for the modification</w:t>
+        <w:t>This rule monitors authentication attempts using default accounts like "Administrator," "Root," or "Guest." It searches for specific logon event types (4624, 4625, 4768, 4771, 4648, 4801) and checks if the account being used is one of the default names</w:t>
+      </w:r>
+      <w:r>
+        <w:rPr>
+          <w:sz w:val="24"/>
+          <w:szCs w:val="24"/>
+        </w:rPr>
+        <w:t>.</w:t>
       </w:r>
     </w:p>
     <w:p>
       <w:pPr>
         <w:ind w:left="720"/>
         <w:jc w:val="both"/>
-        <w:rPr>
-          <w:sz w:val="24"/>
-          <w:szCs w:val="24"/>
-        </w:rPr>
-      </w:pPr>
-      <w:r>
-        <w:rPr>
-          <w:rStyle w:val="Strong"/>
-          <w:rFonts w:cs="Arial"/>
-          <w:sz w:val="24"/>
-          <w:szCs w:val="24"/>
-        </w:rPr>
-        <w:t>Observation</w:t>
-      </w:r>
-      <w:r>
-        <w:rPr>
-          <w:rStyle w:val="Strong"/>
-          <w:rFonts w:cs="Arial"/>
-          <w:sz w:val="24"/>
-          <w:szCs w:val="24"/>
-        </w:rPr>
-        <w:t>:</w:t>
-      </w:r>
-      <w:r>
-        <w:rPr>
-          <w:rStyle w:val="Strong"/>
-          <w:rFonts w:cs="Arial"/>
-          <w:sz w:val="24"/>
-          <w:szCs w:val="24"/>
-        </w:rPr>
-        <w:t xml:space="preserve"> </w:t>
-      </w:r>
-      <w:r>
         <w:rPr>
           <w:rStyle w:val="Strong"/>
           <w:rFonts w:cs="Arial"/>
@@ -7858,13 +8848,35 @@
           <w:sz w:val="24"/>
           <w:szCs w:val="24"/>
         </w:rPr>
-        <w:t>These User account modifications were confirmed to be carried out by authorized IT Systems Administrators.</w:t>
-      </w:r>
-    </w:p>
-    <w:p>
-      <w:pPr>
-        <w:ind w:left="720"/>
-        <w:jc w:val="both"/>
+      </w:pPr>
+      <w:r>
+        <w:rPr>
+          <w:rStyle w:val="Strong"/>
+          <w:rFonts w:cs="Arial"/>
+          <w:sz w:val="24"/>
+          <w:szCs w:val="24"/>
+        </w:rPr>
+        <w:t>Observation</w:t>
+      </w:r>
+      <w:r>
+        <w:rPr>
+          <w:rStyle w:val="Strong"/>
+          <w:rFonts w:cs="Arial"/>
+          <w:sz w:val="24"/>
+          <w:szCs w:val="24"/>
+        </w:rPr>
+        <w:t>:</w:t>
+      </w:r>
+      <w:r>
+        <w:rPr>
+          <w:rStyle w:val="Strong"/>
+          <w:rFonts w:cs="Arial"/>
+          <w:sz w:val="24"/>
+          <w:szCs w:val="24"/>
+        </w:rPr>
+        <w:t xml:space="preserve"> </w:t>
+      </w:r>
+      <w:r>
         <w:rPr>
           <w:rStyle w:val="Strong"/>
           <w:rFonts w:cs="Arial"/>
@@ -7873,182 +8885,9 @@
           <w:sz w:val="24"/>
           <w:szCs w:val="24"/>
         </w:rPr>
-      </w:pPr>
-    </w:p>
-    <w:p>
-      <w:pPr>
-        <w:pStyle w:val="ListParagraph"/>
-        <w:rPr>
-          <w:rStyle w:val="Strong"/>
-          <w:b/>
-          <w:bCs/>
-        </w:rPr>
-      </w:pPr>
-      <w:bookmarkStart w:id="85" w:name="_Toc210356624"/>
-      <w:bookmarkStart w:id="86" w:name="_Toc212860018"/>
-      <w:bookmarkStart w:id="87" w:name="_Toc215610310"/>
-      <w:bookmarkStart w:id="88" w:name="_Toc210356622"/>
-      <w:bookmarkStart w:id="89" w:name="_Toc218266074"/>
-      <w:r>
-        <w:rPr>
-          <w:rStyle w:val="Strong"/>
-          <w:b/>
-          <w:bCs/>
-        </w:rPr>
-        <w:t xml:space="preserve">FortiGate Logon Failure </w:t>
-      </w:r>
-      <w:r>
-        <w:rPr>
-          <w:rStyle w:val="Strong"/>
-          <w:b/>
-          <w:bCs/>
-        </w:rPr>
-        <w:t>(</w:t>
-      </w:r>
-      <w:r>
-        <w:rPr>
-          <w:rStyle w:val="Strong"/>
-          <w:b/>
-          <w:bCs/>
-        </w:rPr>
-        <w:t>193</w:t>
-      </w:r>
-      <w:r>
-        <w:rPr>
-          <w:rStyle w:val="Strong"/>
-          <w:b/>
-          <w:bCs/>
-        </w:rPr>
-        <w:t xml:space="preserve"> </w:t>
-      </w:r>
-      <w:r>
-        <w:rPr>
-          <w:rStyle w:val="Strong"/>
-          <w:b/>
-          <w:bCs/>
-        </w:rPr>
-        <w:t>I</w:t>
-      </w:r>
-      <w:r>
-        <w:rPr>
-          <w:rStyle w:val="Strong"/>
-          <w:b/>
-          <w:bCs/>
-        </w:rPr>
-        <w:t>ncidents)</w:t>
-      </w:r>
-      <w:bookmarkEnd w:id="85"/>
-      <w:bookmarkEnd w:id="86"/>
-      <w:bookmarkEnd w:id="87"/>
-      <w:bookmarkEnd w:id="89"/>
-    </w:p>
-    <w:p>
-      <w:pPr>
-        <w:ind w:left="720"/>
-        <w:jc w:val="both"/>
-        <w:rPr>
-          <w:sz w:val="24"/>
-          <w:szCs w:val="24"/>
-        </w:rPr>
-      </w:pPr>
-      <w:r>
-        <w:rPr>
-          <w:rStyle w:val="Strong"/>
-          <w:rFonts w:cs="Arial"/>
-          <w:sz w:val="24"/>
-          <w:szCs w:val="24"/>
-        </w:rPr>
-        <w:t>Description:</w:t>
-      </w:r>
-      <w:r>
-        <w:rPr>
-          <w:b/>
-          <w:bCs/>
-          <w:szCs w:val="28"/>
-        </w:rPr>
-        <w:t xml:space="preserve"> </w:t>
-      </w:r>
-      <w:r>
-        <w:rPr>
-          <w:sz w:val="24"/>
-          <w:szCs w:val="24"/>
-        </w:rPr>
-        <w:t>This rule detects failed login attempts on FortiGate devices' administrative interface. It parses the Syslog messages for failure events, while excluding specific benign scenarios</w:t>
-      </w:r>
-      <w:r>
-        <w:rPr>
-          <w:sz w:val="24"/>
-          <w:szCs w:val="24"/>
-        </w:rPr>
-        <w:t>.</w:t>
-      </w:r>
-    </w:p>
-    <w:p>
-      <w:pPr>
-        <w:ind w:left="720"/>
-        <w:rPr>
-          <w:sz w:val="24"/>
-          <w:szCs w:val="24"/>
-        </w:rPr>
-      </w:pPr>
-      <w:r>
-        <w:rPr>
-          <w:rStyle w:val="Strong"/>
-          <w:rFonts w:cs="Arial"/>
-          <w:sz w:val="24"/>
-          <w:szCs w:val="24"/>
-        </w:rPr>
-        <w:t>Observation:</w:t>
-      </w:r>
-      <w:r>
-        <w:rPr>
-          <w:szCs w:val="28"/>
-        </w:rPr>
-        <w:t xml:space="preserve"> </w:t>
-      </w:r>
-      <w:r>
-        <w:rPr>
-          <w:sz w:val="24"/>
-          <w:szCs w:val="24"/>
-        </w:rPr>
-        <w:t xml:space="preserve">These </w:t>
-      </w:r>
-      <w:r>
-        <w:rPr>
-          <w:sz w:val="24"/>
-          <w:szCs w:val="24"/>
-        </w:rPr>
-        <w:t>were</w:t>
-      </w:r>
-      <w:r>
-        <w:rPr>
-          <w:sz w:val="24"/>
-          <w:szCs w:val="24"/>
-        </w:rPr>
-        <w:t xml:space="preserve"> triggered </w:t>
-      </w:r>
-      <w:proofErr w:type="gramStart"/>
-      <w:r>
-        <w:rPr>
-          <w:sz w:val="24"/>
-          <w:szCs w:val="24"/>
-        </w:rPr>
-        <w:t>from</w:t>
-      </w:r>
-      <w:proofErr w:type="gramEnd"/>
-      <w:r>
-        <w:rPr>
-          <w:sz w:val="24"/>
-          <w:szCs w:val="24"/>
-        </w:rPr>
-        <w:t xml:space="preserve"> legitimate users who made mistakes in the login password and/or ssh error due to expired token.</w:t>
-      </w:r>
-    </w:p>
-    <w:bookmarkEnd w:id="88"/>
-    <w:p>
-      <w:pPr>
-        <w:ind w:left="720"/>
-        <w:jc w:val="both"/>
+        <w:t>These</w:t>
+      </w:r>
+      <w:r>
         <w:rPr>
           <w:rStyle w:val="Strong"/>
           <w:rFonts w:cs="Arial"/>
@@ -8057,7 +8896,8 @@
           <w:sz w:val="24"/>
           <w:szCs w:val="24"/>
         </w:rPr>
-      </w:pPr>
+        <w:t xml:space="preserve"> incidents were confirmed to be generated by legitimate service accounts dedicated to specific service in the environment.</w:t>
+      </w:r>
     </w:p>
     <w:p>
       <w:pPr>
@@ -8067,17 +8907,17 @@
           <w:szCs w:val="21"/>
         </w:rPr>
       </w:pPr>
-      <w:bookmarkStart w:id="90" w:name="_Toc210356626"/>
-      <w:bookmarkStart w:id="91" w:name="_Toc212860023"/>
-      <w:bookmarkStart w:id="92" w:name="_Toc215610315"/>
-      <w:bookmarkStart w:id="93" w:name="_Toc218266075"/>
+      <w:bookmarkStart w:id="85" w:name="_Toc212860020"/>
+      <w:bookmarkStart w:id="86" w:name="_Toc215610312"/>
+      <w:bookmarkStart w:id="87" w:name="_Toc218266073"/>
+      <w:bookmarkStart w:id="88" w:name="_Toc218461130"/>
       <w:r>
         <w:rPr>
           <w:rStyle w:val="Strong"/>
           <w:b/>
           <w:bCs/>
         </w:rPr>
-        <w:t>FortiGate UTM Alerts</w:t>
+        <w:t>User Account Modified</w:t>
       </w:r>
       <w:r>
         <w:rPr>
@@ -8085,6 +8925,30 @@
           <w:b/>
           <w:bCs/>
         </w:rPr>
+        <w:t xml:space="preserve"> (</w:t>
+      </w:r>
+      <w:r>
+        <w:rPr>
+          <w:rStyle w:val="Strong"/>
+          <w:b/>
+          <w:bCs/>
+        </w:rPr>
+        <w:t>7</w:t>
+      </w:r>
+      <w:r>
+        <w:rPr>
+          <w:rStyle w:val="Strong"/>
+          <w:b/>
+          <w:bCs/>
+        </w:rPr>
+        <w:t>0</w:t>
+      </w:r>
+      <w:r>
+        <w:rPr>
+          <w:rStyle w:val="Strong"/>
+          <w:b/>
+          <w:bCs/>
+        </w:rPr>
         <w:t xml:space="preserve"> </w:t>
       </w:r>
       <w:r>
@@ -8093,6 +8957,148 @@
           <w:b/>
           <w:bCs/>
         </w:rPr>
+        <w:t>I</w:t>
+      </w:r>
+      <w:r>
+        <w:rPr>
+          <w:rStyle w:val="Strong"/>
+          <w:b/>
+          <w:bCs/>
+        </w:rPr>
+        <w:t>ncidents)</w:t>
+      </w:r>
+      <w:bookmarkEnd w:id="85"/>
+      <w:bookmarkEnd w:id="86"/>
+      <w:bookmarkEnd w:id="87"/>
+      <w:bookmarkEnd w:id="88"/>
+    </w:p>
+    <w:p>
+      <w:pPr>
+        <w:ind w:left="720"/>
+        <w:jc w:val="both"/>
+        <w:rPr>
+          <w:sz w:val="24"/>
+          <w:szCs w:val="24"/>
+        </w:rPr>
+      </w:pPr>
+      <w:r>
+        <w:rPr>
+          <w:rStyle w:val="Strong"/>
+          <w:rFonts w:cs="Arial"/>
+          <w:sz w:val="24"/>
+          <w:szCs w:val="24"/>
+        </w:rPr>
+        <w:t>Description:</w:t>
+      </w:r>
+      <w:r>
+        <w:rPr>
+          <w:b/>
+          <w:bCs/>
+        </w:rPr>
+        <w:t xml:space="preserve"> </w:t>
+      </w:r>
+      <w:r>
+        <w:rPr>
+          <w:sz w:val="24"/>
+          <w:szCs w:val="24"/>
+        </w:rPr>
+        <w:t xml:space="preserve">This rule detects modifications made to user accounts in Active Directory by </w:t>
+      </w:r>
+      <w:r>
+        <w:rPr>
+          <w:sz w:val="24"/>
+          <w:szCs w:val="24"/>
+        </w:rPr>
+        <w:t>monitoring</w:t>
+      </w:r>
+      <w:r>
+        <w:rPr>
+          <w:sz w:val="24"/>
+          <w:szCs w:val="24"/>
+        </w:rPr>
+        <w:t xml:space="preserve"> Event ID 4738. It focuses on changes to user account attributes and identifies the account and subject responsible for the modification</w:t>
+      </w:r>
+    </w:p>
+    <w:p>
+      <w:pPr>
+        <w:ind w:left="720"/>
+        <w:jc w:val="both"/>
+        <w:rPr>
+          <w:rStyle w:val="Strong"/>
+          <w:b w:val="0"/>
+          <w:bCs w:val="0"/>
+          <w:sz w:val="24"/>
+          <w:szCs w:val="24"/>
+        </w:rPr>
+      </w:pPr>
+      <w:r>
+        <w:rPr>
+          <w:rStyle w:val="Strong"/>
+          <w:rFonts w:cs="Arial"/>
+          <w:sz w:val="24"/>
+          <w:szCs w:val="24"/>
+        </w:rPr>
+        <w:lastRenderedPageBreak/>
+        <w:t>Observation</w:t>
+      </w:r>
+      <w:r>
+        <w:rPr>
+          <w:rStyle w:val="Strong"/>
+          <w:rFonts w:cs="Arial"/>
+          <w:sz w:val="24"/>
+          <w:szCs w:val="24"/>
+        </w:rPr>
+        <w:t>:</w:t>
+      </w:r>
+      <w:r>
+        <w:rPr>
+          <w:rStyle w:val="Strong"/>
+          <w:rFonts w:cs="Arial"/>
+          <w:sz w:val="24"/>
+          <w:szCs w:val="24"/>
+        </w:rPr>
+        <w:t xml:space="preserve"> </w:t>
+      </w:r>
+      <w:r>
+        <w:rPr>
+          <w:rStyle w:val="Strong"/>
+          <w:rFonts w:cs="Arial"/>
+          <w:b w:val="0"/>
+          <w:bCs w:val="0"/>
+          <w:sz w:val="24"/>
+          <w:szCs w:val="24"/>
+        </w:rPr>
+        <w:t>These User account modifications were confirmed to be carried out by authorized IT Systems Administrators.</w:t>
+      </w:r>
+    </w:p>
+    <w:p>
+      <w:pPr>
+        <w:pStyle w:val="ListParagraph"/>
+        <w:rPr>
+          <w:rStyle w:val="Strong"/>
+          <w:b/>
+          <w:bCs/>
+        </w:rPr>
+      </w:pPr>
+      <w:bookmarkStart w:id="89" w:name="_Toc210356624"/>
+      <w:bookmarkStart w:id="90" w:name="_Toc212860018"/>
+      <w:bookmarkStart w:id="91" w:name="_Toc215610310"/>
+      <w:bookmarkStart w:id="92" w:name="_Toc218266074"/>
+      <w:bookmarkStart w:id="93" w:name="_Toc218461131"/>
+      <w:r>
+        <w:rPr>
+          <w:rStyle w:val="Strong"/>
+          <w:b/>
+          <w:bCs/>
+        </w:rPr>
+        <w:t xml:space="preserve">FortiGate Logon Failure </w:t>
+      </w:r>
+      <w:r>
+        <w:rPr>
+          <w:rStyle w:val="Strong"/>
+          <w:b/>
+          <w:bCs/>
+        </w:rPr>
         <w:t>(</w:t>
       </w:r>
       <w:r>
@@ -8101,7 +9107,7 @@
           <w:b/>
           <w:bCs/>
         </w:rPr>
-        <w:t>37</w:t>
+        <w:t>57</w:t>
       </w:r>
       <w:r>
         <w:rPr>
@@ -8127,6 +9133,7 @@
         </w:rPr>
         <w:t>ncidents)</w:t>
       </w:r>
+      <w:bookmarkEnd w:id="89"/>
       <w:bookmarkEnd w:id="90"/>
       <w:bookmarkEnd w:id="91"/>
       <w:bookmarkEnd w:id="92"/>
@@ -8137,6 +9144,47 @@
         <w:ind w:left="720"/>
         <w:jc w:val="both"/>
         <w:rPr>
+          <w:sz w:val="24"/>
+          <w:szCs w:val="24"/>
+        </w:rPr>
+      </w:pPr>
+      <w:bookmarkStart w:id="94" w:name="_Toc210356622"/>
+      <w:r>
+        <w:rPr>
+          <w:rStyle w:val="Strong"/>
+          <w:rFonts w:cs="Arial"/>
+          <w:sz w:val="24"/>
+          <w:szCs w:val="24"/>
+        </w:rPr>
+        <w:t>Description:</w:t>
+      </w:r>
+      <w:r>
+        <w:rPr>
+          <w:b/>
+          <w:bCs/>
+          <w:szCs w:val="28"/>
+        </w:rPr>
+        <w:t xml:space="preserve"> </w:t>
+      </w:r>
+      <w:r>
+        <w:rPr>
+          <w:sz w:val="24"/>
+          <w:szCs w:val="24"/>
+        </w:rPr>
+        <w:t>This rule detects failed login attempts on FortiGate devices' administrative interface. It parses the Syslog messages for failure events, while excluding specific benign scenarios</w:t>
+      </w:r>
+      <w:r>
+        <w:rPr>
+          <w:sz w:val="24"/>
+          <w:szCs w:val="24"/>
+        </w:rPr>
+        <w:t>.</w:t>
+      </w:r>
+    </w:p>
+    <w:p>
+      <w:pPr>
+        <w:ind w:left="720"/>
+        <w:rPr>
           <w:rStyle w:val="Strong"/>
           <w:b w:val="0"/>
           <w:bCs w:val="0"/>
@@ -8147,12 +9195,136 @@
       <w:r>
         <w:rPr>
           <w:rStyle w:val="Strong"/>
-          <w:sz w:val="24"/>
-          <w:szCs w:val="24"/>
-        </w:rPr>
-        <w:t>Description</w:t>
-      </w:r>
-      <w:r>
+          <w:rFonts w:cs="Arial"/>
+          <w:sz w:val="24"/>
+          <w:szCs w:val="24"/>
+        </w:rPr>
+        <w:t>Observation:</w:t>
+      </w:r>
+      <w:r>
+        <w:rPr>
+          <w:szCs w:val="28"/>
+        </w:rPr>
+        <w:t xml:space="preserve"> </w:t>
+      </w:r>
+      <w:r>
+        <w:rPr>
+          <w:sz w:val="24"/>
+          <w:szCs w:val="24"/>
+        </w:rPr>
+        <w:t xml:space="preserve">These </w:t>
+      </w:r>
+      <w:r>
+        <w:rPr>
+          <w:sz w:val="24"/>
+          <w:szCs w:val="24"/>
+        </w:rPr>
+        <w:t>were</w:t>
+      </w:r>
+      <w:r>
+        <w:rPr>
+          <w:sz w:val="24"/>
+          <w:szCs w:val="24"/>
+        </w:rPr>
+        <w:t xml:space="preserve"> triggered </w:t>
+      </w:r>
+      <w:proofErr w:type="gramStart"/>
+      <w:r>
+        <w:rPr>
+          <w:sz w:val="24"/>
+          <w:szCs w:val="24"/>
+        </w:rPr>
+        <w:t>from</w:t>
+      </w:r>
+      <w:proofErr w:type="gramEnd"/>
+      <w:r>
+        <w:rPr>
+          <w:sz w:val="24"/>
+          <w:szCs w:val="24"/>
+        </w:rPr>
+        <w:t xml:space="preserve"> legitimate users who made mistakes in the login password and/or ssh error due to expired token.</w:t>
+      </w:r>
+      <w:bookmarkEnd w:id="94"/>
+    </w:p>
+    <w:p>
+      <w:pPr>
+        <w:pStyle w:val="ListParagraph"/>
+        <w:rPr>
+          <w:sz w:val="21"/>
+          <w:szCs w:val="21"/>
+        </w:rPr>
+      </w:pPr>
+      <w:bookmarkStart w:id="95" w:name="_Toc210356626"/>
+      <w:bookmarkStart w:id="96" w:name="_Toc212860023"/>
+      <w:bookmarkStart w:id="97" w:name="_Toc215610315"/>
+      <w:bookmarkStart w:id="98" w:name="_Toc218266075"/>
+      <w:bookmarkStart w:id="99" w:name="_Toc218461132"/>
+      <w:r>
+        <w:rPr>
+          <w:rStyle w:val="Strong"/>
+          <w:b/>
+          <w:bCs/>
+        </w:rPr>
+        <w:t>FortiGate UTM Alerts</w:t>
+      </w:r>
+      <w:r>
+        <w:rPr>
+          <w:rStyle w:val="Strong"/>
+          <w:b/>
+          <w:bCs/>
+        </w:rPr>
+        <w:t xml:space="preserve"> </w:t>
+      </w:r>
+      <w:r>
+        <w:rPr>
+          <w:rStyle w:val="Strong"/>
+          <w:b/>
+          <w:bCs/>
+        </w:rPr>
+        <w:t>(</w:t>
+      </w:r>
+      <w:r>
+        <w:rPr>
+          <w:rStyle w:val="Strong"/>
+          <w:b/>
+          <w:bCs/>
+        </w:rPr>
+        <w:t>48</w:t>
+      </w:r>
+      <w:r>
+        <w:rPr>
+          <w:rStyle w:val="Strong"/>
+          <w:b/>
+          <w:bCs/>
+        </w:rPr>
+        <w:t xml:space="preserve"> </w:t>
+      </w:r>
+      <w:r>
+        <w:rPr>
+          <w:rStyle w:val="Strong"/>
+          <w:b/>
+          <w:bCs/>
+        </w:rPr>
+        <w:t>I</w:t>
+      </w:r>
+      <w:r>
+        <w:rPr>
+          <w:rStyle w:val="Strong"/>
+          <w:b/>
+          <w:bCs/>
+        </w:rPr>
+        <w:t>ncidents)</w:t>
+      </w:r>
+      <w:bookmarkEnd w:id="95"/>
+      <w:bookmarkEnd w:id="96"/>
+      <w:bookmarkEnd w:id="97"/>
+      <w:bookmarkEnd w:id="98"/>
+      <w:bookmarkEnd w:id="99"/>
+    </w:p>
+    <w:p>
+      <w:pPr>
+        <w:ind w:left="720"/>
+        <w:jc w:val="both"/>
         <w:rPr>
           <w:rStyle w:val="Strong"/>
           <w:b w:val="0"/>
@@ -8160,6 +9332,23 @@
           <w:sz w:val="24"/>
           <w:szCs w:val="24"/>
         </w:rPr>
+      </w:pPr>
+      <w:r>
+        <w:rPr>
+          <w:rStyle w:val="Strong"/>
+          <w:sz w:val="24"/>
+          <w:szCs w:val="24"/>
+        </w:rPr>
+        <w:t>Description</w:t>
+      </w:r>
+      <w:r>
+        <w:rPr>
+          <w:rStyle w:val="Strong"/>
+          <w:b w:val="0"/>
+          <w:bCs w:val="0"/>
+          <w:sz w:val="24"/>
+          <w:szCs w:val="24"/>
+        </w:rPr>
         <w:t xml:space="preserve">: </w:t>
       </w:r>
       <w:r>
@@ -8175,10 +9364,7 @@
         <w:ind w:left="720"/>
         <w:jc w:val="both"/>
         <w:rPr>
-          <w:rStyle w:val="Strong"/>
           <w:rFonts w:eastAsia="Times New Roman"/>
-          <w:b w:val="0"/>
-          <w:bCs w:val="0"/>
           <w:color w:val="4F49F5" w:themeColor="accent1"/>
           <w:kern w:val="2"/>
           <w14:ligatures w14:val="standardContextual"/>
@@ -8279,6 +9465,79 @@
     </w:p>
     <w:p>
       <w:pPr>
+        <w:pStyle w:val="ListParagraph"/>
+        <w:rPr>
+          <w:sz w:val="21"/>
+          <w:szCs w:val="21"/>
+        </w:rPr>
+      </w:pPr>
+      <w:bookmarkStart w:id="100" w:name="_Toc212860022"/>
+      <w:bookmarkStart w:id="101" w:name="_Toc215610314"/>
+      <w:bookmarkStart w:id="102" w:name="_Toc218266076"/>
+      <w:bookmarkStart w:id="103" w:name="_Toc218461133"/>
+      <w:r>
+        <w:rPr>
+          <w:rStyle w:val="Strong"/>
+          <w:b/>
+          <w:bCs/>
+        </w:rPr>
+        <w:t xml:space="preserve">Incidents Summary Alert </w:t>
+      </w:r>
+      <w:r>
+        <w:rPr>
+          <w:rStyle w:val="Strong"/>
+          <w:b/>
+          <w:bCs/>
+        </w:rPr>
+        <w:t>(</w:t>
+      </w:r>
+      <w:r>
+        <w:rPr>
+          <w:rStyle w:val="Strong"/>
+          <w:b/>
+          <w:bCs/>
+        </w:rPr>
+        <w:t>4</w:t>
+      </w:r>
+      <w:r>
+        <w:rPr>
+          <w:rStyle w:val="Strong"/>
+          <w:b/>
+          <w:bCs/>
+        </w:rPr>
+        <w:t>5</w:t>
+      </w:r>
+      <w:r>
+        <w:rPr>
+          <w:rStyle w:val="Strong"/>
+          <w:b/>
+          <w:bCs/>
+        </w:rPr>
+        <w:t xml:space="preserve"> </w:t>
+      </w:r>
+      <w:r>
+        <w:rPr>
+          <w:rStyle w:val="Strong"/>
+          <w:b/>
+          <w:bCs/>
+        </w:rPr>
+        <w:t>I</w:t>
+      </w:r>
+      <w:r>
+        <w:rPr>
+          <w:rStyle w:val="Strong"/>
+          <w:b/>
+          <w:bCs/>
+        </w:rPr>
+        <w:t>ncidents)</w:t>
+      </w:r>
+      <w:bookmarkEnd w:id="100"/>
+      <w:bookmarkEnd w:id="101"/>
+      <w:bookmarkEnd w:id="102"/>
+      <w:bookmarkEnd w:id="103"/>
+    </w:p>
+    <w:p>
+      <w:pPr>
         <w:ind w:left="720"/>
         <w:jc w:val="both"/>
         <w:rPr>
@@ -8286,6 +9545,29 @@
           <w:szCs w:val="24"/>
         </w:rPr>
       </w:pPr>
+      <w:r>
+        <w:rPr>
+          <w:rStyle w:val="Strong"/>
+          <w:rFonts w:cs="Arial"/>
+          <w:sz w:val="24"/>
+          <w:szCs w:val="24"/>
+        </w:rPr>
+        <w:t>Description:</w:t>
+      </w:r>
+      <w:r>
+        <w:rPr>
+          <w:b/>
+          <w:bCs/>
+        </w:rPr>
+        <w:t xml:space="preserve"> </w:t>
+      </w:r>
+      <w:r>
+        <w:rPr>
+          <w:sz w:val="24"/>
+          <w:szCs w:val="24"/>
+        </w:rPr>
+        <w:t>This rule produces a summary count of incidents generated in the past 12hrs.</w:t>
+      </w:r>
     </w:p>
     <w:p>
       <w:pPr>
@@ -8295,114 +9577,8 @@
           <w:szCs w:val="21"/>
         </w:rPr>
       </w:pPr>
-      <w:bookmarkStart w:id="94" w:name="_Toc212860022"/>
-      <w:bookmarkStart w:id="95" w:name="_Toc215610314"/>
-      <w:bookmarkStart w:id="96" w:name="_Toc218266076"/>
-      <w:r>
-        <w:rPr>
-          <w:rStyle w:val="Strong"/>
-          <w:b/>
-          <w:bCs/>
-        </w:rPr>
-        <w:t xml:space="preserve">Incidents Summary Alert </w:t>
-      </w:r>
-      <w:r>
-        <w:rPr>
-          <w:rStyle w:val="Strong"/>
-          <w:b/>
-          <w:bCs/>
-        </w:rPr>
-        <w:t>(</w:t>
-      </w:r>
-      <w:r>
-        <w:rPr>
-          <w:rStyle w:val="Strong"/>
-          <w:b/>
-          <w:bCs/>
-        </w:rPr>
-        <w:t>47</w:t>
-      </w:r>
-      <w:r>
-        <w:rPr>
-          <w:rStyle w:val="Strong"/>
-          <w:b/>
-          <w:bCs/>
-        </w:rPr>
-        <w:t xml:space="preserve"> </w:t>
-      </w:r>
-      <w:r>
-        <w:rPr>
-          <w:rStyle w:val="Strong"/>
-          <w:b/>
-          <w:bCs/>
-        </w:rPr>
-        <w:t>I</w:t>
-      </w:r>
-      <w:r>
-        <w:rPr>
-          <w:rStyle w:val="Strong"/>
-          <w:b/>
-          <w:bCs/>
-        </w:rPr>
-        <w:t>ncidents)</w:t>
-      </w:r>
-      <w:bookmarkEnd w:id="94"/>
-      <w:bookmarkEnd w:id="95"/>
-      <w:bookmarkEnd w:id="96"/>
-    </w:p>
-    <w:p>
-      <w:pPr>
-        <w:ind w:left="720"/>
-        <w:jc w:val="both"/>
-        <w:rPr>
-          <w:sz w:val="24"/>
-          <w:szCs w:val="24"/>
-        </w:rPr>
-      </w:pPr>
-      <w:r>
-        <w:rPr>
-          <w:rStyle w:val="Strong"/>
-          <w:rFonts w:cs="Arial"/>
-          <w:sz w:val="24"/>
-          <w:szCs w:val="24"/>
-        </w:rPr>
-        <w:t>Description:</w:t>
-      </w:r>
-      <w:r>
-        <w:rPr>
-          <w:b/>
-          <w:bCs/>
-        </w:rPr>
-        <w:t xml:space="preserve"> </w:t>
-      </w:r>
-      <w:r>
-        <w:rPr>
-          <w:sz w:val="24"/>
-          <w:szCs w:val="24"/>
-        </w:rPr>
-        <w:t>This rule produces a summary count of incidents generated in the past 12hrs.</w:t>
-      </w:r>
-    </w:p>
-    <w:p>
-      <w:pPr>
-        <w:ind w:left="720"/>
-        <w:jc w:val="both"/>
-        <w:rPr>
-          <w:sz w:val="24"/>
-          <w:szCs w:val="24"/>
-        </w:rPr>
-      </w:pPr>
-    </w:p>
-    <w:p>
-      <w:pPr>
-        <w:pStyle w:val="ListParagraph"/>
-        <w:rPr>
-          <w:sz w:val="21"/>
-          <w:szCs w:val="21"/>
-        </w:rPr>
-      </w:pPr>
-      <w:bookmarkStart w:id="97" w:name="_Toc210356627"/>
-      <w:bookmarkStart w:id="98" w:name="_Toc218266077"/>
+      <w:bookmarkStart w:id="104" w:name="_Toc218266077"/>
+      <w:bookmarkStart w:id="105" w:name="_Toc218461134"/>
       <w:proofErr w:type="spellStart"/>
       <w:r>
         <w:rPr>
@@ -8471,7 +9647,8 @@
         </w:rPr>
         <w:t>ncidents)</w:t>
       </w:r>
-      <w:bookmarkEnd w:id="98"/>
+      <w:bookmarkEnd w:id="104"/>
+      <w:bookmarkEnd w:id="105"/>
     </w:p>
     <w:p>
       <w:pPr>
@@ -8582,7 +9759,7 @@
         </w:rPr>
         <w:t>” is an Authorized IT Administrator</w:t>
       </w:r>
-      <w:bookmarkStart w:id="99" w:name="_Toc210356629"/>
+      <w:bookmarkStart w:id="106" w:name="_Toc210356629"/>
       <w:r>
         <w:rPr>
           <w:rStyle w:val="Strong"/>
@@ -8603,8 +9780,9 @@
           <w:szCs w:val="21"/>
         </w:rPr>
       </w:pPr>
-      <w:bookmarkStart w:id="100" w:name="_Toc218266078"/>
-      <w:bookmarkEnd w:id="99"/>
+      <w:bookmarkStart w:id="107" w:name="_Toc218266078"/>
+      <w:bookmarkStart w:id="108" w:name="_Toc218461135"/>
+      <w:bookmarkEnd w:id="106"/>
       <w:proofErr w:type="spellStart"/>
       <w:r>
         <w:rPr>
@@ -8631,7 +9809,7 @@
           <w:b/>
           <w:bCs/>
         </w:rPr>
-        <w:t xml:space="preserve"> FortiClient VPN Connected </w:t>
+        <w:t xml:space="preserve"> FortiClient VPN Connected outside of Business Hours </w:t>
       </w:r>
       <w:r>
         <w:rPr>
@@ -8639,7 +9817,7 @@
           <w:b/>
           <w:bCs/>
         </w:rPr>
-        <w:t xml:space="preserve">outside of Business Hours </w:t>
+        <w:t>(</w:t>
       </w:r>
       <w:r>
         <w:rPr>
@@ -8647,7 +9825,7 @@
           <w:b/>
           <w:bCs/>
         </w:rPr>
-        <w:t>(</w:t>
+        <w:t>30</w:t>
       </w:r>
       <w:r>
         <w:rPr>
@@ -8655,7 +9833,7 @@
           <w:b/>
           <w:bCs/>
         </w:rPr>
-        <w:t>30</w:t>
+        <w:t xml:space="preserve"> </w:t>
       </w:r>
       <w:r>
         <w:rPr>
@@ -8663,7 +9841,7 @@
           <w:b/>
           <w:bCs/>
         </w:rPr>
-        <w:t xml:space="preserve"> </w:t>
+        <w:t>I</w:t>
       </w:r>
       <w:r>
         <w:rPr>
@@ -8671,17 +9849,10 @@
           <w:b/>
           <w:bCs/>
         </w:rPr>
-        <w:t>I</w:t>
-      </w:r>
-      <w:r>
-        <w:rPr>
-          <w:rStyle w:val="Strong"/>
-          <w:b/>
-          <w:bCs/>
-        </w:rPr>
         <w:t>ncidents)</w:t>
       </w:r>
-      <w:bookmarkEnd w:id="100"/>
+      <w:bookmarkEnd w:id="107"/>
+      <w:bookmarkEnd w:id="108"/>
     </w:p>
     <w:p>
       <w:pPr>
@@ -8692,6 +9863,7 @@
           <w:szCs w:val="24"/>
         </w:rPr>
       </w:pPr>
+      <w:bookmarkStart w:id="109" w:name="_Toc210356627"/>
       <w:r>
         <w:rPr>
           <w:rStyle w:val="Strong"/>
@@ -8721,7 +9893,8 @@
         <w:ind w:left="720"/>
         <w:jc w:val="both"/>
         <w:rPr>
-          <w:rStyle w:val="Strong"/>
+          <w:b/>
+          <w:bCs/>
           <w:szCs w:val="21"/>
         </w:rPr>
       </w:pPr>
@@ -8732,7 +9905,6 @@
           <w:sz w:val="24"/>
           <w:szCs w:val="24"/>
         </w:rPr>
-        <w:lastRenderedPageBreak/>
         <w:t>Observation</w:t>
       </w:r>
       <w:r>
@@ -8762,54 +9934,23 @@
           <w:sz w:val="24"/>
           <w:szCs w:val="24"/>
         </w:rPr>
-        <w:t>The user, “Margaret Moola” is an Authorized IT Administrator</w:t>
-      </w:r>
-      <w:r>
-        <w:rPr>
-          <w:rStyle w:val="Strong"/>
-          <w:rFonts w:cs="Arial"/>
-          <w:b w:val="0"/>
-          <w:bCs w:val="0"/>
-          <w:sz w:val="24"/>
-          <w:szCs w:val="24"/>
-        </w:rPr>
-        <w:t xml:space="preserve"> with after business hours privileges</w:t>
-      </w:r>
-      <w:r>
-        <w:rPr>
-          <w:rStyle w:val="Strong"/>
-          <w:rFonts w:cs="Arial"/>
-          <w:b w:val="0"/>
-          <w:bCs w:val="0"/>
-          <w:sz w:val="24"/>
-          <w:szCs w:val="24"/>
-        </w:rPr>
-        <w:t>.</w:t>
+        <w:t>The user, “Margaret Moola” is an Authorized IT Administrator with after business hours privileges.</w:t>
       </w:r>
     </w:p>
     <w:p>
       <w:pPr>
-        <w:ind w:left="720"/>
-        <w:jc w:val="both"/>
-        <w:rPr>
-          <w:sz w:val="24"/>
-          <w:szCs w:val="24"/>
-        </w:rPr>
-      </w:pPr>
-    </w:p>
-    <w:p>
-      <w:pPr>
         <w:pStyle w:val="ListParagraph"/>
         <w:rPr>
           <w:sz w:val="21"/>
           <w:szCs w:val="21"/>
         </w:rPr>
       </w:pPr>
-      <w:bookmarkStart w:id="101" w:name="_Toc210356630"/>
-      <w:bookmarkStart w:id="102" w:name="_Toc212860026"/>
-      <w:bookmarkStart w:id="103" w:name="_Toc215610318"/>
-      <w:bookmarkStart w:id="104" w:name="_Toc218266079"/>
-      <w:bookmarkEnd w:id="97"/>
+      <w:bookmarkStart w:id="110" w:name="_Toc210356630"/>
+      <w:bookmarkStart w:id="111" w:name="_Toc212860026"/>
+      <w:bookmarkStart w:id="112" w:name="_Toc215610318"/>
+      <w:bookmarkStart w:id="113" w:name="_Toc218266079"/>
+      <w:bookmarkStart w:id="114" w:name="_Toc218461136"/>
+      <w:bookmarkEnd w:id="109"/>
       <w:r>
         <w:rPr>
           <w:rStyle w:val="Strong"/>
@@ -8874,10 +10015,11 @@
         </w:rPr>
         <w:t>ncidents)</w:t>
       </w:r>
-      <w:bookmarkEnd w:id="101"/>
-      <w:bookmarkEnd w:id="102"/>
-      <w:bookmarkEnd w:id="103"/>
-      <w:bookmarkEnd w:id="104"/>
+      <w:bookmarkEnd w:id="110"/>
+      <w:bookmarkEnd w:id="111"/>
+      <w:bookmarkEnd w:id="112"/>
+      <w:bookmarkEnd w:id="113"/>
+      <w:bookmarkEnd w:id="114"/>
     </w:p>
     <w:p>
       <w:pPr>
@@ -9019,14 +10161,14 @@
           <w:lang w:val="en-US"/>
         </w:rPr>
       </w:pPr>
-      <w:bookmarkStart w:id="105" w:name="_Toc218266080"/>
+      <w:bookmarkStart w:id="115" w:name="_Toc218461137"/>
       <w:r>
         <w:rPr>
           <w:lang w:val="en-US"/>
         </w:rPr>
         <w:t>High Severity</w:t>
       </w:r>
-      <w:bookmarkEnd w:id="105"/>
+      <w:bookmarkEnd w:id="115"/>
     </w:p>
     <w:p>
       <w:pPr>
@@ -9050,30 +10192,32 @@
           <w:sz w:val="24"/>
           <w:szCs w:val="28"/>
         </w:rPr>
-        <w:t>no</w:t>
-      </w:r>
-      <w:r>
-        <w:rPr>
-          <w:b/>
-          <w:bCs/>
-          <w:sz w:val="24"/>
-          <w:szCs w:val="28"/>
-        </w:rPr>
-        <w:t xml:space="preserve"> high-severity incident</w:t>
-      </w:r>
-      <w:r>
-        <w:rPr>
-          <w:sz w:val="24"/>
-          <w:szCs w:val="28"/>
-        </w:rPr>
-        <w:t xml:space="preserve"> w</w:t>
-      </w:r>
-      <w:r>
-        <w:rPr>
-          <w:sz w:val="24"/>
-          <w:szCs w:val="28"/>
-        </w:rPr>
-        <w:t>as</w:t>
+        <w:t>18</w:t>
+      </w:r>
+      <w:r>
+        <w:rPr>
+          <w:b/>
+          <w:bCs/>
+          <w:sz w:val="24"/>
+          <w:szCs w:val="28"/>
+        </w:rPr>
+        <w:t xml:space="preserve"> high-severity </w:t>
+      </w:r>
+      <w:r>
+        <w:rPr>
+          <w:b/>
+          <w:bCs/>
+          <w:sz w:val="24"/>
+          <w:szCs w:val="28"/>
+        </w:rPr>
+        <w:t>incident</w:t>
+      </w:r>
+      <w:r>
+        <w:rPr>
+          <w:sz w:val="24"/>
+          <w:szCs w:val="28"/>
+        </w:rPr>
+        <w:t>s were</w:t>
       </w:r>
       <w:r>
         <w:rPr>
@@ -9082,65 +10226,388 @@
         </w:rPr>
         <w:t xml:space="preserve"> recorded.</w:t>
       </w:r>
-      <w:bookmarkStart w:id="106" w:name="_Hlk205160832"/>
-      <w:bookmarkStart w:id="107" w:name="_Toc2000009926"/>
-      <w:bookmarkStart w:id="108" w:name="_Toc2133529079"/>
-      <w:bookmarkStart w:id="109" w:name="_Toc1088261615"/>
-      <w:bookmarkStart w:id="110" w:name="_Toc1876567327"/>
-      <w:bookmarkStart w:id="111" w:name="_Toc769746011"/>
-      <w:bookmarkStart w:id="112" w:name="_Toc1840630876"/>
-      <w:bookmarkStart w:id="113" w:name="_Toc168590861"/>
+      <w:bookmarkStart w:id="116" w:name="_Hlk205160832"/>
+      <w:bookmarkStart w:id="117" w:name="_Toc2000009926"/>
+      <w:bookmarkStart w:id="118" w:name="_Toc2133529079"/>
+      <w:bookmarkStart w:id="119" w:name="_Toc1088261615"/>
+      <w:bookmarkStart w:id="120" w:name="_Toc1876567327"/>
+      <w:bookmarkStart w:id="121" w:name="_Toc769746011"/>
+      <w:bookmarkStart w:id="122" w:name="_Toc1840630876"/>
+      <w:bookmarkStart w:id="123" w:name="_Toc168590861"/>
+    </w:p>
+    <w:tbl>
+      <w:tblPr>
+        <w:tblStyle w:val="TekExpertstable"/>
+        <w:tblW w:w="0" w:type="auto"/>
+        <w:jc w:val="center"/>
+        <w:tblLook w:val="04A0" w:firstRow="1" w:lastRow="0" w:firstColumn="1" w:lastColumn="0" w:noHBand="0" w:noVBand="1"/>
+      </w:tblPr>
+      <w:tblGrid>
+        <w:gridCol w:w="5180"/>
+        <w:gridCol w:w="2285"/>
+      </w:tblGrid>
+      <w:tr>
+        <w:trPr>
+          <w:cnfStyle w:val="100000000000" w:firstRow="1" w:lastRow="0" w:firstColumn="0" w:lastColumn="0" w:oddVBand="0" w:evenVBand="0" w:oddHBand="0" w:evenHBand="0" w:firstRowFirstColumn="0" w:firstRowLastColumn="0" w:lastRowFirstColumn="0" w:lastRowLastColumn="0"/>
+          <w:trHeight w:val="300"/>
+          <w:jc w:val="center"/>
+        </w:trPr>
+        <w:tc>
+          <w:tcPr>
+            <w:cnfStyle w:val="001000000000" w:firstRow="0" w:lastRow="0" w:firstColumn="1" w:lastColumn="0" w:oddVBand="0" w:evenVBand="0" w:oddHBand="0" w:evenHBand="0" w:firstRowFirstColumn="0" w:firstRowLastColumn="0" w:lastRowFirstColumn="0" w:lastRowLastColumn="0"/>
+            <w:tcW w:w="5180" w:type="dxa"/>
+            <w:noWrap/>
+            <w:hideMark/>
+          </w:tcPr>
+          <w:p>
+            <w:pPr>
+              <w:rPr>
+                <w:bCs/>
+                <w:color w:val="FFFFFF" w:themeColor="background1"/>
+                <w:sz w:val="24"/>
+                <w:szCs w:val="28"/>
+              </w:rPr>
+            </w:pPr>
+            <w:r>
+              <w:rPr>
+                <w:bCs/>
+                <w:color w:val="FFFFFF" w:themeColor="background1"/>
+                <w:sz w:val="24"/>
+                <w:szCs w:val="28"/>
+              </w:rPr>
+              <w:t>Incident Title</w:t>
+            </w:r>
+          </w:p>
+        </w:tc>
+        <w:tc>
+          <w:tcPr>
+            <w:tcW w:w="2285" w:type="dxa"/>
+            <w:noWrap/>
+            <w:hideMark/>
+          </w:tcPr>
+          <w:p>
+            <w:pPr>
+              <w:cnfStyle w:val="100000000000" w:firstRow="1" w:lastRow="0" w:firstColumn="0" w:lastColumn="0" w:oddVBand="0" w:evenVBand="0" w:oddHBand="0" w:evenHBand="0" w:firstRowFirstColumn="0" w:firstRowLastColumn="0" w:lastRowFirstColumn="0" w:lastRowLastColumn="0"/>
+              <w:rPr>
+                <w:bCs/>
+                <w:color w:val="FFFFFF" w:themeColor="background1"/>
+                <w:sz w:val="24"/>
+                <w:szCs w:val="28"/>
+              </w:rPr>
+            </w:pPr>
+            <w:r>
+              <w:rPr>
+                <w:bCs/>
+                <w:color w:val="FFFFFF" w:themeColor="background1"/>
+                <w:sz w:val="24"/>
+                <w:szCs w:val="28"/>
+              </w:rPr>
+              <w:t>Count of Title</w:t>
+            </w:r>
+          </w:p>
+        </w:tc>
+      </w:tr>
+      <w:tr>
+        <w:trPr>
+          <w:cnfStyle w:val="000000100000" w:firstRow="0" w:lastRow="0" w:firstColumn="0" w:lastColumn="0" w:oddVBand="0" w:evenVBand="0" w:oddHBand="1" w:evenHBand="0" w:firstRowFirstColumn="0" w:firstRowLastColumn="0" w:lastRowFirstColumn="0" w:lastRowLastColumn="0"/>
+          <w:trHeight w:val="300"/>
+          <w:jc w:val="center"/>
+        </w:trPr>
+        <w:tc>
+          <w:tcPr>
+            <w:cnfStyle w:val="001000000000" w:firstRow="0" w:lastRow="0" w:firstColumn="1" w:lastColumn="0" w:oddVBand="0" w:evenVBand="0" w:oddHBand="0" w:evenHBand="0" w:firstRowFirstColumn="0" w:firstRowLastColumn="0" w:lastRowFirstColumn="0" w:lastRowLastColumn="0"/>
+            <w:tcW w:w="5180" w:type="dxa"/>
+            <w:noWrap/>
+            <w:hideMark/>
+          </w:tcPr>
+          <w:p>
+            <w:pPr>
+              <w:rPr>
+                <w:b w:val="0"/>
+                <w:bCs/>
+                <w:sz w:val="24"/>
+                <w:szCs w:val="28"/>
+              </w:rPr>
+            </w:pPr>
+            <w:proofErr w:type="gramStart"/>
+            <w:r>
+              <w:rPr>
+                <w:b w:val="0"/>
+                <w:bCs/>
+                <w:sz w:val="24"/>
+                <w:szCs w:val="28"/>
+              </w:rPr>
+              <w:t>Non Domain</w:t>
+            </w:r>
+            <w:proofErr w:type="gramEnd"/>
+            <w:r>
+              <w:rPr>
+                <w:b w:val="0"/>
+                <w:bCs/>
+                <w:sz w:val="24"/>
+                <w:szCs w:val="28"/>
+              </w:rPr>
+              <w:t xml:space="preserve"> Controller Active Directory Replication</w:t>
+            </w:r>
+          </w:p>
+        </w:tc>
+        <w:tc>
+          <w:tcPr>
+            <w:tcW w:w="2285" w:type="dxa"/>
+            <w:noWrap/>
+            <w:hideMark/>
+          </w:tcPr>
+          <w:p>
+            <w:pPr>
+              <w:cnfStyle w:val="000000100000" w:firstRow="0" w:lastRow="0" w:firstColumn="0" w:lastColumn="0" w:oddVBand="0" w:evenVBand="0" w:oddHBand="1" w:evenHBand="0" w:firstRowFirstColumn="0" w:firstRowLastColumn="0" w:lastRowFirstColumn="0" w:lastRowLastColumn="0"/>
+              <w:rPr>
+                <w:bCs/>
+                <w:sz w:val="24"/>
+                <w:szCs w:val="28"/>
+              </w:rPr>
+            </w:pPr>
+            <w:r>
+              <w:rPr>
+                <w:bCs/>
+                <w:sz w:val="24"/>
+                <w:szCs w:val="28"/>
+              </w:rPr>
+              <w:t>18</w:t>
+            </w:r>
+          </w:p>
+        </w:tc>
+      </w:tr>
+      <w:tr>
+        <w:trPr>
+          <w:cnfStyle w:val="000000010000" w:firstRow="0" w:lastRow="0" w:firstColumn="0" w:lastColumn="0" w:oddVBand="0" w:evenVBand="0" w:oddHBand="0" w:evenHBand="1" w:firstRowFirstColumn="0" w:firstRowLastColumn="0" w:lastRowFirstColumn="0" w:lastRowLastColumn="0"/>
+          <w:trHeight w:val="300"/>
+          <w:jc w:val="center"/>
+        </w:trPr>
+        <w:tc>
+          <w:tcPr>
+            <w:cnfStyle w:val="001000000000" w:firstRow="0" w:lastRow="0" w:firstColumn="1" w:lastColumn="0" w:oddVBand="0" w:evenVBand="0" w:oddHBand="0" w:evenHBand="0" w:firstRowFirstColumn="0" w:firstRowLastColumn="0" w:lastRowFirstColumn="0" w:lastRowLastColumn="0"/>
+            <w:tcW w:w="5180" w:type="dxa"/>
+            <w:noWrap/>
+            <w:hideMark/>
+          </w:tcPr>
+          <w:p>
+            <w:pPr>
+              <w:rPr>
+                <w:bCs/>
+                <w:sz w:val="24"/>
+                <w:szCs w:val="28"/>
+              </w:rPr>
+            </w:pPr>
+            <w:r>
+              <w:rPr>
+                <w:bCs/>
+                <w:sz w:val="24"/>
+                <w:szCs w:val="28"/>
+              </w:rPr>
+              <w:t>Grand Total</w:t>
+            </w:r>
+          </w:p>
+        </w:tc>
+        <w:tc>
+          <w:tcPr>
+            <w:tcW w:w="2285" w:type="dxa"/>
+            <w:noWrap/>
+            <w:hideMark/>
+          </w:tcPr>
+          <w:p>
+            <w:pPr>
+              <w:cnfStyle w:val="000000010000" w:firstRow="0" w:lastRow="0" w:firstColumn="0" w:lastColumn="0" w:oddVBand="0" w:evenVBand="0" w:oddHBand="0" w:evenHBand="1" w:firstRowFirstColumn="0" w:firstRowLastColumn="0" w:lastRowFirstColumn="0" w:lastRowLastColumn="0"/>
+              <w:rPr>
+                <w:b/>
+                <w:bCs/>
+                <w:sz w:val="24"/>
+                <w:szCs w:val="28"/>
+              </w:rPr>
+            </w:pPr>
+            <w:r>
+              <w:rPr>
+                <w:b/>
+                <w:bCs/>
+                <w:sz w:val="24"/>
+                <w:szCs w:val="28"/>
+              </w:rPr>
+              <w:t>18</w:t>
+            </w:r>
+          </w:p>
+        </w:tc>
+      </w:tr>
+    </w:tbl>
+    <w:p>
+      <w:pPr>
+        <w:ind w:left="360"/>
+        <w:rPr>
+          <w:sz w:val="24"/>
+          <w:szCs w:val="28"/>
+        </w:rPr>
+      </w:pPr>
     </w:p>
     <w:p>
       <w:pPr>
-        <w:rPr>
-          <w:sz w:val="24"/>
-          <w:szCs w:val="28"/>
-        </w:rPr>
-      </w:pPr>
+        <w:pStyle w:val="ListParagraph"/>
+        <w:numPr>
+          <w:ilvl w:val="0"/>
+          <w:numId w:val="10"/>
+        </w:numPr>
+      </w:pPr>
+      <w:bookmarkStart w:id="124" w:name="_Toc210356634"/>
+      <w:bookmarkStart w:id="125" w:name="_Toc210645301"/>
+      <w:bookmarkStart w:id="126" w:name="_Toc218461138"/>
+      <w:proofErr w:type="gramStart"/>
+      <w:r>
+        <w:t>Non Domain</w:t>
+      </w:r>
+      <w:proofErr w:type="gramEnd"/>
+      <w:r>
+        <w:t xml:space="preserve"> Controller Active Directory Replication</w:t>
+      </w:r>
+      <w:bookmarkEnd w:id="124"/>
+      <w:r>
+        <w:t xml:space="preserve"> </w:t>
+      </w:r>
+      <w:r>
+        <w:t>(</w:t>
+      </w:r>
+      <w:r>
+        <w:t>18</w:t>
+      </w:r>
+      <w:r>
+        <w:t xml:space="preserve"> </w:t>
+      </w:r>
+      <w:r>
+        <w:t>I</w:t>
+      </w:r>
+      <w:r>
+        <w:t>ncidents)</w:t>
+      </w:r>
+      <w:bookmarkEnd w:id="125"/>
+      <w:bookmarkEnd w:id="126"/>
     </w:p>
     <w:p>
       <w:pPr>
-        <w:ind w:left="360"/>
+        <w:ind w:left="720"/>
+        <w:jc w:val="both"/>
+        <w:rPr>
+          <w:sz w:val="24"/>
+          <w:szCs w:val="24"/>
+        </w:rPr>
+      </w:pPr>
+      <w:r>
         <w:rPr>
           <w:rFonts w:eastAsia="Times New Roman"/>
-          <w:sz w:val="24"/>
-          <w:szCs w:val="24"/>
-        </w:rPr>
-      </w:pPr>
-      <w:r>
-        <w:rPr>
-          <w:noProof/>
-          <w14:ligatures w14:val="standardContextual"/>
-        </w:rPr>
-        <w:drawing>
-          <wp:inline distT="0" distB="0" distL="0" distR="0" wp14:anchorId="3A43F0CF" wp14:editId="41876519">
-            <wp:extent cx="5731510" cy="3329305"/>
-            <wp:effectExtent l="0" t="0" r="2540" b="4445"/>
-            <wp:docPr id="755481772" name="Chart 1">
-              <a:extLst xmlns:a="http://schemas.openxmlformats.org/drawingml/2006/main">
-                <a:ext uri="{FF2B5EF4-FFF2-40B4-BE49-F238E27FC236}">
-                  <a16:creationId xmlns:a16="http://schemas.microsoft.com/office/drawing/2014/main" id="{6F8B4D0E-CB66-6C67-233A-916077C4E94C}"/>
-                </a:ext>
-              </a:extLst>
-            </wp:docPr>
-            <wp:cNvGraphicFramePr/>
-            <a:graphic xmlns:a="http://schemas.openxmlformats.org/drawingml/2006/main">
-              <a:graphicData uri="http://schemas.openxmlformats.org/drawingml/2006/chart">
-                <c:chart xmlns:c="http://schemas.openxmlformats.org/drawingml/2006/chart" xmlns:r="http://schemas.openxmlformats.org/officeDocument/2006/relationships" r:id="rId17"/>
-              </a:graphicData>
-            </a:graphic>
-          </wp:inline>
-        </w:drawing>
+          <w:b/>
+          <w:bCs/>
+          <w:sz w:val="24"/>
+          <w:szCs w:val="24"/>
+        </w:rPr>
+        <w:t>Review</w:t>
+      </w:r>
+      <w:r>
+        <w:rPr>
+          <w:rFonts w:eastAsia="Times New Roman"/>
+          <w:b/>
+          <w:bCs/>
+          <w:sz w:val="24"/>
+          <w:szCs w:val="24"/>
+        </w:rPr>
+        <w:t>:</w:t>
+      </w:r>
+      <w:r>
+        <w:rPr>
+          <w:rFonts w:eastAsia="Times New Roman"/>
+          <w:sz w:val="24"/>
+          <w:szCs w:val="24"/>
+        </w:rPr>
+        <w:t xml:space="preserve"> </w:t>
+      </w:r>
+      <w:r>
+        <w:rPr>
+          <w:sz w:val="24"/>
+          <w:szCs w:val="24"/>
+        </w:rPr>
+        <w:t xml:space="preserve">This </w:t>
+      </w:r>
+      <w:r>
+        <w:rPr>
+          <w:sz w:val="24"/>
+          <w:szCs w:val="24"/>
+        </w:rPr>
+        <w:t>rule</w:t>
+      </w:r>
+      <w:r>
+        <w:rPr>
+          <w:sz w:val="24"/>
+          <w:szCs w:val="24"/>
+        </w:rPr>
+        <w:t xml:space="preserve"> detects potential attempts by non-computer accounts (</w:t>
+      </w:r>
+      <w:proofErr w:type="spellStart"/>
+      <w:r>
+        <w:rPr>
+          <w:sz w:val="24"/>
+          <w:szCs w:val="24"/>
+        </w:rPr>
+        <w:t>non domain</w:t>
+      </w:r>
+      <w:proofErr w:type="spellEnd"/>
+      <w:r>
+        <w:rPr>
+          <w:sz w:val="24"/>
+          <w:szCs w:val="24"/>
+        </w:rPr>
+        <w:t xml:space="preserve"> controllers) to retrieve/synchronize an active directory object leveraging directory replication services (DRS). A Domain Controller (computer account) would usually be performing these actions in a domain environment.</w:t>
       </w:r>
     </w:p>
     <w:p>
       <w:pPr>
+        <w:ind w:left="720"/>
+        <w:jc w:val="both"/>
+        <w:rPr>
+          <w:rFonts w:eastAsia="MS Gothic" w:cstheme="majorBidi"/>
+          <w:b/>
+          <w:color w:val="4F49F5" w:themeColor="accent1"/>
+          <w:kern w:val="2"/>
+          <w:sz w:val="36"/>
+          <w:szCs w:val="36"/>
+          <w:lang w:val="en-GB"/>
+          <w14:ligatures w14:val="standardContextual"/>
+        </w:rPr>
+      </w:pPr>
+      <w:r>
+        <w:rPr>
+          <w:rFonts w:eastAsia="Times New Roman"/>
+          <w:sz w:val="24"/>
+          <w:szCs w:val="24"/>
+        </w:rPr>
+        <w:t xml:space="preserve">On further investigation, it was discovered </w:t>
+      </w:r>
+      <w:r>
+        <w:rPr>
+          <w:rFonts w:eastAsia="Times New Roman"/>
+          <w:sz w:val="24"/>
+          <w:szCs w:val="24"/>
+        </w:rPr>
+        <w:t>that this was an authorized activity of a dedicated Service Account for Azure AD Connect synchronization.</w:t>
+      </w:r>
+    </w:p>
+    <w:p>
+      <w:pPr>
         <w:ind w:left="360"/>
         <w:rPr>
-          <w:rFonts w:eastAsia="Times New Roman"/>
-          <w:sz w:val="24"/>
-          <w:szCs w:val="24"/>
+          <w:sz w:val="24"/>
+          <w:szCs w:val="28"/>
+        </w:rPr>
+      </w:pPr>
+    </w:p>
+    <w:p>
+      <w:pPr>
+        <w:rPr>
+          <w:sz w:val="24"/>
+          <w:szCs w:val="28"/>
         </w:rPr>
       </w:pPr>
     </w:p>
@@ -9155,13 +10622,13 @@
           <w:tab w:val="num" w:pos="360"/>
         </w:tabs>
       </w:pPr>
-      <w:bookmarkStart w:id="114" w:name="_Toc196989499"/>
-      <w:bookmarkStart w:id="115" w:name="_Toc218266081"/>
-      <w:bookmarkEnd w:id="106"/>
+      <w:bookmarkStart w:id="127" w:name="_Toc218461139"/>
+      <w:bookmarkStart w:id="128" w:name="_Toc196989499"/>
+      <w:bookmarkEnd w:id="116"/>
       <w:r>
         <w:t>Cybersecurity Trends and Threats</w:t>
       </w:r>
-      <w:bookmarkEnd w:id="115"/>
+      <w:bookmarkEnd w:id="127"/>
     </w:p>
     <w:p>
       <w:pPr>
@@ -9195,16 +10662,7 @@
           <w:sz w:val="24"/>
           <w:szCs w:val="24"/>
         </w:rPr>
-        <w:t xml:space="preserve">risk environment continued to reflect persistent and evolving threats amidst growing digital adoption, especially in financial </w:t>
-      </w:r>
-      <w:r>
-        <w:rPr>
-          <w:rFonts w:eastAsia="Times New Roman"/>
-          <w:sz w:val="24"/>
-          <w:szCs w:val="24"/>
-        </w:rPr>
-        <w:lastRenderedPageBreak/>
-        <w:t>services and mobile platforms. While no confirmed, high</w:t>
+        <w:t>risk environment continued to reflect persistent and evolving threats amidst growing digital adoption, especially in financial services and mobile platforms. While no confirmed, high</w:t>
       </w:r>
       <w:r>
         <w:rPr>
@@ -9303,11 +10761,11 @@
           <w:numId w:val="7"/>
         </w:numPr>
       </w:pPr>
-      <w:bookmarkStart w:id="116" w:name="_Toc218266082"/>
+      <w:bookmarkStart w:id="129" w:name="_Toc218461140"/>
       <w:r>
         <w:t>Key Threats and Incidents</w:t>
       </w:r>
-      <w:bookmarkEnd w:id="116"/>
+      <w:bookmarkEnd w:id="129"/>
     </w:p>
     <w:p>
       <w:pPr>
@@ -9456,6 +10914,7 @@
           <w:sz w:val="24"/>
           <w:szCs w:val="28"/>
         </w:rPr>
+        <w:lastRenderedPageBreak/>
         <w:t>Surge in Scam &amp; Phishing Alerts</w:t>
       </w:r>
       <w:r>
@@ -9698,14 +11157,7 @@
           <w:sz w:val="24"/>
           <w:szCs w:val="28"/>
         </w:rPr>
-        <w:t xml:space="preserve">31, 2025. This absence likely </w:t>
-      </w:r>
-      <w:r>
-        <w:rPr>
-          <w:sz w:val="24"/>
-          <w:szCs w:val="28"/>
-        </w:rPr>
-        <w:t xml:space="preserve">reflects </w:t>
+        <w:t xml:space="preserve">31, 2025. This absence likely reflects </w:t>
       </w:r>
       <w:r>
         <w:rPr>
@@ -9746,11 +11198,11 @@
           <w:numId w:val="7"/>
         </w:numPr>
       </w:pPr>
-      <w:bookmarkStart w:id="117" w:name="_Toc218266083"/>
+      <w:bookmarkStart w:id="130" w:name="_Toc218461141"/>
       <w:r>
         <w:t>Regional Spillover and Infrastructure Risks</w:t>
       </w:r>
-      <w:bookmarkEnd w:id="117"/>
+      <w:bookmarkEnd w:id="130"/>
     </w:p>
     <w:p>
       <w:pPr>
@@ -9782,15 +11234,7 @@
           <w:sz w:val="24"/>
           <w:szCs w:val="28"/>
         </w:rPr>
-        <w:t xml:space="preserve">Zambia is part of a broader African environment where cybercrime operates across borders, leveraging shared </w:t>
-      </w:r>
-      <w:r>
-        <w:rPr>
-          <w:sz w:val="24"/>
-          <w:szCs w:val="28"/>
-        </w:rPr>
-        <w:lastRenderedPageBreak/>
-        <w:t>technology stacks, financial platforms, and socio</w:t>
+        <w:t>Zambia is part of a broader African environment where cybercrime operates across borders, leveraging shared technology stacks, financial platforms, and socio</w:t>
       </w:r>
       <w:r>
         <w:rPr>
@@ -9965,77 +11409,6 @@
           <w:szCs w:val="28"/>
         </w:rPr>
         <w:t>aware populations</w:t>
-      </w:r>
-      <w:r>
-        <w:rPr>
-          <w:sz w:val="24"/>
-          <w:szCs w:val="28"/>
-        </w:rPr>
-        <w:t>.</w:t>
-      </w:r>
-    </w:p>
-    <w:p>
-      <w:pPr>
-        <w:ind w:left="360"/>
-        <w:jc w:val="both"/>
-        <w:rPr>
-          <w:sz w:val="24"/>
-          <w:szCs w:val="28"/>
-        </w:rPr>
-      </w:pPr>
-      <w:r>
-        <w:rPr>
-          <w:b/>
-          <w:bCs/>
-          <w:sz w:val="24"/>
-          <w:szCs w:val="28"/>
-        </w:rPr>
-        <w:t>Incomplete Incident Reporting &amp; Intelligence Infrastructure</w:t>
-      </w:r>
-      <w:r>
-        <w:rPr>
-          <w:sz w:val="24"/>
-          <w:szCs w:val="28"/>
-        </w:rPr>
-        <w:t xml:space="preserve">: </w:t>
-      </w:r>
-      <w:r>
-        <w:rPr>
-          <w:sz w:val="24"/>
-          <w:szCs w:val="28"/>
-        </w:rPr>
-        <w:t xml:space="preserve">Zambia — </w:t>
-      </w:r>
-      <w:proofErr w:type="gramStart"/>
-      <w:r>
-        <w:rPr>
-          <w:sz w:val="24"/>
-          <w:szCs w:val="28"/>
-        </w:rPr>
-        <w:t>similar to</w:t>
-      </w:r>
-      <w:proofErr w:type="gramEnd"/>
-      <w:r>
-        <w:rPr>
-          <w:sz w:val="24"/>
-          <w:szCs w:val="28"/>
-        </w:rPr>
-        <w:t xml:space="preserve"> many African countries — lacks a fully matured national cyber</w:t>
-      </w:r>
-      <w:r>
-        <w:rPr>
-          <w:rFonts w:ascii="Cambria Math" w:hAnsi="Cambria Math" w:cs="Cambria Math"/>
-          <w:sz w:val="24"/>
-          <w:szCs w:val="28"/>
-        </w:rPr>
-        <w:t>‑</w:t>
-      </w:r>
-      <w:r>
-        <w:rPr>
-          <w:sz w:val="24"/>
-          <w:szCs w:val="28"/>
-        </w:rPr>
-        <w:t>threat reporting system or centralized CERT/CSIRT platform. This diminishes visibility into coordinated attacks and delays threat awareness and response capabilities, increasing latent risk</w:t>
       </w:r>
       <w:r>
         <w:rPr>
@@ -10063,7 +11436,7 @@
           <w:numId w:val="7"/>
         </w:numPr>
       </w:pPr>
-      <w:bookmarkStart w:id="118" w:name="_Toc218266084"/>
+      <w:bookmarkStart w:id="131" w:name="_Toc218461142"/>
       <w:r>
         <w:t>Government and In</w:t>
       </w:r>
@@ -10073,7 +11446,7 @@
       <w:r>
         <w:t xml:space="preserve"> Response</w:t>
       </w:r>
-      <w:bookmarkEnd w:id="118"/>
+      <w:bookmarkEnd w:id="131"/>
       <w:r>
         <w:t xml:space="preserve"> </w:t>
       </w:r>
@@ -10340,15 +11713,55 @@
     </w:p>
     <w:p>
       <w:pPr>
+        <w:pStyle w:val="ListParagraph"/>
+        <w:numPr>
+          <w:ilvl w:val="1"/>
+          <w:numId w:val="7"/>
+        </w:numPr>
+        <w:rPr>
+          <w:rFonts w:eastAsiaTheme="majorEastAsia" w:cstheme="majorBidi"/>
+          <w:sz w:val="28"/>
+          <w:lang w:val="en-GB"/>
+        </w:rPr>
+      </w:pPr>
+      <w:bookmarkStart w:id="132" w:name="_Toc218461143"/>
+      <w:r>
+        <w:rPr>
+          <w:rFonts w:eastAsiaTheme="majorEastAsia" w:cstheme="majorBidi"/>
+          <w:sz w:val="28"/>
+          <w:lang w:val="en-GB"/>
+        </w:rPr>
+        <w:t>Sector</w:t>
+      </w:r>
+      <w:r>
+        <w:rPr>
+          <w:rFonts w:ascii="Cambria Math" w:eastAsiaTheme="majorEastAsia" w:hAnsi="Cambria Math" w:cs="Cambria Math"/>
+          <w:sz w:val="28"/>
+          <w:lang w:val="en-GB"/>
+        </w:rPr>
+        <w:t>‑</w:t>
+      </w:r>
+      <w:r>
+        <w:rPr>
+          <w:rFonts w:eastAsiaTheme="majorEastAsia" w:cstheme="majorBidi"/>
+          <w:sz w:val="28"/>
+          <w:lang w:val="en-GB"/>
+        </w:rPr>
+        <w:t>Specific Implications</w:t>
+      </w:r>
+      <w:bookmarkEnd w:id="132"/>
+    </w:p>
+    <w:p>
+      <w:pPr>
         <w:spacing w:after="0" w:line="240" w:lineRule="auto"/>
-        <w:ind w:firstLine="360"/>
+        <w:ind w:left="360"/>
         <w:jc w:val="both"/>
         <w:rPr>
           <w:rFonts w:eastAsiaTheme="majorEastAsia" w:cstheme="majorBidi"/>
           <w:b/>
           <w:color w:val="4F49F5" w:themeColor="accent1"/>
           <w:kern w:val="2"/>
-          <w:sz w:val="28"/>
+          <w:sz w:val="24"/>
           <w:szCs w:val="24"/>
           <w:lang w:val="en-GB"/>
           <w14:ligatures w14:val="standardContextual"/>
@@ -10360,45 +11773,176 @@
           <w:b/>
           <w:color w:val="4F49F5" w:themeColor="accent1"/>
           <w:kern w:val="2"/>
-          <w:sz w:val="28"/>
+          <w:sz w:val="24"/>
           <w:szCs w:val="24"/>
           <w:lang w:val="en-GB"/>
           <w14:ligatures w14:val="standardContextual"/>
         </w:rPr>
-        <w:lastRenderedPageBreak/>
-        <w:t>Sector</w:t>
-      </w:r>
-      <w:r>
-        <w:rPr>
-          <w:rFonts w:ascii="Cambria Math" w:eastAsiaTheme="majorEastAsia" w:hAnsi="Cambria Math" w:cs="Cambria Math"/>
+        <w:t>Financial &amp; Fintech Sector</w:t>
+      </w:r>
+    </w:p>
+    <w:p>
+      <w:pPr>
+        <w:spacing w:after="0" w:line="240" w:lineRule="auto"/>
+        <w:ind w:left="360"/>
+        <w:jc w:val="both"/>
+        <w:rPr>
+          <w:sz w:val="24"/>
+          <w:szCs w:val="28"/>
+        </w:rPr>
+      </w:pPr>
+      <w:r>
+        <w:rPr>
+          <w:sz w:val="24"/>
+          <w:szCs w:val="28"/>
+        </w:rPr>
+        <w:t xml:space="preserve">Mobile Money &amp; Banking: High exposure to </w:t>
+      </w:r>
+      <w:proofErr w:type="spellStart"/>
+      <w:r>
+        <w:rPr>
+          <w:sz w:val="24"/>
+          <w:szCs w:val="28"/>
+        </w:rPr>
+        <w:t>SMiShing</w:t>
+      </w:r>
+      <w:proofErr w:type="spellEnd"/>
+      <w:r>
+        <w:rPr>
+          <w:sz w:val="24"/>
+          <w:szCs w:val="28"/>
+        </w:rPr>
+        <w:t xml:space="preserve"> and fraud campaigns targeting mobile wallets and bank accounts could erode trust and result in financial loss for individuals and SMEs.</w:t>
+      </w:r>
+    </w:p>
+    <w:p>
+      <w:pPr>
+        <w:spacing w:after="0" w:line="240" w:lineRule="auto"/>
+        <w:ind w:left="360"/>
+        <w:jc w:val="both"/>
+        <w:rPr>
+          <w:sz w:val="24"/>
+          <w:szCs w:val="28"/>
+        </w:rPr>
+      </w:pPr>
+      <w:r>
+        <w:rPr>
+          <w:sz w:val="24"/>
+          <w:szCs w:val="28"/>
+        </w:rPr>
+        <w:t>Payment Platforms: Increased sophistication of digital scams elevates the need for real</w:t>
+      </w:r>
+      <w:r>
+        <w:rPr>
+          <w:rFonts w:ascii="Cambria Math" w:hAnsi="Cambria Math" w:cs="Cambria Math"/>
+          <w:sz w:val="24"/>
+          <w:szCs w:val="28"/>
+        </w:rPr>
+        <w:t>‑</w:t>
+      </w:r>
+      <w:r>
+        <w:rPr>
+          <w:sz w:val="24"/>
+          <w:szCs w:val="28"/>
+        </w:rPr>
+        <w:t>time transaction monitoring and customer authentication.</w:t>
+      </w:r>
+    </w:p>
+    <w:p>
+      <w:pPr>
+        <w:spacing w:after="0" w:line="240" w:lineRule="auto"/>
+        <w:ind w:left="360"/>
+        <w:jc w:val="both"/>
+        <w:rPr>
+          <w:rFonts w:eastAsiaTheme="majorEastAsia" w:cstheme="majorBidi"/>
           <w:b/>
           <w:color w:val="4F49F5" w:themeColor="accent1"/>
           <w:kern w:val="2"/>
-          <w:sz w:val="28"/>
+          <w:sz w:val="24"/>
           <w:szCs w:val="24"/>
           <w:lang w:val="en-GB"/>
           <w14:ligatures w14:val="standardContextual"/>
         </w:rPr>
-        <w:t>‑</w:t>
-      </w:r>
-      <w:r>
+      </w:pPr>
+    </w:p>
+    <w:p>
+      <w:pPr>
+        <w:spacing w:after="0" w:line="240" w:lineRule="auto"/>
+        <w:ind w:left="360"/>
+        <w:jc w:val="both"/>
         <w:rPr>
           <w:rFonts w:eastAsiaTheme="majorEastAsia" w:cstheme="majorBidi"/>
           <w:b/>
           <w:color w:val="4F49F5" w:themeColor="accent1"/>
           <w:kern w:val="2"/>
-          <w:sz w:val="28"/>
+          <w:sz w:val="24"/>
           <w:szCs w:val="24"/>
           <w:lang w:val="en-GB"/>
           <w14:ligatures w14:val="standardContextual"/>
         </w:rPr>
-        <w:t>Specific Implications</w:t>
+      </w:pPr>
+      <w:r>
+        <w:rPr>
+          <w:rFonts w:eastAsiaTheme="majorEastAsia" w:cstheme="majorBidi"/>
+          <w:b/>
+          <w:color w:val="4F49F5" w:themeColor="accent1"/>
+          <w:kern w:val="2"/>
+          <w:sz w:val="24"/>
+          <w:szCs w:val="24"/>
+          <w:lang w:val="en-GB"/>
+          <w14:ligatures w14:val="standardContextual"/>
+        </w:rPr>
+        <w:t>Telecommunications</w:t>
       </w:r>
     </w:p>
     <w:p>
       <w:pPr>
         <w:spacing w:after="0" w:line="240" w:lineRule="auto"/>
-        <w:ind w:left="630"/>
+        <w:ind w:left="360"/>
+        <w:jc w:val="both"/>
+        <w:rPr>
+          <w:sz w:val="24"/>
+          <w:szCs w:val="28"/>
+        </w:rPr>
+      </w:pPr>
+      <w:r>
+        <w:rPr>
+          <w:sz w:val="24"/>
+          <w:szCs w:val="28"/>
+        </w:rPr>
+        <w:t>SIM</w:t>
+      </w:r>
+      <w:r>
+        <w:rPr>
+          <w:rFonts w:ascii="Cambria Math" w:hAnsi="Cambria Math" w:cs="Cambria Math"/>
+          <w:sz w:val="24"/>
+          <w:szCs w:val="28"/>
+        </w:rPr>
+        <w:t>‑</w:t>
+      </w:r>
+      <w:r>
+        <w:rPr>
+          <w:sz w:val="24"/>
+          <w:szCs w:val="28"/>
+        </w:rPr>
+        <w:t>Based Attacks: SIM swap and account takeover attacks remain a significant risk, requiring stricter SIM issuance and identity verification protocols.</w:t>
+      </w:r>
+    </w:p>
+    <w:p>
+      <w:pPr>
+        <w:spacing w:after="0" w:line="240" w:lineRule="auto"/>
+        <w:ind w:left="360"/>
+        <w:jc w:val="both"/>
+        <w:rPr>
+          <w:sz w:val="24"/>
+          <w:szCs w:val="28"/>
+        </w:rPr>
+      </w:pPr>
+    </w:p>
+    <w:p>
+      <w:pPr>
+        <w:spacing w:after="0" w:line="240" w:lineRule="auto"/>
+        <w:ind w:left="360"/>
         <w:jc w:val="both"/>
         <w:rPr>
           <w:rFonts w:eastAsiaTheme="majorEastAsia" w:cstheme="majorBidi"/>
@@ -10422,13 +11966,13 @@
           <w:lang w:val="en-GB"/>
           <w14:ligatures w14:val="standardContextual"/>
         </w:rPr>
-        <w:t>Financial &amp; Fintech Sector</w:t>
+        <w:t>Small &amp; Medium Enterprises (SMEs)</w:t>
       </w:r>
     </w:p>
     <w:p>
       <w:pPr>
         <w:spacing w:after="0" w:line="240" w:lineRule="auto"/>
-        <w:ind w:left="630"/>
+        <w:ind w:left="360"/>
         <w:jc w:val="both"/>
         <w:rPr>
           <w:sz w:val="24"/>
@@ -10440,62 +11984,24 @@
           <w:sz w:val="24"/>
           <w:szCs w:val="28"/>
         </w:rPr>
-        <w:t xml:space="preserve">• Mobile Money &amp; Banking: High exposure to </w:t>
-      </w:r>
-      <w:proofErr w:type="spellStart"/>
-      <w:r>
-        <w:rPr>
-          <w:sz w:val="24"/>
-          <w:szCs w:val="28"/>
-        </w:rPr>
-        <w:t>SMiShing</w:t>
-      </w:r>
-      <w:proofErr w:type="spellEnd"/>
-      <w:r>
-        <w:rPr>
-          <w:sz w:val="24"/>
-          <w:szCs w:val="28"/>
-        </w:rPr>
-        <w:t xml:space="preserve"> and fraud campaigns targeting mobile wallets and bank accounts could erode trust and result in financial loss for individuals and SMEs.</w:t>
+        <w:t>Brand Abuse: Cybercriminals impersonating businesses online could harm reputations and lead to fraudulent transactions under false business identities.</w:t>
       </w:r>
     </w:p>
     <w:p>
       <w:pPr>
         <w:spacing w:after="0" w:line="240" w:lineRule="auto"/>
-        <w:ind w:left="630"/>
+        <w:ind w:left="360"/>
         <w:jc w:val="both"/>
         <w:rPr>
           <w:sz w:val="24"/>
           <w:szCs w:val="28"/>
         </w:rPr>
       </w:pPr>
-      <w:r>
-        <w:rPr>
-          <w:sz w:val="24"/>
-          <w:szCs w:val="28"/>
-        </w:rPr>
-        <w:t>• Payment Platforms: Increased sophistication of digital scams elevates the need for real</w:t>
-      </w:r>
-      <w:r>
-        <w:rPr>
-          <w:rFonts w:ascii="Cambria Math" w:hAnsi="Cambria Math" w:cs="Cambria Math"/>
-          <w:sz w:val="24"/>
-          <w:szCs w:val="28"/>
-        </w:rPr>
-        <w:t>‑</w:t>
-      </w:r>
-      <w:r>
-        <w:rPr>
-          <w:sz w:val="24"/>
-          <w:szCs w:val="28"/>
-        </w:rPr>
-        <w:t>time transaction monitoring and customer authentication.</w:t>
-      </w:r>
     </w:p>
     <w:p>
       <w:pPr>
         <w:spacing w:after="0" w:line="240" w:lineRule="auto"/>
-        <w:ind w:left="630"/>
+        <w:ind w:left="360"/>
         <w:jc w:val="both"/>
         <w:rPr>
           <w:rFonts w:eastAsiaTheme="majorEastAsia" w:cstheme="majorBidi"/>
@@ -10508,11 +12014,94 @@
           <w14:ligatures w14:val="standardContextual"/>
         </w:rPr>
       </w:pPr>
+      <w:r>
+        <w:rPr>
+          <w:rFonts w:eastAsiaTheme="majorEastAsia" w:cstheme="majorBidi"/>
+          <w:b/>
+          <w:color w:val="4F49F5" w:themeColor="accent1"/>
+          <w:kern w:val="2"/>
+          <w:sz w:val="24"/>
+          <w:szCs w:val="24"/>
+          <w:lang w:val="en-GB"/>
+          <w14:ligatures w14:val="standardContextual"/>
+        </w:rPr>
+        <w:t>Government Services &amp; e</w:t>
+      </w:r>
+      <w:r>
+        <w:rPr>
+          <w:rFonts w:ascii="Cambria Math" w:eastAsiaTheme="majorEastAsia" w:hAnsi="Cambria Math" w:cs="Cambria Math"/>
+          <w:b/>
+          <w:color w:val="4F49F5" w:themeColor="accent1"/>
+          <w:kern w:val="2"/>
+          <w:sz w:val="24"/>
+          <w:szCs w:val="24"/>
+          <w:lang w:val="en-GB"/>
+          <w14:ligatures w14:val="standardContextual"/>
+        </w:rPr>
+        <w:t>‑</w:t>
+      </w:r>
+      <w:r>
+        <w:rPr>
+          <w:rFonts w:eastAsiaTheme="majorEastAsia" w:cstheme="majorBidi"/>
+          <w:b/>
+          <w:color w:val="4F49F5" w:themeColor="accent1"/>
+          <w:kern w:val="2"/>
+          <w:sz w:val="24"/>
+          <w:szCs w:val="24"/>
+          <w:lang w:val="en-GB"/>
+          <w14:ligatures w14:val="standardContextual"/>
+        </w:rPr>
+        <w:t>Government</w:t>
+      </w:r>
     </w:p>
     <w:p>
       <w:pPr>
         <w:spacing w:after="0" w:line="240" w:lineRule="auto"/>
-        <w:ind w:left="630"/>
+        <w:ind w:left="360"/>
+        <w:jc w:val="both"/>
+        <w:rPr>
+          <w:sz w:val="24"/>
+          <w:szCs w:val="28"/>
+        </w:rPr>
+      </w:pPr>
+      <w:r>
+        <w:rPr>
+          <w:sz w:val="24"/>
+          <w:szCs w:val="28"/>
+        </w:rPr>
+        <w:t>Citizen Data Exposure: E</w:t>
+      </w:r>
+      <w:r>
+        <w:rPr>
+          <w:rFonts w:ascii="Cambria Math" w:hAnsi="Cambria Math" w:cs="Cambria Math"/>
+          <w:sz w:val="24"/>
+          <w:szCs w:val="28"/>
+        </w:rPr>
+        <w:t>‑</w:t>
+      </w:r>
+      <w:r>
+        <w:rPr>
+          <w:sz w:val="24"/>
+          <w:szCs w:val="28"/>
+        </w:rPr>
+        <w:t>government portals without robust security controls may be susceptible to phishing or credential theft, undermining public service trust.</w:t>
+      </w:r>
+    </w:p>
+    <w:p>
+      <w:pPr>
+        <w:spacing w:after="0" w:line="240" w:lineRule="auto"/>
+        <w:ind w:left="360"/>
+        <w:jc w:val="both"/>
+        <w:rPr>
+          <w:sz w:val="24"/>
+          <w:szCs w:val="28"/>
+        </w:rPr>
+      </w:pPr>
+    </w:p>
+    <w:p>
+      <w:pPr>
+        <w:spacing w:after="0" w:line="240" w:lineRule="auto"/>
+        <w:ind w:left="360"/>
         <w:jc w:val="both"/>
         <w:rPr>
           <w:rFonts w:eastAsiaTheme="majorEastAsia" w:cstheme="majorBidi"/>
@@ -10536,13 +12125,13 @@
           <w:lang w:val="en-GB"/>
           <w14:ligatures w14:val="standardContextual"/>
         </w:rPr>
-        <w:t xml:space="preserve"> Telecommunications</w:t>
+        <w:t>Broader Regional &amp; Continental Context</w:t>
       </w:r>
     </w:p>
     <w:p>
       <w:pPr>
         <w:spacing w:after="0" w:line="240" w:lineRule="auto"/>
-        <w:ind w:left="630"/>
+        <w:ind w:left="360"/>
         <w:jc w:val="both"/>
         <w:rPr>
           <w:sz w:val="24"/>
@@ -10554,396 +12143,164 @@
           <w:sz w:val="24"/>
           <w:szCs w:val="28"/>
         </w:rPr>
-        <w:t>• SIM</w:t>
-      </w:r>
-      <w:r>
-        <w:rPr>
-          <w:rFonts w:ascii="Cambria Math" w:hAnsi="Cambria Math" w:cs="Cambria Math"/>
-          <w:sz w:val="24"/>
-          <w:szCs w:val="28"/>
-        </w:rPr>
-        <w:t>‑</w:t>
-      </w:r>
-      <w:r>
-        <w:rPr>
-          <w:sz w:val="24"/>
-          <w:szCs w:val="28"/>
-        </w:rPr>
-        <w:t>Based Attacks: SIM swap and account takeover attacks remain a significant risk, requiring stricter SIM issuance and identity verification protocols.</w:t>
+        <w:lastRenderedPageBreak/>
+        <w:t xml:space="preserve">• </w:t>
+      </w:r>
+      <w:r>
+        <w:rPr>
+          <w:b/>
+          <w:bCs/>
+          <w:sz w:val="24"/>
+          <w:szCs w:val="28"/>
+        </w:rPr>
+        <w:t>AU Cybersecurity Frameworks</w:t>
+      </w:r>
+      <w:r>
+        <w:rPr>
+          <w:sz w:val="24"/>
+          <w:szCs w:val="28"/>
+        </w:rPr>
+        <w:t>: Zambia’s cyber laws intersect with continental aspirations such as the African Union Convention on Cybersecurity and Personal Data Protection (Malabo Convention) — providing legal harmonization opportunities once ratified.</w:t>
+      </w:r>
+      <w:r>
+        <w:rPr>
+          <w:sz w:val="24"/>
+          <w:szCs w:val="28"/>
+        </w:rPr>
+        <w:br/>
       </w:r>
     </w:p>
     <w:p>
       <w:pPr>
         <w:spacing w:after="0" w:line="240" w:lineRule="auto"/>
-        <w:ind w:left="630"/>
+        <w:ind w:left="360"/>
         <w:jc w:val="both"/>
         <w:rPr>
           <w:sz w:val="24"/>
           <w:szCs w:val="28"/>
         </w:rPr>
       </w:pPr>
+      <w:r>
+        <w:rPr>
+          <w:sz w:val="24"/>
+          <w:szCs w:val="28"/>
+        </w:rPr>
+        <w:t xml:space="preserve">• </w:t>
+      </w:r>
+      <w:r>
+        <w:rPr>
+          <w:b/>
+          <w:bCs/>
+          <w:sz w:val="24"/>
+          <w:szCs w:val="28"/>
+        </w:rPr>
+        <w:t>INTERPOL &amp; AFRIPOL Operations</w:t>
+      </w:r>
+      <w:r>
+        <w:rPr>
+          <w:sz w:val="24"/>
+          <w:szCs w:val="28"/>
+        </w:rPr>
+        <w:t>: Regional operations like Operation Sentinel (arrests and dismantling of cybercrime syndicates across Africa in late 2025) demonstrate ongoing multi</w:t>
+      </w:r>
+      <w:r>
+        <w:rPr>
+          <w:rFonts w:ascii="Cambria Math" w:hAnsi="Cambria Math" w:cs="Cambria Math"/>
+          <w:sz w:val="24"/>
+          <w:szCs w:val="28"/>
+        </w:rPr>
+        <w:t>‑</w:t>
+      </w:r>
+      <w:r>
+        <w:rPr>
+          <w:sz w:val="24"/>
+          <w:szCs w:val="28"/>
+        </w:rPr>
+        <w:t xml:space="preserve">national efforts to combat ransomware, BEC, and digital extortion </w:t>
+      </w:r>
+      <w:r>
+        <w:rPr>
+          <w:rFonts w:cs="Arial"/>
+          <w:sz w:val="24"/>
+          <w:szCs w:val="28"/>
+        </w:rPr>
+        <w:t>—</w:t>
+      </w:r>
+      <w:r>
+        <w:rPr>
+          <w:sz w:val="24"/>
+          <w:szCs w:val="28"/>
+        </w:rPr>
+        <w:t xml:space="preserve"> with Zambia included among affected countries.  </w:t>
+      </w:r>
+      <w:r>
+        <w:rPr>
+          <w:sz w:val="24"/>
+          <w:szCs w:val="28"/>
+        </w:rPr>
+        <w:br/>
+      </w:r>
     </w:p>
     <w:p>
       <w:pPr>
         <w:spacing w:after="0" w:line="240" w:lineRule="auto"/>
-        <w:ind w:left="630"/>
+        <w:ind w:left="360"/>
         <w:jc w:val="both"/>
         <w:rPr>
-          <w:rFonts w:eastAsiaTheme="majorEastAsia" w:cstheme="majorBidi"/>
-          <w:b/>
-          <w:color w:val="4F49F5" w:themeColor="accent1"/>
-          <w:kern w:val="2"/>
-          <w:sz w:val="24"/>
-          <w:szCs w:val="24"/>
-          <w:lang w:val="en-GB"/>
-          <w14:ligatures w14:val="standardContextual"/>
-        </w:rPr>
-      </w:pPr>
-      <w:r>
-        <w:rPr>
-          <w:rFonts w:eastAsiaTheme="majorEastAsia" w:cstheme="majorBidi"/>
-          <w:b/>
-          <w:color w:val="4F49F5" w:themeColor="accent1"/>
-          <w:kern w:val="2"/>
-          <w:sz w:val="24"/>
-          <w:szCs w:val="24"/>
-          <w:lang w:val="en-GB"/>
-          <w14:ligatures w14:val="standardContextual"/>
-        </w:rPr>
-        <w:t>Small &amp; Medium Enterprises (SMEs)</w:t>
+          <w:sz w:val="24"/>
+          <w:szCs w:val="28"/>
+        </w:rPr>
+      </w:pPr>
+      <w:r>
+        <w:rPr>
+          <w:sz w:val="24"/>
+          <w:szCs w:val="28"/>
+        </w:rPr>
+        <w:t xml:space="preserve">• </w:t>
+      </w:r>
+      <w:r>
+        <w:rPr>
+          <w:b/>
+          <w:bCs/>
+          <w:sz w:val="24"/>
+          <w:szCs w:val="28"/>
+        </w:rPr>
+        <w:t>Digital Inclusion &amp; Threat Surface Growth</w:t>
+      </w:r>
+      <w:r>
+        <w:rPr>
+          <w:sz w:val="24"/>
+          <w:szCs w:val="28"/>
+        </w:rPr>
+        <w:t>: As digital and mobile Internet penetration continues expanding across Africa, so does the cyber</w:t>
+      </w:r>
+      <w:r>
+        <w:rPr>
+          <w:rFonts w:ascii="Cambria Math" w:hAnsi="Cambria Math" w:cs="Cambria Math"/>
+          <w:sz w:val="24"/>
+          <w:szCs w:val="28"/>
+        </w:rPr>
+        <w:t>‑</w:t>
+      </w:r>
+      <w:r>
+        <w:rPr>
+          <w:sz w:val="24"/>
+          <w:szCs w:val="28"/>
+        </w:rPr>
+        <w:t>attack surface, making proactive cybersecurity capacity building essential for sustainable development.</w:t>
+      </w:r>
+      <w:r>
+        <w:rPr>
+          <w:sz w:val="24"/>
+          <w:szCs w:val="28"/>
+        </w:rPr>
+        <w:br/>
       </w:r>
     </w:p>
     <w:p>
       <w:pPr>
         <w:spacing w:after="0" w:line="240" w:lineRule="auto"/>
-        <w:ind w:left="630"/>
-        <w:jc w:val="both"/>
-        <w:rPr>
-          <w:sz w:val="24"/>
-          <w:szCs w:val="28"/>
-        </w:rPr>
-      </w:pPr>
-      <w:r>
-        <w:rPr>
-          <w:sz w:val="24"/>
-          <w:szCs w:val="28"/>
-        </w:rPr>
-        <w:t>• Brand Abuse: Cybercriminals impersonating businesses online could harm reputations and lead to fraudulent transactions under false business identities.</w:t>
-      </w:r>
-    </w:p>
-    <w:p>
-      <w:pPr>
-        <w:spacing w:after="0" w:line="240" w:lineRule="auto"/>
-        <w:ind w:left="630"/>
-        <w:jc w:val="both"/>
-        <w:rPr>
-          <w:sz w:val="24"/>
-          <w:szCs w:val="28"/>
-        </w:rPr>
-      </w:pPr>
-    </w:p>
-    <w:p>
-      <w:pPr>
-        <w:spacing w:after="0" w:line="240" w:lineRule="auto"/>
-        <w:ind w:left="630"/>
-        <w:jc w:val="both"/>
-        <w:rPr>
-          <w:rFonts w:eastAsiaTheme="majorEastAsia" w:cstheme="majorBidi"/>
-          <w:b/>
-          <w:color w:val="4F49F5" w:themeColor="accent1"/>
-          <w:kern w:val="2"/>
-          <w:sz w:val="24"/>
-          <w:szCs w:val="24"/>
-          <w:lang w:val="en-GB"/>
-          <w14:ligatures w14:val="standardContextual"/>
-        </w:rPr>
-      </w:pPr>
-      <w:r>
-        <w:rPr>
-          <w:rFonts w:eastAsiaTheme="majorEastAsia" w:cstheme="majorBidi"/>
-          <w:b/>
-          <w:color w:val="4F49F5" w:themeColor="accent1"/>
-          <w:kern w:val="2"/>
-          <w:sz w:val="24"/>
-          <w:szCs w:val="24"/>
-          <w:lang w:val="en-GB"/>
-          <w14:ligatures w14:val="standardContextual"/>
-        </w:rPr>
-        <w:t>Government Services &amp; e</w:t>
-      </w:r>
-      <w:r>
-        <w:rPr>
-          <w:rFonts w:ascii="Cambria Math" w:eastAsiaTheme="majorEastAsia" w:hAnsi="Cambria Math" w:cs="Cambria Math"/>
-          <w:b/>
-          <w:color w:val="4F49F5" w:themeColor="accent1"/>
-          <w:kern w:val="2"/>
-          <w:sz w:val="24"/>
-          <w:szCs w:val="24"/>
-          <w:lang w:val="en-GB"/>
-          <w14:ligatures w14:val="standardContextual"/>
-        </w:rPr>
-        <w:t>‑</w:t>
-      </w:r>
-      <w:r>
-        <w:rPr>
-          <w:rFonts w:eastAsiaTheme="majorEastAsia" w:cstheme="majorBidi"/>
-          <w:b/>
-          <w:color w:val="4F49F5" w:themeColor="accent1"/>
-          <w:kern w:val="2"/>
-          <w:sz w:val="24"/>
-          <w:szCs w:val="24"/>
-          <w:lang w:val="en-GB"/>
-          <w14:ligatures w14:val="standardContextual"/>
-        </w:rPr>
-        <w:t>Government</w:t>
-      </w:r>
-    </w:p>
-    <w:p>
-      <w:pPr>
-        <w:spacing w:after="0" w:line="240" w:lineRule="auto"/>
-        <w:ind w:left="630"/>
-        <w:jc w:val="both"/>
-        <w:rPr>
-          <w:sz w:val="24"/>
-          <w:szCs w:val="28"/>
-        </w:rPr>
-      </w:pPr>
-      <w:r>
-        <w:rPr>
-          <w:sz w:val="24"/>
-          <w:szCs w:val="28"/>
-        </w:rPr>
-        <w:t>• Citizen Data Exposure: E</w:t>
-      </w:r>
-      <w:r>
-        <w:rPr>
-          <w:rFonts w:ascii="Cambria Math" w:hAnsi="Cambria Math" w:cs="Cambria Math"/>
-          <w:sz w:val="24"/>
-          <w:szCs w:val="28"/>
-        </w:rPr>
-        <w:t>‑</w:t>
-      </w:r>
-      <w:r>
-        <w:rPr>
-          <w:sz w:val="24"/>
-          <w:szCs w:val="28"/>
-        </w:rPr>
-        <w:t>government portals without robust security controls may be susceptible to phishing or credential theft, undermining public service trust.</w:t>
-      </w:r>
-    </w:p>
-    <w:p>
-      <w:pPr>
-        <w:spacing w:after="0" w:line="240" w:lineRule="auto"/>
-        <w:ind w:left="630"/>
-        <w:jc w:val="both"/>
-        <w:rPr>
-          <w:sz w:val="24"/>
-          <w:szCs w:val="28"/>
-        </w:rPr>
-      </w:pPr>
-    </w:p>
-    <w:p>
-      <w:pPr>
-        <w:spacing w:after="0" w:line="240" w:lineRule="auto"/>
-        <w:ind w:left="630"/>
-        <w:jc w:val="both"/>
-        <w:rPr>
-          <w:rFonts w:eastAsiaTheme="majorEastAsia" w:cstheme="majorBidi"/>
-          <w:b/>
-          <w:color w:val="4F49F5" w:themeColor="accent1"/>
-          <w:kern w:val="2"/>
-          <w:sz w:val="24"/>
-          <w:szCs w:val="24"/>
-          <w:lang w:val="en-GB"/>
-          <w14:ligatures w14:val="standardContextual"/>
-        </w:rPr>
-      </w:pPr>
-      <w:r>
-        <w:rPr>
-          <w:rFonts w:eastAsiaTheme="majorEastAsia" w:cstheme="majorBidi"/>
-          <w:b/>
-          <w:color w:val="4F49F5" w:themeColor="accent1"/>
-          <w:kern w:val="2"/>
-          <w:sz w:val="24"/>
-          <w:szCs w:val="24"/>
-          <w:lang w:val="en-GB"/>
-          <w14:ligatures w14:val="standardContextual"/>
-        </w:rPr>
-        <w:t>Broader Regional &amp; Continental Context</w:t>
-      </w:r>
-    </w:p>
-    <w:p>
-      <w:pPr>
-        <w:spacing w:after="0" w:line="240" w:lineRule="auto"/>
-        <w:ind w:left="630"/>
-        <w:jc w:val="both"/>
-        <w:rPr>
-          <w:sz w:val="24"/>
-          <w:szCs w:val="28"/>
-        </w:rPr>
-      </w:pPr>
-      <w:r>
-        <w:rPr>
-          <w:sz w:val="24"/>
-          <w:szCs w:val="28"/>
-        </w:rPr>
-        <w:t xml:space="preserve">• </w:t>
-      </w:r>
-      <w:r>
-        <w:rPr>
-          <w:b/>
-          <w:bCs/>
-          <w:sz w:val="24"/>
-          <w:szCs w:val="28"/>
-        </w:rPr>
-        <w:t>AU Cybersecurity Frameworks</w:t>
-      </w:r>
-      <w:r>
-        <w:rPr>
-          <w:sz w:val="24"/>
-          <w:szCs w:val="28"/>
-        </w:rPr>
-        <w:t>: Zambia’s cyber laws intersect with continental aspirations such as the African Union Convention on Cybersecurity and Personal Data Protection (Malabo Convention) — providing legal harmonization opportunities once ratified.</w:t>
-      </w:r>
-      <w:r>
-        <w:rPr>
-          <w:sz w:val="24"/>
-          <w:szCs w:val="28"/>
-        </w:rPr>
-        <w:br/>
-      </w:r>
-    </w:p>
-    <w:p>
-      <w:pPr>
-        <w:spacing w:after="0" w:line="240" w:lineRule="auto"/>
-        <w:ind w:left="630"/>
-        <w:jc w:val="both"/>
-        <w:rPr>
-          <w:sz w:val="24"/>
-          <w:szCs w:val="28"/>
-        </w:rPr>
-      </w:pPr>
-      <w:r>
-        <w:rPr>
-          <w:sz w:val="24"/>
-          <w:szCs w:val="28"/>
-        </w:rPr>
-        <w:t xml:space="preserve">• </w:t>
-      </w:r>
-      <w:r>
-        <w:rPr>
-          <w:b/>
-          <w:bCs/>
-          <w:sz w:val="24"/>
-          <w:szCs w:val="28"/>
-        </w:rPr>
-        <w:t>INTERPOL &amp; AFRIPOL Operations</w:t>
-      </w:r>
-      <w:r>
-        <w:rPr>
-          <w:sz w:val="24"/>
-          <w:szCs w:val="28"/>
-        </w:rPr>
-        <w:t>: Regional operations like Operation Sentinel (arrests and dismantling of cybercrime syndicates across Africa in late 2025) demonstrate ongoing multi</w:t>
-      </w:r>
-      <w:r>
-        <w:rPr>
-          <w:rFonts w:ascii="Cambria Math" w:hAnsi="Cambria Math" w:cs="Cambria Math"/>
-          <w:sz w:val="24"/>
-          <w:szCs w:val="28"/>
-        </w:rPr>
-        <w:t>‑</w:t>
-      </w:r>
-      <w:r>
-        <w:rPr>
-          <w:sz w:val="24"/>
-          <w:szCs w:val="28"/>
-        </w:rPr>
-        <w:t xml:space="preserve">national efforts to combat ransomware, BEC, and digital extortion </w:t>
-      </w:r>
-      <w:r>
-        <w:rPr>
-          <w:rFonts w:cs="Arial"/>
-          <w:sz w:val="24"/>
-          <w:szCs w:val="28"/>
-        </w:rPr>
-        <w:t>—</w:t>
-      </w:r>
-      <w:r>
-        <w:rPr>
-          <w:sz w:val="24"/>
-          <w:szCs w:val="28"/>
-        </w:rPr>
-        <w:t xml:space="preserve"> with Zambia included among affected countries.  </w:t>
-      </w:r>
-      <w:r>
-        <w:rPr>
-          <w:sz w:val="24"/>
-          <w:szCs w:val="28"/>
-        </w:rPr>
-        <w:br/>
-      </w:r>
-    </w:p>
-    <w:p>
-      <w:pPr>
-        <w:spacing w:after="0" w:line="240" w:lineRule="auto"/>
-        <w:ind w:left="630"/>
-        <w:jc w:val="both"/>
-        <w:rPr>
-          <w:sz w:val="24"/>
-          <w:szCs w:val="28"/>
-        </w:rPr>
-      </w:pPr>
-      <w:r>
-        <w:rPr>
-          <w:sz w:val="24"/>
-          <w:szCs w:val="28"/>
-        </w:rPr>
-        <w:t xml:space="preserve">• </w:t>
-      </w:r>
-      <w:r>
-        <w:rPr>
-          <w:b/>
-          <w:bCs/>
-          <w:sz w:val="24"/>
-          <w:szCs w:val="28"/>
-        </w:rPr>
-        <w:t>Digital Inclusion &amp; Threat Surface Growth</w:t>
-      </w:r>
-      <w:r>
-        <w:rPr>
-          <w:sz w:val="24"/>
-          <w:szCs w:val="28"/>
-        </w:rPr>
-        <w:t>: As digital and mobile Internet penetration continues expanding across Africa, so does the cyber</w:t>
-      </w:r>
-      <w:r>
-        <w:rPr>
-          <w:rFonts w:ascii="Cambria Math" w:hAnsi="Cambria Math" w:cs="Cambria Math"/>
-          <w:sz w:val="24"/>
-          <w:szCs w:val="28"/>
-        </w:rPr>
-        <w:t>‑</w:t>
-      </w:r>
-      <w:r>
-        <w:rPr>
-          <w:sz w:val="24"/>
-          <w:szCs w:val="28"/>
-        </w:rPr>
-        <w:t>attack surface, making proactive cybersecurity capacity building essential for sustainable development.</w:t>
-      </w:r>
-      <w:r>
-        <w:rPr>
-          <w:sz w:val="24"/>
-          <w:szCs w:val="28"/>
-        </w:rPr>
-        <w:br/>
-      </w:r>
-    </w:p>
-    <w:p>
-      <w:pPr>
-        <w:spacing w:after="0" w:line="240" w:lineRule="auto"/>
-        <w:ind w:left="630"/>
+        <w:ind w:left="360"/>
         <w:rPr>
           <w:sz w:val="24"/>
           <w:szCs w:val="28"/>
@@ -10965,7 +12322,7 @@
         </w:rPr>
         <w:t xml:space="preserve">: </w:t>
       </w:r>
-      <w:hyperlink r:id="rId18" w:history="1">
+      <w:hyperlink r:id="rId19" w:history="1">
         <w:r>
           <w:rPr>
             <w:rStyle w:val="Hyperlink"/>
@@ -10976,7 +12333,7 @@
       <w:r>
         <w:t xml:space="preserve">, </w:t>
       </w:r>
-      <w:hyperlink r:id="rId19" w:history="1">
+      <w:hyperlink r:id="rId20" w:history="1">
         <w:r>
           <w:rPr>
             <w:rStyle w:val="Hyperlink"/>
@@ -10987,7 +12344,7 @@
       <w:r>
         <w:t xml:space="preserve">, </w:t>
       </w:r>
-      <w:hyperlink r:id="rId20" w:history="1">
+      <w:hyperlink r:id="rId21" w:history="1">
         <w:proofErr w:type="spellStart"/>
         <w:r>
           <w:rPr>
@@ -11000,7 +12357,7 @@
       <w:r>
         <w:t xml:space="preserve">, </w:t>
       </w:r>
-      <w:hyperlink r:id="rId21" w:history="1">
+      <w:hyperlink r:id="rId22" w:history="1">
         <w:proofErr w:type="spellStart"/>
         <w:r>
           <w:rPr>
@@ -11019,7 +12376,7 @@
       <w:r>
         <w:t xml:space="preserve">, </w:t>
       </w:r>
-      <w:hyperlink r:id="rId22" w:history="1">
+      <w:hyperlink r:id="rId23" w:history="1">
         <w:r>
           <w:rPr>
             <w:rStyle w:val="Hyperlink"/>
@@ -11030,7 +12387,7 @@
       <w:r>
         <w:t xml:space="preserve">, </w:t>
       </w:r>
-      <w:hyperlink r:id="rId23" w:history="1">
+      <w:hyperlink r:id="rId24" w:history="1">
         <w:proofErr w:type="spellStart"/>
         <w:r>
           <w:rPr>
@@ -11079,7 +12436,7 @@
           <w:numId w:val="7"/>
         </w:numPr>
       </w:pPr>
-      <w:bookmarkStart w:id="119" w:name="_Toc218266085"/>
+      <w:bookmarkStart w:id="133" w:name="_Toc218461144"/>
       <w:r>
         <w:t>C</w:t>
       </w:r>
@@ -11092,8 +12449,8 @@
       <w:r>
         <w:t>and Recommendations</w:t>
       </w:r>
-      <w:bookmarkEnd w:id="114"/>
-      <w:bookmarkEnd w:id="119"/>
+      <w:bookmarkEnd w:id="128"/>
+      <w:bookmarkEnd w:id="133"/>
     </w:p>
     <w:p>
       <w:pPr>
@@ -11103,12 +12460,11 @@
           <w:numId w:val="7"/>
         </w:numPr>
       </w:pPr>
-      <w:bookmarkStart w:id="120" w:name="_Toc218266086"/>
-      <w:r>
-        <w:lastRenderedPageBreak/>
+      <w:bookmarkStart w:id="134" w:name="_Toc218461145"/>
+      <w:r>
         <w:t>Recommendations</w:t>
       </w:r>
-      <w:bookmarkEnd w:id="120"/>
+      <w:bookmarkEnd w:id="134"/>
     </w:p>
     <w:p>
       <w:pPr>
@@ -11501,6 +12857,7 @@
           <w:szCs w:val="28"/>
           <w:lang w:val="en-GB"/>
         </w:rPr>
+        <w:lastRenderedPageBreak/>
         <w:t>Emphasis on WithSecure EDR Integration with Microsoft Sentinel:</w:t>
       </w:r>
       <w:r>
@@ -11541,11 +12898,11 @@
           <w:numId w:val="7"/>
         </w:numPr>
       </w:pPr>
-      <w:bookmarkStart w:id="121" w:name="_Toc218266087"/>
+      <w:bookmarkStart w:id="135" w:name="_Toc218461146"/>
       <w:r>
         <w:t>Conclusion</w:t>
       </w:r>
-      <w:bookmarkEnd w:id="121"/>
+      <w:bookmarkEnd w:id="135"/>
     </w:p>
     <w:p>
       <w:pPr>
@@ -11818,16 +13175,7 @@
           <w:szCs w:val="28"/>
           <w:lang w:val="en-GB"/>
         </w:rPr>
-        <w:t xml:space="preserve">underscoring the need for </w:t>
-      </w:r>
-      <w:r>
-        <w:rPr>
-          <w:sz w:val="24"/>
-          <w:szCs w:val="28"/>
-          <w:lang w:val="en-GB"/>
-        </w:rPr>
-        <w:lastRenderedPageBreak/>
-        <w:t>sustained vigilance in identity</w:t>
+        <w:t>underscoring the need for sustained vigilance in identity</w:t>
       </w:r>
       <w:r>
         <w:rPr>
@@ -12345,13 +13693,13 @@
         </w:rPr>
         <w:t>digital environment and look forward to our continued partnership in building a more secure and resilient infrastructure</w:t>
       </w:r>
-      <w:bookmarkEnd w:id="107"/>
-      <w:bookmarkEnd w:id="108"/>
-      <w:bookmarkEnd w:id="109"/>
-      <w:bookmarkEnd w:id="110"/>
-      <w:bookmarkEnd w:id="111"/>
-      <w:bookmarkEnd w:id="112"/>
-      <w:bookmarkEnd w:id="113"/>
+      <w:bookmarkEnd w:id="117"/>
+      <w:bookmarkEnd w:id="118"/>
+      <w:bookmarkEnd w:id="119"/>
+      <w:bookmarkEnd w:id="120"/>
+      <w:bookmarkEnd w:id="121"/>
+      <w:bookmarkEnd w:id="122"/>
+      <w:bookmarkEnd w:id="123"/>
       <w:r>
         <w:rPr>
           <w:sz w:val="24"/>
@@ -12365,63 +13713,40 @@
       <w:pPr>
         <w:pStyle w:val="Heading1"/>
       </w:pPr>
+      <w:bookmarkStart w:id="136" w:name="_Toc218461147"/>
+      <w:r>
+        <w:lastRenderedPageBreak/>
+        <w:t>Appendix – Test-server Alerts</w:t>
+      </w:r>
+      <w:bookmarkEnd w:id="136"/>
     </w:p>
     <w:p>
       <w:pPr>
-        <w:spacing w:after="0" w:line="240" w:lineRule="auto"/>
-        <w:rPr>
-          <w:rFonts w:eastAsia="MS Gothic" w:cstheme="majorBidi"/>
-          <w:b/>
-          <w:color w:val="4F49F5" w:themeColor="accent1"/>
-          <w:kern w:val="2"/>
-          <w:sz w:val="36"/>
-          <w:szCs w:val="36"/>
+        <w:jc w:val="both"/>
+        <w:rPr>
+          <w:sz w:val="24"/>
+          <w:szCs w:val="28"/>
           <w:lang w:val="en-GB"/>
-          <w14:ligatures w14:val="standardContextual"/>
-        </w:rPr>
-      </w:pPr>
-      <w:r>
-        <w:br w:type="page"/>
+        </w:rPr>
+      </w:pPr>
+      <w:r>
+        <w:rPr>
+          <w:sz w:val="24"/>
+          <w:szCs w:val="28"/>
+          <w:lang w:val="en-GB"/>
+        </w:rPr>
+        <w:t>This section documents alerts generated on test servers (non-critical) during the reporting period. These events are excluded from SLA/MTTR metrics and captured for transparency and auditability.</w:t>
       </w:r>
     </w:p>
     <w:p>
       <w:pPr>
-        <w:pStyle w:val="Heading1"/>
-      </w:pPr>
-      <w:bookmarkStart w:id="122" w:name="_Toc218266088"/>
-      <w:r>
-        <w:lastRenderedPageBreak/>
-        <w:t>Appendix – Test-server Alerts</w:t>
-      </w:r>
-      <w:bookmarkEnd w:id="122"/>
-    </w:p>
-    <w:p>
-      <w:pPr>
-        <w:jc w:val="both"/>
-        <w:rPr>
-          <w:sz w:val="24"/>
-          <w:szCs w:val="28"/>
-          <w:lang w:val="en-GB"/>
-        </w:rPr>
-      </w:pPr>
-      <w:r>
-        <w:rPr>
-          <w:sz w:val="24"/>
-          <w:szCs w:val="28"/>
-          <w:lang w:val="en-GB"/>
-        </w:rPr>
-        <w:t>This section documents alerts generated on test servers (non-critical) during the reporting period. These events are excluded from SLA/MTTR metrics and captured for transparency and auditability.</w:t>
-      </w:r>
-    </w:p>
-    <w:p>
-      <w:pPr>
         <w:pStyle w:val="Heading2"/>
       </w:pPr>
-      <w:bookmarkStart w:id="123" w:name="_Toc218266089"/>
+      <w:bookmarkStart w:id="137" w:name="_Toc218461148"/>
       <w:r>
         <w:t>Total Incidents by Severity</w:t>
       </w:r>
-      <w:bookmarkEnd w:id="123"/>
+      <w:bookmarkEnd w:id="137"/>
     </w:p>
     <w:tbl>
       <w:tblPr>
@@ -12627,11 +13952,11 @@
       <w:pPr>
         <w:pStyle w:val="Heading2"/>
       </w:pPr>
-      <w:bookmarkStart w:id="124" w:name="_Toc218266090"/>
+      <w:bookmarkStart w:id="138" w:name="_Toc218461149"/>
       <w:r>
         <w:t>Top 10 Incidents</w:t>
       </w:r>
-      <w:bookmarkEnd w:id="124"/>
+      <w:bookmarkEnd w:id="138"/>
     </w:p>
     <w:tbl>
       <w:tblPr>
@@ -12859,7 +14184,7 @@
       <w:pPr>
         <w:pStyle w:val="Heading2"/>
       </w:pPr>
-      <w:bookmarkStart w:id="125" w:name="_Toc218266091"/>
+      <w:bookmarkStart w:id="139" w:name="_Toc218461150"/>
       <w:r>
         <w:t xml:space="preserve">High </w:t>
       </w:r>
@@ -12869,7 +14194,7 @@
       <w:r>
         <w:t xml:space="preserve"> Incidents</w:t>
       </w:r>
-      <w:bookmarkEnd w:id="125"/>
+      <w:bookmarkEnd w:id="139"/>
     </w:p>
     <w:tbl>
       <w:tblPr>
@@ -13045,10 +14370,10 @@
       </w:pPr>
     </w:p>
     <w:sectPr>
-      <w:headerReference w:type="default" r:id="rId24"/>
-      <w:footerReference w:type="even" r:id="rId25"/>
-      <w:footerReference w:type="default" r:id="rId26"/>
-      <w:footerReference w:type="first" r:id="rId27"/>
+      <w:headerReference w:type="default" r:id="rId25"/>
+      <w:footerReference w:type="even" r:id="rId26"/>
+      <w:footerReference w:type="default" r:id="rId27"/>
+      <w:footerReference w:type="first" r:id="rId28"/>
       <w:pgSz w:w="11906" w:h="16838" w:code="9"/>
       <w:pgMar w:top="2378" w:right="1440" w:bottom="1440" w:left="1440" w:header="1728" w:footer="227" w:gutter="0"/>
       <w:pgNumType w:start="0"/>
@@ -14202,6 +15527,92 @@
     </w:lvl>
   </w:abstractNum>
   <w:abstractNum w:abstractNumId="4" w15:restartNumberingAfterBreak="0">
+    <w:nsid w:val="55A27585"/>
+    <w:multiLevelType w:val="hybridMultilevel"/>
+    <w:tmpl w:val="9F9CA014"/>
+    <w:lvl w:ilvl="0" w:tplc="0409000F">
+      <w:start w:val="1"/>
+      <w:numFmt w:val="decimal"/>
+      <w:lvlText w:val="%1."/>
+      <w:lvlJc w:val="left"/>
+      <w:pPr>
+        <w:ind w:left="1080" w:hanging="360"/>
+      </w:pPr>
+    </w:lvl>
+    <w:lvl w:ilvl="1" w:tplc="04090019" w:tentative="1">
+      <w:start w:val="1"/>
+      <w:numFmt w:val="lowerLetter"/>
+      <w:lvlText w:val="%2."/>
+      <w:lvlJc w:val="left"/>
+      <w:pPr>
+        <w:ind w:left="1800" w:hanging="360"/>
+      </w:pPr>
+    </w:lvl>
+    <w:lvl w:ilvl="2" w:tplc="0409001B" w:tentative="1">
+      <w:start w:val="1"/>
+      <w:numFmt w:val="lowerRoman"/>
+      <w:lvlText w:val="%3."/>
+      <w:lvlJc w:val="right"/>
+      <w:pPr>
+        <w:ind w:left="2520" w:hanging="180"/>
+      </w:pPr>
+    </w:lvl>
+    <w:lvl w:ilvl="3" w:tplc="0409000F" w:tentative="1">
+      <w:start w:val="1"/>
+      <w:numFmt w:val="decimal"/>
+      <w:lvlText w:val="%4."/>
+      <w:lvlJc w:val="left"/>
+      <w:pPr>
+        <w:ind w:left="3240" w:hanging="360"/>
+      </w:pPr>
+    </w:lvl>
+    <w:lvl w:ilvl="4" w:tplc="04090019" w:tentative="1">
+      <w:start w:val="1"/>
+      <w:numFmt w:val="lowerLetter"/>
+      <w:lvlText w:val="%5."/>
+      <w:lvlJc w:val="left"/>
+      <w:pPr>
+        <w:ind w:left="3960" w:hanging="360"/>
+      </w:pPr>
+    </w:lvl>
+    <w:lvl w:ilvl="5" w:tplc="0409001B" w:tentative="1">
+      <w:start w:val="1"/>
+      <w:numFmt w:val="lowerRoman"/>
+      <w:lvlText w:val="%6."/>
+      <w:lvlJc w:val="right"/>
+      <w:pPr>
+        <w:ind w:left="4680" w:hanging="180"/>
+      </w:pPr>
+    </w:lvl>
+    <w:lvl w:ilvl="6" w:tplc="0409000F" w:tentative="1">
+      <w:start w:val="1"/>
+      <w:numFmt w:val="decimal"/>
+      <w:lvlText w:val="%7."/>
+      <w:lvlJc w:val="left"/>
+      <w:pPr>
+        <w:ind w:left="5400" w:hanging="360"/>
+      </w:pPr>
+    </w:lvl>
+    <w:lvl w:ilvl="7" w:tplc="04090019" w:tentative="1">
+      <w:start w:val="1"/>
+      <w:numFmt w:val="lowerLetter"/>
+      <w:lvlText w:val="%8."/>
+      <w:lvlJc w:val="left"/>
+      <w:pPr>
+        <w:ind w:left="6120" w:hanging="360"/>
+      </w:pPr>
+    </w:lvl>
+    <w:lvl w:ilvl="8" w:tplc="0409001B" w:tentative="1">
+      <w:start w:val="1"/>
+      <w:numFmt w:val="lowerRoman"/>
+      <w:lvlText w:val="%9."/>
+      <w:lvlJc w:val="right"/>
+      <w:pPr>
+        <w:ind w:left="6840" w:hanging="180"/>
+      </w:pPr>
+    </w:lvl>
+  </w:abstractNum>
+  <w:abstractNum w:abstractNumId="5" w15:restartNumberingAfterBreak="0">
     <w:nsid w:val="5A1E66FF"/>
     <w:multiLevelType w:val="singleLevel"/>
     <w:tmpl w:val="79EA67A6"/>
@@ -14222,7 +15633,7 @@
       </w:rPr>
     </w:lvl>
   </w:abstractNum>
-  <w:abstractNum w:abstractNumId="5" w15:restartNumberingAfterBreak="0">
+  <w:abstractNum w:abstractNumId="6" w15:restartNumberingAfterBreak="0">
     <w:nsid w:val="5DD57ED5"/>
     <w:multiLevelType w:val="multilevel"/>
     <w:tmpl w:val="F272B23C"/>
@@ -14371,7 +15782,7 @@
       </w:rPr>
     </w:lvl>
   </w:abstractNum>
-  <w:abstractNum w:abstractNumId="6" w15:restartNumberingAfterBreak="0">
+  <w:abstractNum w:abstractNumId="7" w15:restartNumberingAfterBreak="0">
     <w:nsid w:val="5E7924A2"/>
     <w:multiLevelType w:val="multilevel"/>
     <w:tmpl w:val="2452C376"/>
@@ -14449,7 +15860,7 @@
       <w:lvlJc w:val="left"/>
     </w:lvl>
   </w:abstractNum>
-  <w:abstractNum w:abstractNumId="7" w15:restartNumberingAfterBreak="0">
+  <w:abstractNum w:abstractNumId="8" w15:restartNumberingAfterBreak="0">
     <w:nsid w:val="6E2E1FAA"/>
     <w:multiLevelType w:val="multilevel"/>
     <w:tmpl w:val="0809001F"/>
@@ -14563,7 +15974,7 @@
       </w:pPr>
     </w:lvl>
   </w:abstractNum>
-  <w:abstractNum w:abstractNumId="8" w15:restartNumberingAfterBreak="0">
+  <w:abstractNum w:abstractNumId="9" w15:restartNumberingAfterBreak="0">
     <w:nsid w:val="79080457"/>
     <w:multiLevelType w:val="multilevel"/>
     <w:tmpl w:val="0409001F"/>
@@ -14676,7 +16087,7 @@
       </w:rPr>
     </w:lvl>
   </w:abstractNum>
-  <w:abstractNum w:abstractNumId="9" w15:restartNumberingAfterBreak="0">
+  <w:abstractNum w:abstractNumId="10" w15:restartNumberingAfterBreak="0">
     <w:nsid w:val="7AEA44E0"/>
     <w:multiLevelType w:val="hybridMultilevel"/>
     <w:tmpl w:val="26423F58"/>
@@ -14790,16 +16201,16 @@
     </w:lvl>
   </w:abstractNum>
   <w:num w:numId="1" w16cid:durableId="1532456750">
-    <w:abstractNumId w:val="7"/>
+    <w:abstractNumId w:val="8"/>
   </w:num>
   <w:num w:numId="2" w16cid:durableId="2104960317">
-    <w:abstractNumId w:val="4"/>
+    <w:abstractNumId w:val="5"/>
   </w:num>
   <w:num w:numId="3" w16cid:durableId="1563828069">
-    <w:abstractNumId w:val="5"/>
+    <w:abstractNumId w:val="6"/>
   </w:num>
   <w:num w:numId="4" w16cid:durableId="409616865">
-    <w:abstractNumId w:val="6"/>
+    <w:abstractNumId w:val="7"/>
   </w:num>
   <w:num w:numId="5" w16cid:durableId="785077547">
     <w:abstractNumId w:val="2"/>
@@ -14811,7 +16222,7 @@
     <w:abstractNumId w:val="1"/>
   </w:num>
   <w:num w:numId="8" w16cid:durableId="1575697800">
-    <w:abstractNumId w:val="8"/>
+    <w:abstractNumId w:val="9"/>
   </w:num>
   <w:num w:numId="9" w16cid:durableId="111943805">
     <w:abstractNumId w:val="0"/>
@@ -14847,7 +16258,10 @@
     </w:lvlOverride>
   </w:num>
   <w:num w:numId="11" w16cid:durableId="823425559">
-    <w:abstractNumId w:val="9"/>
+    <w:abstractNumId w:val="10"/>
+  </w:num>
+  <w:num w:numId="12" w16cid:durableId="1918636952">
+    <w:abstractNumId w:val="4"/>
   </w:num>
   <w:numIdMacAtCleanup w:val="11"/>
 </w:numbering>
@@ -15461,6 +16875,7 @@
   <w:style w:type="character" w:default="1" w:styleId="DefaultParagraphFont">
     <w:name w:val="Default Paragraph Font"/>
     <w:uiPriority w:val="1"/>
+    <w:semiHidden/>
     <w:unhideWhenUsed/>
   </w:style>
   <w:style w:type="table" w:default="1" w:styleId="TableNormal">
@@ -18741,799 +20156,6 @@
 </c:chartSpace>
 </file>
 
-<file path=word/charts/chart3.xml><?xml version="1.0" encoding="utf-8"?>
-<c:chartSpace xmlns:c="http://schemas.openxmlformats.org/drawingml/2006/chart" xmlns:a="http://schemas.openxmlformats.org/drawingml/2006/main" xmlns:r="http://schemas.openxmlformats.org/officeDocument/2006/relationships" xmlns:c16r2="http://schemas.microsoft.com/office/drawing/2015/06/chart">
-  <c:date1904 val="0"/>
-  <c:lang val="en-US"/>
-  <c:roundedCorners val="0"/>
-  <mc:AlternateContent xmlns:mc="http://schemas.openxmlformats.org/markup-compatibility/2006">
-    <mc:Choice xmlns:c14="http://schemas.microsoft.com/office/drawing/2007/8/2/chart" Requires="c14">
-      <c14:style val="102"/>
-    </mc:Choice>
-    <mc:Fallback>
-      <c:style val="2"/>
-    </mc:Fallback>
-  </mc:AlternateContent>
-  <c:pivotSource>
-    <c:name>[Sentinel Incident Data (ZMB) 7.xlsx]Top 10 Incidents!PivotTable17</c:name>
-    <c:fmtId val="-1"/>
-  </c:pivotSource>
-  <c:chart>
-    <c:title>
-      <c:tx>
-        <c:rich>
-          <a:bodyPr rot="0" spcFirstLastPara="1" vertOverflow="ellipsis" vert="horz" wrap="square" anchor="ctr" anchorCtr="1"/>
-          <a:lstStyle/>
-          <a:p>
-            <a:pPr>
-              <a:defRPr sz="1400" b="0" i="0" u="none" strike="noStrike" kern="1200" spc="0" baseline="0">
-                <a:solidFill>
-                  <a:schemeClr val="tx1">
-                    <a:lumMod val="65000"/>
-                    <a:lumOff val="35000"/>
-                  </a:schemeClr>
-                </a:solidFill>
-                <a:latin typeface="+mn-lt"/>
-                <a:ea typeface="+mn-ea"/>
-                <a:cs typeface="+mn-cs"/>
-              </a:defRPr>
-            </a:pPr>
-            <a:r>
-              <a:rPr lang="en-US"/>
-              <a:t>Top 10 Incidents by Type</a:t>
-            </a:r>
-          </a:p>
-        </c:rich>
-      </c:tx>
-      <c:overlay val="0"/>
-      <c:spPr>
-        <a:noFill/>
-        <a:ln>
-          <a:noFill/>
-        </a:ln>
-        <a:effectLst/>
-      </c:spPr>
-      <c:txPr>
-        <a:bodyPr rot="0" spcFirstLastPara="1" vertOverflow="ellipsis" vert="horz" wrap="square" anchor="ctr" anchorCtr="1"/>
-        <a:lstStyle/>
-        <a:p>
-          <a:pPr>
-            <a:defRPr sz="1400" b="0" i="0" u="none" strike="noStrike" kern="1200" spc="0" baseline="0">
-              <a:solidFill>
-                <a:schemeClr val="tx1">
-                  <a:lumMod val="65000"/>
-                  <a:lumOff val="35000"/>
-                </a:schemeClr>
-              </a:solidFill>
-              <a:latin typeface="+mn-lt"/>
-              <a:ea typeface="+mn-ea"/>
-              <a:cs typeface="+mn-cs"/>
-            </a:defRPr>
-          </a:pPr>
-          <a:endParaRPr lang="en-US"/>
-        </a:p>
-      </c:txPr>
-    </c:title>
-    <c:autoTitleDeleted val="0"/>
-    <c:pivotFmts>
-      <c:pivotFmt>
-        <c:idx val="0"/>
-        <c:spPr>
-          <a:solidFill>
-            <a:schemeClr val="accent1"/>
-          </a:solidFill>
-          <a:ln>
-            <a:noFill/>
-          </a:ln>
-          <a:effectLst/>
-        </c:spPr>
-        <c:marker>
-          <c:symbol val="none"/>
-        </c:marker>
-        <c:dLbl>
-          <c:idx val="0"/>
-          <c:spPr>
-            <a:noFill/>
-            <a:ln>
-              <a:noFill/>
-            </a:ln>
-            <a:effectLst/>
-          </c:spPr>
-          <c:txPr>
-            <a:bodyPr rot="0" spcFirstLastPara="1" vertOverflow="ellipsis" vert="horz" wrap="square" lIns="38100" tIns="19050" rIns="38100" bIns="19050" anchor="ctr" anchorCtr="1">
-              <a:spAutoFit/>
-            </a:bodyPr>
-            <a:lstStyle/>
-            <a:p>
-              <a:pPr>
-                <a:defRPr sz="900" b="0" i="0" u="none" strike="noStrike" kern="1200" baseline="0">
-                  <a:solidFill>
-                    <a:schemeClr val="tx1">
-                      <a:lumMod val="75000"/>
-                      <a:lumOff val="25000"/>
-                    </a:schemeClr>
-                  </a:solidFill>
-                  <a:latin typeface="+mn-lt"/>
-                  <a:ea typeface="+mn-ea"/>
-                  <a:cs typeface="+mn-cs"/>
-                </a:defRPr>
-              </a:pPr>
-              <a:endParaRPr lang="en-US"/>
-            </a:p>
-          </c:txPr>
-          <c:showLegendKey val="0"/>
-          <c:showVal val="1"/>
-          <c:showCatName val="0"/>
-          <c:showSerName val="0"/>
-          <c:showPercent val="0"/>
-          <c:showBubbleSize val="0"/>
-          <c:extLst>
-            <c:ext xmlns:c15="http://schemas.microsoft.com/office/drawing/2012/chart" uri="{CE6537A1-D6FC-4f65-9D91-7224C49458BB}"/>
-          </c:extLst>
-        </c:dLbl>
-      </c:pivotFmt>
-      <c:pivotFmt>
-        <c:idx val="1"/>
-        <c:spPr>
-          <a:solidFill>
-            <a:schemeClr val="accent1"/>
-          </a:solidFill>
-          <a:ln>
-            <a:noFill/>
-          </a:ln>
-          <a:effectLst/>
-        </c:spPr>
-        <c:marker>
-          <c:symbol val="none"/>
-        </c:marker>
-        <c:dLbl>
-          <c:idx val="0"/>
-          <c:showLegendKey val="0"/>
-          <c:showVal val="1"/>
-          <c:showCatName val="0"/>
-          <c:showSerName val="0"/>
-          <c:showPercent val="0"/>
-          <c:showBubbleSize val="0"/>
-          <c:extLst>
-            <c:ext xmlns:c15="http://schemas.microsoft.com/office/drawing/2012/chart" uri="{CE6537A1-D6FC-4f65-9D91-7224C49458BB}"/>
-          </c:extLst>
-        </c:dLbl>
-      </c:pivotFmt>
-      <c:pivotFmt>
-        <c:idx val="2"/>
-        <c:spPr>
-          <a:solidFill>
-            <a:schemeClr val="accent1"/>
-          </a:solidFill>
-          <a:ln>
-            <a:noFill/>
-          </a:ln>
-          <a:effectLst/>
-        </c:spPr>
-        <c:marker>
-          <c:symbol val="none"/>
-        </c:marker>
-        <c:dLbl>
-          <c:idx val="0"/>
-          <c:showLegendKey val="0"/>
-          <c:showVal val="1"/>
-          <c:showCatName val="0"/>
-          <c:showSerName val="0"/>
-          <c:showPercent val="0"/>
-          <c:showBubbleSize val="0"/>
-          <c:extLst>
-            <c:ext xmlns:c15="http://schemas.microsoft.com/office/drawing/2012/chart" uri="{CE6537A1-D6FC-4f65-9D91-7224C49458BB}"/>
-          </c:extLst>
-        </c:dLbl>
-      </c:pivotFmt>
-      <c:pivotFmt>
-        <c:idx val="3"/>
-        <c:spPr>
-          <a:solidFill>
-            <a:schemeClr val="accent1"/>
-          </a:solidFill>
-          <a:ln>
-            <a:noFill/>
-          </a:ln>
-          <a:effectLst/>
-        </c:spPr>
-        <c:marker>
-          <c:symbol val="none"/>
-        </c:marker>
-        <c:dLbl>
-          <c:idx val="0"/>
-          <c:showLegendKey val="0"/>
-          <c:showVal val="1"/>
-          <c:showCatName val="0"/>
-          <c:showSerName val="0"/>
-          <c:showPercent val="0"/>
-          <c:showBubbleSize val="0"/>
-          <c:extLst>
-            <c:ext xmlns:c15="http://schemas.microsoft.com/office/drawing/2012/chart" uri="{CE6537A1-D6FC-4f65-9D91-7224C49458BB}"/>
-          </c:extLst>
-        </c:dLbl>
-      </c:pivotFmt>
-      <c:pivotFmt>
-        <c:idx val="4"/>
-        <c:spPr>
-          <a:solidFill>
-            <a:schemeClr val="accent1"/>
-          </a:solidFill>
-          <a:ln>
-            <a:noFill/>
-          </a:ln>
-          <a:effectLst/>
-        </c:spPr>
-        <c:marker>
-          <c:symbol val="none"/>
-        </c:marker>
-        <c:dLbl>
-          <c:idx val="0"/>
-          <c:showLegendKey val="0"/>
-          <c:showVal val="1"/>
-          <c:showCatName val="0"/>
-          <c:showSerName val="0"/>
-          <c:showPercent val="0"/>
-          <c:showBubbleSize val="0"/>
-          <c:extLst>
-            <c:ext xmlns:c15="http://schemas.microsoft.com/office/drawing/2012/chart" uri="{CE6537A1-D6FC-4f65-9D91-7224C49458BB}"/>
-          </c:extLst>
-        </c:dLbl>
-      </c:pivotFmt>
-      <c:pivotFmt>
-        <c:idx val="5"/>
-        <c:spPr>
-          <a:solidFill>
-            <a:schemeClr val="accent1"/>
-          </a:solidFill>
-          <a:ln>
-            <a:noFill/>
-          </a:ln>
-          <a:effectLst/>
-        </c:spPr>
-        <c:marker>
-          <c:symbol val="none"/>
-        </c:marker>
-        <c:dLbl>
-          <c:idx val="0"/>
-          <c:spPr>
-            <a:noFill/>
-            <a:ln>
-              <a:noFill/>
-            </a:ln>
-            <a:effectLst/>
-          </c:spPr>
-          <c:txPr>
-            <a:bodyPr rot="0" spcFirstLastPara="1" vertOverflow="ellipsis" vert="horz" wrap="square" lIns="38100" tIns="19050" rIns="38100" bIns="19050" anchor="ctr" anchorCtr="1">
-              <a:spAutoFit/>
-            </a:bodyPr>
-            <a:lstStyle/>
-            <a:p>
-              <a:pPr>
-                <a:defRPr sz="900" b="0" i="0" u="none" strike="noStrike" kern="1200" baseline="0">
-                  <a:solidFill>
-                    <a:schemeClr val="tx1">
-                      <a:lumMod val="75000"/>
-                      <a:lumOff val="25000"/>
-                    </a:schemeClr>
-                  </a:solidFill>
-                  <a:latin typeface="+mn-lt"/>
-                  <a:ea typeface="+mn-ea"/>
-                  <a:cs typeface="+mn-cs"/>
-                </a:defRPr>
-              </a:pPr>
-              <a:endParaRPr lang="en-US"/>
-            </a:p>
-          </c:txPr>
-          <c:showLegendKey val="0"/>
-          <c:showVal val="0"/>
-          <c:showCatName val="0"/>
-          <c:showSerName val="0"/>
-          <c:showPercent val="0"/>
-          <c:showBubbleSize val="0"/>
-          <c:extLst>
-            <c:ext xmlns:c15="http://schemas.microsoft.com/office/drawing/2012/chart" uri="{CE6537A1-D6FC-4f65-9D91-7224C49458BB}"/>
-          </c:extLst>
-        </c:dLbl>
-      </c:pivotFmt>
-      <c:pivotFmt>
-        <c:idx val="6"/>
-        <c:spPr>
-          <a:solidFill>
-            <a:schemeClr val="accent1"/>
-          </a:solidFill>
-          <a:ln>
-            <a:noFill/>
-          </a:ln>
-          <a:effectLst/>
-        </c:spPr>
-        <c:marker>
-          <c:symbol val="none"/>
-        </c:marker>
-        <c:dLbl>
-          <c:idx val="0"/>
-          <c:spPr>
-            <a:noFill/>
-            <a:ln>
-              <a:noFill/>
-            </a:ln>
-            <a:effectLst/>
-          </c:spPr>
-          <c:txPr>
-            <a:bodyPr rot="0" spcFirstLastPara="1" vertOverflow="ellipsis" vert="horz" wrap="square" lIns="38100" tIns="19050" rIns="38100" bIns="19050" anchor="ctr" anchorCtr="1">
-              <a:spAutoFit/>
-            </a:bodyPr>
-            <a:lstStyle/>
-            <a:p>
-              <a:pPr>
-                <a:defRPr sz="900" b="0" i="0" u="none" strike="noStrike" kern="1200" baseline="0">
-                  <a:solidFill>
-                    <a:schemeClr val="tx1">
-                      <a:lumMod val="75000"/>
-                      <a:lumOff val="25000"/>
-                    </a:schemeClr>
-                  </a:solidFill>
-                  <a:latin typeface="+mn-lt"/>
-                  <a:ea typeface="+mn-ea"/>
-                  <a:cs typeface="+mn-cs"/>
-                </a:defRPr>
-              </a:pPr>
-              <a:endParaRPr lang="en-US"/>
-            </a:p>
-          </c:txPr>
-          <c:showLegendKey val="0"/>
-          <c:showVal val="1"/>
-          <c:showCatName val="0"/>
-          <c:showSerName val="0"/>
-          <c:showPercent val="0"/>
-          <c:showBubbleSize val="0"/>
-          <c:extLst>
-            <c:ext xmlns:c15="http://schemas.microsoft.com/office/drawing/2012/chart" uri="{CE6537A1-D6FC-4f65-9D91-7224C49458BB}"/>
-          </c:extLst>
-        </c:dLbl>
-      </c:pivotFmt>
-      <c:pivotFmt>
-        <c:idx val="7"/>
-        <c:spPr>
-          <a:solidFill>
-            <a:schemeClr val="accent1"/>
-          </a:solidFill>
-          <a:ln>
-            <a:noFill/>
-          </a:ln>
-          <a:effectLst/>
-        </c:spPr>
-        <c:marker>
-          <c:symbol val="none"/>
-        </c:marker>
-        <c:dLbl>
-          <c:idx val="0"/>
-          <c:spPr>
-            <a:noFill/>
-            <a:ln>
-              <a:noFill/>
-            </a:ln>
-            <a:effectLst/>
-          </c:spPr>
-          <c:txPr>
-            <a:bodyPr rot="0" spcFirstLastPara="1" vertOverflow="ellipsis" vert="horz" wrap="square" lIns="38100" tIns="19050" rIns="38100" bIns="19050" anchor="ctr" anchorCtr="1">
-              <a:spAutoFit/>
-            </a:bodyPr>
-            <a:lstStyle/>
-            <a:p>
-              <a:pPr>
-                <a:defRPr sz="900" b="0" i="0" u="none" strike="noStrike" kern="1200" baseline="0">
-                  <a:solidFill>
-                    <a:schemeClr val="tx1">
-                      <a:lumMod val="75000"/>
-                      <a:lumOff val="25000"/>
-                    </a:schemeClr>
-                  </a:solidFill>
-                  <a:latin typeface="+mn-lt"/>
-                  <a:ea typeface="+mn-ea"/>
-                  <a:cs typeface="+mn-cs"/>
-                </a:defRPr>
-              </a:pPr>
-              <a:endParaRPr lang="en-US"/>
-            </a:p>
-          </c:txPr>
-          <c:showLegendKey val="0"/>
-          <c:showVal val="1"/>
-          <c:showCatName val="0"/>
-          <c:showSerName val="0"/>
-          <c:showPercent val="0"/>
-          <c:showBubbleSize val="0"/>
-          <c:extLst>
-            <c:ext xmlns:c15="http://schemas.microsoft.com/office/drawing/2012/chart" uri="{CE6537A1-D6FC-4f65-9D91-7224C49458BB}"/>
-          </c:extLst>
-        </c:dLbl>
-      </c:pivotFmt>
-    </c:pivotFmts>
-    <c:plotArea>
-      <c:layout/>
-      <c:barChart>
-        <c:barDir val="bar"/>
-        <c:grouping val="clustered"/>
-        <c:varyColors val="0"/>
-        <c:ser>
-          <c:idx val="0"/>
-          <c:order val="0"/>
-          <c:tx>
-            <c:strRef>
-              <c:f>'Top 10 Incidents'!$B$5</c:f>
-              <c:strCache>
-                <c:ptCount val="1"/>
-                <c:pt idx="0">
-                  <c:v>Total</c:v>
-                </c:pt>
-              </c:strCache>
-            </c:strRef>
-          </c:tx>
-          <c:spPr>
-            <a:solidFill>
-              <a:schemeClr val="accent1"/>
-            </a:solidFill>
-            <a:ln>
-              <a:noFill/>
-            </a:ln>
-            <a:effectLst/>
-          </c:spPr>
-          <c:invertIfNegative val="0"/>
-          <c:dLbls>
-            <c:spPr>
-              <a:noFill/>
-              <a:ln>
-                <a:noFill/>
-              </a:ln>
-              <a:effectLst/>
-            </c:spPr>
-            <c:txPr>
-              <a:bodyPr rot="0" spcFirstLastPara="1" vertOverflow="ellipsis" vert="horz" wrap="square" lIns="38100" tIns="19050" rIns="38100" bIns="19050" anchor="ctr" anchorCtr="1">
-                <a:spAutoFit/>
-              </a:bodyPr>
-              <a:lstStyle/>
-              <a:p>
-                <a:pPr>
-                  <a:defRPr sz="900" b="0" i="0" u="none" strike="noStrike" kern="1200" baseline="0">
-                    <a:solidFill>
-                      <a:schemeClr val="tx1">
-                        <a:lumMod val="75000"/>
-                        <a:lumOff val="25000"/>
-                      </a:schemeClr>
-                    </a:solidFill>
-                    <a:latin typeface="+mn-lt"/>
-                    <a:ea typeface="+mn-ea"/>
-                    <a:cs typeface="+mn-cs"/>
-                  </a:defRPr>
-                </a:pPr>
-                <a:endParaRPr lang="en-US"/>
-              </a:p>
-            </c:txPr>
-            <c:showLegendKey val="0"/>
-            <c:showVal val="1"/>
-            <c:showCatName val="0"/>
-            <c:showSerName val="0"/>
-            <c:showPercent val="0"/>
-            <c:showBubbleSize val="0"/>
-            <c:showLeaderLines val="0"/>
-            <c:extLst>
-              <c:ext xmlns:c15="http://schemas.microsoft.com/office/drawing/2012/chart" uri="{CE6537A1-D6FC-4f65-9D91-7224C49458BB}">
-                <c15:showLeaderLines val="1"/>
-                <c15:leaderLines>
-                  <c:spPr>
-                    <a:ln w="9525" cap="flat" cmpd="sng" algn="ctr">
-                      <a:solidFill>
-                        <a:schemeClr val="tx1">
-                          <a:lumMod val="35000"/>
-                          <a:lumOff val="65000"/>
-                        </a:schemeClr>
-                      </a:solidFill>
-                      <a:round/>
-                    </a:ln>
-                    <a:effectLst/>
-                  </c:spPr>
-                </c15:leaderLines>
-              </c:ext>
-            </c:extLst>
-          </c:dLbls>
-          <c:cat>
-            <c:strRef>
-              <c:f>'Top 10 Incidents'!$A$6:$A$16</c:f>
-              <c:strCache>
-                <c:ptCount val="10"/>
-                <c:pt idx="0">
-                  <c:v>FortiGate Successful Login</c:v>
-                </c:pt>
-                <c:pt idx="1">
-                  <c:v>Admin Account Logon Failure</c:v>
-                </c:pt>
-                <c:pt idx="2">
-                  <c:v>Authentication Attempt - Default Account</c:v>
-                </c:pt>
-                <c:pt idx="3">
-                  <c:v>User Account Modified</c:v>
-                </c:pt>
-                <c:pt idx="4">
-                  <c:v>FortiGate Logon Failure</c:v>
-                </c:pt>
-                <c:pt idx="5">
-                  <c:v>FortiGate UTM Alerts</c:v>
-                </c:pt>
-                <c:pt idx="6">
-                  <c:v>Incidents Summary Alert</c:v>
-                </c:pt>
-                <c:pt idx="7">
-                  <c:v>rm_margaret.moola FortiClient VPN Connected</c:v>
-                </c:pt>
-                <c:pt idx="8">
-                  <c:v>rm_margaret.moola FortiClient VPN connected outside of Business Hours</c:v>
-                </c:pt>
-                <c:pt idx="9">
-                  <c:v>User Added to Critical Group</c:v>
-                </c:pt>
-              </c:strCache>
-            </c:strRef>
-          </c:cat>
-          <c:val>
-            <c:numRef>
-              <c:f>'Top 10 Incidents'!$B$6:$B$16</c:f>
-              <c:numCache>
-                <c:formatCode>General</c:formatCode>
-                <c:ptCount val="10"/>
-                <c:pt idx="0">
-                  <c:v>169</c:v>
-                </c:pt>
-                <c:pt idx="1">
-                  <c:v>132</c:v>
-                </c:pt>
-                <c:pt idx="2">
-                  <c:v>72</c:v>
-                </c:pt>
-                <c:pt idx="3">
-                  <c:v>70</c:v>
-                </c:pt>
-                <c:pt idx="4">
-                  <c:v>57</c:v>
-                </c:pt>
-                <c:pt idx="5">
-                  <c:v>48</c:v>
-                </c:pt>
-                <c:pt idx="6">
-                  <c:v>45</c:v>
-                </c:pt>
-                <c:pt idx="7">
-                  <c:v>31</c:v>
-                </c:pt>
-                <c:pt idx="8">
-                  <c:v>30</c:v>
-                </c:pt>
-                <c:pt idx="9">
-                  <c:v>26</c:v>
-                </c:pt>
-              </c:numCache>
-            </c:numRef>
-          </c:val>
-          <c:extLst>
-            <c:ext xmlns:c16="http://schemas.microsoft.com/office/drawing/2014/chart" uri="{C3380CC4-5D6E-409C-BE32-E72D297353CC}">
-              <c16:uniqueId val="{00000000-2CB4-4D03-9AA3-2C4844C49742}"/>
-            </c:ext>
-          </c:extLst>
-        </c:ser>
-        <c:dLbls>
-          <c:showLegendKey val="0"/>
-          <c:showVal val="0"/>
-          <c:showCatName val="0"/>
-          <c:showSerName val="0"/>
-          <c:showPercent val="0"/>
-          <c:showBubbleSize val="0"/>
-        </c:dLbls>
-        <c:gapWidth val="219"/>
-        <c:axId val="428190159"/>
-        <c:axId val="423518671"/>
-      </c:barChart>
-      <c:valAx>
-        <c:axId val="423518671"/>
-        <c:scaling>
-          <c:orientation val="minMax"/>
-        </c:scaling>
-        <c:delete val="0"/>
-        <c:axPos val="b"/>
-        <c:majorGridlines>
-          <c:spPr>
-            <a:ln w="9525" cap="flat" cmpd="sng" algn="ctr">
-              <a:solidFill>
-                <a:schemeClr val="tx1">
-                  <a:lumMod val="15000"/>
-                  <a:lumOff val="85000"/>
-                </a:schemeClr>
-              </a:solidFill>
-              <a:round/>
-            </a:ln>
-            <a:effectLst/>
-          </c:spPr>
-        </c:majorGridlines>
-        <c:numFmt formatCode="General" sourceLinked="1"/>
-        <c:majorTickMark val="none"/>
-        <c:minorTickMark val="none"/>
-        <c:tickLblPos val="nextTo"/>
-        <c:spPr>
-          <a:noFill/>
-          <a:ln>
-            <a:noFill/>
-          </a:ln>
-          <a:effectLst/>
-        </c:spPr>
-        <c:txPr>
-          <a:bodyPr rot="-60000000" spcFirstLastPara="1" vertOverflow="ellipsis" vert="horz" wrap="square" anchor="ctr" anchorCtr="1"/>
-          <a:lstStyle/>
-          <a:p>
-            <a:pPr>
-              <a:defRPr sz="900" b="0" i="0" u="none" strike="noStrike" kern="1200" baseline="0">
-                <a:solidFill>
-                  <a:schemeClr val="tx1">
-                    <a:lumMod val="65000"/>
-                    <a:lumOff val="35000"/>
-                  </a:schemeClr>
-                </a:solidFill>
-                <a:latin typeface="+mn-lt"/>
-                <a:ea typeface="+mn-ea"/>
-                <a:cs typeface="+mn-cs"/>
-              </a:defRPr>
-            </a:pPr>
-            <a:endParaRPr lang="en-US"/>
-          </a:p>
-        </c:txPr>
-        <c:crossAx val="428190159"/>
-        <c:crosses val="autoZero"/>
-        <c:crossBetween val="between"/>
-      </c:valAx>
-      <c:catAx>
-        <c:axId val="428190159"/>
-        <c:scaling>
-          <c:orientation val="minMax"/>
-        </c:scaling>
-        <c:delete val="0"/>
-        <c:axPos val="l"/>
-        <c:numFmt formatCode="General" sourceLinked="1"/>
-        <c:majorTickMark val="none"/>
-        <c:minorTickMark val="none"/>
-        <c:tickLblPos val="nextTo"/>
-        <c:spPr>
-          <a:noFill/>
-          <a:ln w="9525" cap="flat" cmpd="sng" algn="ctr">
-            <a:solidFill>
-              <a:schemeClr val="tx1">
-                <a:lumMod val="15000"/>
-                <a:lumOff val="85000"/>
-              </a:schemeClr>
-            </a:solidFill>
-            <a:round/>
-          </a:ln>
-          <a:effectLst/>
-        </c:spPr>
-        <c:txPr>
-          <a:bodyPr rot="-60000000" spcFirstLastPara="1" vertOverflow="ellipsis" vert="horz" wrap="square" anchor="ctr" anchorCtr="1"/>
-          <a:lstStyle/>
-          <a:p>
-            <a:pPr>
-              <a:defRPr sz="900" b="0" i="0" u="none" strike="noStrike" kern="1200" baseline="0">
-                <a:solidFill>
-                  <a:schemeClr val="tx1">
-                    <a:lumMod val="65000"/>
-                    <a:lumOff val="35000"/>
-                  </a:schemeClr>
-                </a:solidFill>
-                <a:latin typeface="+mn-lt"/>
-                <a:ea typeface="+mn-ea"/>
-                <a:cs typeface="+mn-cs"/>
-              </a:defRPr>
-            </a:pPr>
-            <a:endParaRPr lang="en-US"/>
-          </a:p>
-        </c:txPr>
-        <c:crossAx val="423518671"/>
-        <c:crosses val="autoZero"/>
-        <c:auto val="1"/>
-        <c:lblAlgn val="ctr"/>
-        <c:lblOffset val="100"/>
-        <c:noMultiLvlLbl val="0"/>
-      </c:catAx>
-      <c:spPr>
-        <a:noFill/>
-        <a:ln>
-          <a:noFill/>
-        </a:ln>
-        <a:effectLst/>
-      </c:spPr>
-    </c:plotArea>
-    <c:legend>
-      <c:legendPos val="r"/>
-      <c:overlay val="0"/>
-      <c:spPr>
-        <a:noFill/>
-        <a:ln>
-          <a:noFill/>
-        </a:ln>
-        <a:effectLst/>
-      </c:spPr>
-      <c:txPr>
-        <a:bodyPr rot="0" spcFirstLastPara="1" vertOverflow="ellipsis" vert="horz" wrap="square" anchor="ctr" anchorCtr="1"/>
-        <a:lstStyle/>
-        <a:p>
-          <a:pPr>
-            <a:defRPr sz="900" b="0" i="0" u="none" strike="noStrike" kern="1200" baseline="0">
-              <a:solidFill>
-                <a:schemeClr val="tx1">
-                  <a:lumMod val="65000"/>
-                  <a:lumOff val="35000"/>
-                </a:schemeClr>
-              </a:solidFill>
-              <a:latin typeface="+mn-lt"/>
-              <a:ea typeface="+mn-ea"/>
-              <a:cs typeface="+mn-cs"/>
-            </a:defRPr>
-          </a:pPr>
-          <a:endParaRPr lang="en-US"/>
-        </a:p>
-      </c:txPr>
-    </c:legend>
-    <c:plotVisOnly val="1"/>
-    <c:dispBlanksAs val="gap"/>
-    <c:showDLblsOverMax val="0"/>
-    <c:extLst>
-      <c:ext xmlns:c16r3="http://schemas.microsoft.com/office/drawing/2017/03/chart" uri="{56B9EC1D-385E-4148-901F-78D8002777C0}">
-        <c16r3:dataDisplayOptions16>
-          <c16r3:dispNaAsBlank val="1"/>
-        </c16r3:dataDisplayOptions16>
-      </c:ext>
-    </c:extLst>
-  </c:chart>
-  <c:spPr>
-    <a:solidFill>
-      <a:schemeClr val="bg1"/>
-    </a:solidFill>
-    <a:ln w="9525" cap="flat" cmpd="sng" algn="ctr">
-      <a:solidFill>
-        <a:schemeClr val="tx1">
-          <a:lumMod val="15000"/>
-          <a:lumOff val="85000"/>
-        </a:schemeClr>
-      </a:solidFill>
-      <a:round/>
-    </a:ln>
-    <a:effectLst/>
-  </c:spPr>
-  <c:txPr>
-    <a:bodyPr/>
-    <a:lstStyle/>
-    <a:p>
-      <a:pPr>
-        <a:defRPr/>
-      </a:pPr>
-      <a:endParaRPr lang="en-US"/>
-    </a:p>
-  </c:txPr>
-  <c:externalData r:id="rId3">
-    <c:autoUpdate val="0"/>
-  </c:externalData>
-  <c:extLst>
-    <c:ext xmlns:c14="http://schemas.microsoft.com/office/drawing/2007/8/2/chart" uri="{781A3756-C4B2-4CAC-9D66-4F8BD8637D16}">
-      <c14:pivotOptions>
-        <c14:dropZoneFilter val="1"/>
-        <c14:dropZoneCategories val="1"/>
-        <c14:dropZoneData val="1"/>
-        <c14:dropZoneSeries val="1"/>
-      </c14:pivotOptions>
-    </c:ext>
-    <c:ext xmlns:c16="http://schemas.microsoft.com/office/drawing/2014/chart" uri="{E28EC0CA-F0BB-4C9C-879D-F8772B89E7AC}">
-      <c16:pivotOptions16>
-        <c16:showExpandCollapseFieldButtons val="1"/>
-      </c16:pivotOptions16>
-    </c:ext>
-  </c:extLst>
-</c:chartSpace>
-</file>
-
 <file path=word/charts/colors1.xml><?xml version="1.0" encoding="utf-8"?>
 <cs:colorStyle xmlns:cs="http://schemas.microsoft.com/office/drawing/2012/chartStyle" xmlns:a="http://schemas.openxmlformats.org/drawingml/2006/main" meth="cycle" id="10">
   <a:schemeClr val="accent1"/>
@@ -19575,46 +20197,6 @@
 </file>
 
 <file path=word/charts/colors2.xml><?xml version="1.0" encoding="utf-8"?>
-<cs:colorStyle xmlns:cs="http://schemas.microsoft.com/office/drawing/2012/chartStyle" xmlns:a="http://schemas.openxmlformats.org/drawingml/2006/main" meth="cycle" id="10">
-  <a:schemeClr val="accent1"/>
-  <a:schemeClr val="accent2"/>
-  <a:schemeClr val="accent3"/>
-  <a:schemeClr val="accent4"/>
-  <a:schemeClr val="accent5"/>
-  <a:schemeClr val="accent6"/>
-  <cs:variation/>
-  <cs:variation>
-    <a:lumMod val="60000"/>
-  </cs:variation>
-  <cs:variation>
-    <a:lumMod val="80000"/>
-    <a:lumOff val="20000"/>
-  </cs:variation>
-  <cs:variation>
-    <a:lumMod val="80000"/>
-  </cs:variation>
-  <cs:variation>
-    <a:lumMod val="60000"/>
-    <a:lumOff val="40000"/>
-  </cs:variation>
-  <cs:variation>
-    <a:lumMod val="50000"/>
-  </cs:variation>
-  <cs:variation>
-    <a:lumMod val="70000"/>
-    <a:lumOff val="30000"/>
-  </cs:variation>
-  <cs:variation>
-    <a:lumMod val="70000"/>
-  </cs:variation>
-  <cs:variation>
-    <a:lumMod val="50000"/>
-    <a:lumOff val="50000"/>
-  </cs:variation>
-</cs:colorStyle>
-</file>
-
-<file path=word/charts/colors3.xml><?xml version="1.0" encoding="utf-8"?>
 <cs:colorStyle xmlns:cs="http://schemas.microsoft.com/office/drawing/2012/chartStyle" xmlns:a="http://schemas.openxmlformats.org/drawingml/2006/main" meth="cycle" id="10">
   <a:schemeClr val="accent1"/>
   <a:schemeClr val="accent2"/>
@@ -20660,509 +21242,6 @@
 </cs:chartStyle>
 </file>
 
-<file path=word/charts/style3.xml><?xml version="1.0" encoding="utf-8"?>
-<cs:chartStyle xmlns:cs="http://schemas.microsoft.com/office/drawing/2012/chartStyle" xmlns:a="http://schemas.openxmlformats.org/drawingml/2006/main" id="201">
-  <cs:axisTitle>
-    <cs:lnRef idx="0"/>
-    <cs:fillRef idx="0"/>
-    <cs:effectRef idx="0"/>
-    <cs:fontRef idx="minor">
-      <a:schemeClr val="tx1">
-        <a:lumMod val="65000"/>
-        <a:lumOff val="35000"/>
-      </a:schemeClr>
-    </cs:fontRef>
-    <cs:defRPr sz="1000" kern="1200"/>
-  </cs:axisTitle>
-  <cs:categoryAxis>
-    <cs:lnRef idx="0"/>
-    <cs:fillRef idx="0"/>
-    <cs:effectRef idx="0"/>
-    <cs:fontRef idx="minor">
-      <a:schemeClr val="tx1">
-        <a:lumMod val="65000"/>
-        <a:lumOff val="35000"/>
-      </a:schemeClr>
-    </cs:fontRef>
-    <cs:spPr>
-      <a:ln w="9525" cap="flat" cmpd="sng" algn="ctr">
-        <a:solidFill>
-          <a:schemeClr val="tx1">
-            <a:lumMod val="15000"/>
-            <a:lumOff val="85000"/>
-          </a:schemeClr>
-        </a:solidFill>
-        <a:round/>
-      </a:ln>
-    </cs:spPr>
-    <cs:defRPr sz="900" kern="1200"/>
-  </cs:categoryAxis>
-  <cs:chartArea mods="allowNoFillOverride allowNoLineOverride">
-    <cs:lnRef idx="0"/>
-    <cs:fillRef idx="0"/>
-    <cs:effectRef idx="0"/>
-    <cs:fontRef idx="minor">
-      <a:schemeClr val="tx1"/>
-    </cs:fontRef>
-    <cs:spPr>
-      <a:solidFill>
-        <a:schemeClr val="bg1"/>
-      </a:solidFill>
-      <a:ln w="9525" cap="flat" cmpd="sng" algn="ctr">
-        <a:solidFill>
-          <a:schemeClr val="tx1">
-            <a:lumMod val="15000"/>
-            <a:lumOff val="85000"/>
-          </a:schemeClr>
-        </a:solidFill>
-        <a:round/>
-      </a:ln>
-    </cs:spPr>
-    <cs:defRPr sz="1000" kern="1200"/>
-  </cs:chartArea>
-  <cs:dataLabel>
-    <cs:lnRef idx="0"/>
-    <cs:fillRef idx="0"/>
-    <cs:effectRef idx="0"/>
-    <cs:fontRef idx="minor">
-      <a:schemeClr val="tx1">
-        <a:lumMod val="75000"/>
-        <a:lumOff val="25000"/>
-      </a:schemeClr>
-    </cs:fontRef>
-    <cs:defRPr sz="900" kern="1200"/>
-  </cs:dataLabel>
-  <cs:dataLabelCallout>
-    <cs:lnRef idx="0"/>
-    <cs:fillRef idx="0"/>
-    <cs:effectRef idx="0"/>
-    <cs:fontRef idx="minor">
-      <a:schemeClr val="dk1">
-        <a:lumMod val="65000"/>
-        <a:lumOff val="35000"/>
-      </a:schemeClr>
-    </cs:fontRef>
-    <cs:spPr>
-      <a:solidFill>
-        <a:schemeClr val="lt1"/>
-      </a:solidFill>
-      <a:ln>
-        <a:solidFill>
-          <a:schemeClr val="dk1">
-            <a:lumMod val="25000"/>
-            <a:lumOff val="75000"/>
-          </a:schemeClr>
-        </a:solidFill>
-      </a:ln>
-    </cs:spPr>
-    <cs:defRPr sz="900" kern="1200"/>
-    <cs:bodyPr rot="0" spcFirstLastPara="1" vertOverflow="clip" horzOverflow="clip" vert="horz" wrap="square" lIns="36576" tIns="18288" rIns="36576" bIns="18288" anchor="ctr" anchorCtr="1">
-      <a:spAutoFit/>
-    </cs:bodyPr>
-  </cs:dataLabelCallout>
-  <cs:dataPoint>
-    <cs:lnRef idx="0"/>
-    <cs:fillRef idx="1">
-      <cs:styleClr val="auto"/>
-    </cs:fillRef>
-    <cs:effectRef idx="0"/>
-    <cs:fontRef idx="minor">
-      <a:schemeClr val="tx1"/>
-    </cs:fontRef>
-  </cs:dataPoint>
-  <cs:dataPoint3D>
-    <cs:lnRef idx="0"/>
-    <cs:fillRef idx="1">
-      <cs:styleClr val="auto"/>
-    </cs:fillRef>
-    <cs:effectRef idx="0"/>
-    <cs:fontRef idx="minor">
-      <a:schemeClr val="tx1"/>
-    </cs:fontRef>
-  </cs:dataPoint3D>
-  <cs:dataPointLine>
-    <cs:lnRef idx="0">
-      <cs:styleClr val="auto"/>
-    </cs:lnRef>
-    <cs:fillRef idx="1"/>
-    <cs:effectRef idx="0"/>
-    <cs:fontRef idx="minor">
-      <a:schemeClr val="tx1"/>
-    </cs:fontRef>
-    <cs:spPr>
-      <a:ln w="28575" cap="rnd">
-        <a:solidFill>
-          <a:schemeClr val="phClr"/>
-        </a:solidFill>
-        <a:round/>
-      </a:ln>
-    </cs:spPr>
-  </cs:dataPointLine>
-  <cs:dataPointMarker>
-    <cs:lnRef idx="0">
-      <cs:styleClr val="auto"/>
-    </cs:lnRef>
-    <cs:fillRef idx="1">
-      <cs:styleClr val="auto"/>
-    </cs:fillRef>
-    <cs:effectRef idx="0"/>
-    <cs:fontRef idx="minor">
-      <a:schemeClr val="tx1"/>
-    </cs:fontRef>
-    <cs:spPr>
-      <a:ln w="9525">
-        <a:solidFill>
-          <a:schemeClr val="phClr"/>
-        </a:solidFill>
-      </a:ln>
-    </cs:spPr>
-  </cs:dataPointMarker>
-  <cs:dataPointMarkerLayout symbol="circle" size="5"/>
-  <cs:dataPointWireframe>
-    <cs:lnRef idx="0">
-      <cs:styleClr val="auto"/>
-    </cs:lnRef>
-    <cs:fillRef idx="1"/>
-    <cs:effectRef idx="0"/>
-    <cs:fontRef idx="minor">
-      <a:schemeClr val="tx1"/>
-    </cs:fontRef>
-    <cs:spPr>
-      <a:ln w="9525" cap="rnd">
-        <a:solidFill>
-          <a:schemeClr val="phClr"/>
-        </a:solidFill>
-        <a:round/>
-      </a:ln>
-    </cs:spPr>
-  </cs:dataPointWireframe>
-  <cs:dataTable>
-    <cs:lnRef idx="0"/>
-    <cs:fillRef idx="0"/>
-    <cs:effectRef idx="0"/>
-    <cs:fontRef idx="minor">
-      <a:schemeClr val="tx1">
-        <a:lumMod val="65000"/>
-        <a:lumOff val="35000"/>
-      </a:schemeClr>
-    </cs:fontRef>
-    <cs:spPr>
-      <a:noFill/>
-      <a:ln w="9525" cap="flat" cmpd="sng" algn="ctr">
-        <a:solidFill>
-          <a:schemeClr val="tx1">
-            <a:lumMod val="15000"/>
-            <a:lumOff val="85000"/>
-          </a:schemeClr>
-        </a:solidFill>
-        <a:round/>
-      </a:ln>
-    </cs:spPr>
-    <cs:defRPr sz="900" kern="1200"/>
-  </cs:dataTable>
-  <cs:downBar>
-    <cs:lnRef idx="0"/>
-    <cs:fillRef idx="0"/>
-    <cs:effectRef idx="0"/>
-    <cs:fontRef idx="minor">
-      <a:schemeClr val="dk1"/>
-    </cs:fontRef>
-    <cs:spPr>
-      <a:solidFill>
-        <a:schemeClr val="dk1">
-          <a:lumMod val="65000"/>
-          <a:lumOff val="35000"/>
-        </a:schemeClr>
-      </a:solidFill>
-      <a:ln w="9525">
-        <a:solidFill>
-          <a:schemeClr val="tx1">
-            <a:lumMod val="65000"/>
-            <a:lumOff val="35000"/>
-          </a:schemeClr>
-        </a:solidFill>
-      </a:ln>
-    </cs:spPr>
-  </cs:downBar>
-  <cs:dropLine>
-    <cs:lnRef idx="0"/>
-    <cs:fillRef idx="0"/>
-    <cs:effectRef idx="0"/>
-    <cs:fontRef idx="minor">
-      <a:schemeClr val="tx1"/>
-    </cs:fontRef>
-    <cs:spPr>
-      <a:ln w="9525" cap="flat" cmpd="sng" algn="ctr">
-        <a:solidFill>
-          <a:schemeClr val="tx1">
-            <a:lumMod val="35000"/>
-            <a:lumOff val="65000"/>
-          </a:schemeClr>
-        </a:solidFill>
-        <a:round/>
-      </a:ln>
-    </cs:spPr>
-  </cs:dropLine>
-  <cs:errorBar>
-    <cs:lnRef idx="0"/>
-    <cs:fillRef idx="0"/>
-    <cs:effectRef idx="0"/>
-    <cs:fontRef idx="minor">
-      <a:schemeClr val="tx1"/>
-    </cs:fontRef>
-    <cs:spPr>
-      <a:ln w="9525" cap="flat" cmpd="sng" algn="ctr">
-        <a:solidFill>
-          <a:schemeClr val="tx1">
-            <a:lumMod val="65000"/>
-            <a:lumOff val="35000"/>
-          </a:schemeClr>
-        </a:solidFill>
-        <a:round/>
-      </a:ln>
-    </cs:spPr>
-  </cs:errorBar>
-  <cs:floor>
-    <cs:lnRef idx="0"/>
-    <cs:fillRef idx="0"/>
-    <cs:effectRef idx="0"/>
-    <cs:fontRef idx="minor">
-      <a:schemeClr val="tx1"/>
-    </cs:fontRef>
-    <cs:spPr>
-      <a:noFill/>
-      <a:ln>
-        <a:noFill/>
-      </a:ln>
-    </cs:spPr>
-  </cs:floor>
-  <cs:gridlineMajor>
-    <cs:lnRef idx="0"/>
-    <cs:fillRef idx="0"/>
-    <cs:effectRef idx="0"/>
-    <cs:fontRef idx="minor">
-      <a:schemeClr val="tx1"/>
-    </cs:fontRef>
-    <cs:spPr>
-      <a:ln w="9525" cap="flat" cmpd="sng" algn="ctr">
-        <a:solidFill>
-          <a:schemeClr val="tx1">
-            <a:lumMod val="15000"/>
-            <a:lumOff val="85000"/>
-          </a:schemeClr>
-        </a:solidFill>
-        <a:round/>
-      </a:ln>
-    </cs:spPr>
-  </cs:gridlineMajor>
-  <cs:gridlineMinor>
-    <cs:lnRef idx="0"/>
-    <cs:fillRef idx="0"/>
-    <cs:effectRef idx="0"/>
-    <cs:fontRef idx="minor">
-      <a:schemeClr val="tx1"/>
-    </cs:fontRef>
-    <cs:spPr>
-      <a:ln w="9525" cap="flat" cmpd="sng" algn="ctr">
-        <a:solidFill>
-          <a:schemeClr val="tx1">
-            <a:lumMod val="5000"/>
-            <a:lumOff val="95000"/>
-          </a:schemeClr>
-        </a:solidFill>
-        <a:round/>
-      </a:ln>
-    </cs:spPr>
-  </cs:gridlineMinor>
-  <cs:hiLoLine>
-    <cs:lnRef idx="0"/>
-    <cs:fillRef idx="0"/>
-    <cs:effectRef idx="0"/>
-    <cs:fontRef idx="minor">
-      <a:schemeClr val="tx1"/>
-    </cs:fontRef>
-    <cs:spPr>
-      <a:ln w="9525" cap="flat" cmpd="sng" algn="ctr">
-        <a:solidFill>
-          <a:schemeClr val="tx1">
-            <a:lumMod val="75000"/>
-            <a:lumOff val="25000"/>
-          </a:schemeClr>
-        </a:solidFill>
-        <a:round/>
-      </a:ln>
-    </cs:spPr>
-  </cs:hiLoLine>
-  <cs:leaderLine>
-    <cs:lnRef idx="0"/>
-    <cs:fillRef idx="0"/>
-    <cs:effectRef idx="0"/>
-    <cs:fontRef idx="minor">
-      <a:schemeClr val="tx1"/>
-    </cs:fontRef>
-    <cs:spPr>
-      <a:ln w="9525" cap="flat" cmpd="sng" algn="ctr">
-        <a:solidFill>
-          <a:schemeClr val="tx1">
-            <a:lumMod val="35000"/>
-            <a:lumOff val="65000"/>
-          </a:schemeClr>
-        </a:solidFill>
-        <a:round/>
-      </a:ln>
-    </cs:spPr>
-  </cs:leaderLine>
-  <cs:legend>
-    <cs:lnRef idx="0"/>
-    <cs:fillRef idx="0"/>
-    <cs:effectRef idx="0"/>
-    <cs:fontRef idx="minor">
-      <a:schemeClr val="tx1">
-        <a:lumMod val="65000"/>
-        <a:lumOff val="35000"/>
-      </a:schemeClr>
-    </cs:fontRef>
-    <cs:defRPr sz="900" kern="1200"/>
-  </cs:legend>
-  <cs:plotArea mods="allowNoFillOverride allowNoLineOverride">
-    <cs:lnRef idx="0"/>
-    <cs:fillRef idx="0"/>
-    <cs:effectRef idx="0"/>
-    <cs:fontRef idx="minor">
-      <a:schemeClr val="tx1"/>
-    </cs:fontRef>
-  </cs:plotArea>
-  <cs:plotArea3D mods="allowNoFillOverride allowNoLineOverride">
-    <cs:lnRef idx="0"/>
-    <cs:fillRef idx="0"/>
-    <cs:effectRef idx="0"/>
-    <cs:fontRef idx="minor">
-      <a:schemeClr val="tx1"/>
-    </cs:fontRef>
-  </cs:plotArea3D>
-  <cs:seriesAxis>
-    <cs:lnRef idx="0"/>
-    <cs:fillRef idx="0"/>
-    <cs:effectRef idx="0"/>
-    <cs:fontRef idx="minor">
-      <a:schemeClr val="tx1">
-        <a:lumMod val="65000"/>
-        <a:lumOff val="35000"/>
-      </a:schemeClr>
-    </cs:fontRef>
-    <cs:defRPr sz="900" kern="1200"/>
-  </cs:seriesAxis>
-  <cs:seriesLine>
-    <cs:lnRef idx="0"/>
-    <cs:fillRef idx="0"/>
-    <cs:effectRef idx="0"/>
-    <cs:fontRef idx="minor">
-      <a:schemeClr val="tx1"/>
-    </cs:fontRef>
-    <cs:spPr>
-      <a:ln w="9525" cap="flat" cmpd="sng" algn="ctr">
-        <a:solidFill>
-          <a:schemeClr val="tx1">
-            <a:lumMod val="35000"/>
-            <a:lumOff val="65000"/>
-          </a:schemeClr>
-        </a:solidFill>
-        <a:round/>
-      </a:ln>
-    </cs:spPr>
-  </cs:seriesLine>
-  <cs:title>
-    <cs:lnRef idx="0"/>
-    <cs:fillRef idx="0"/>
-    <cs:effectRef idx="0"/>
-    <cs:fontRef idx="minor">
-      <a:schemeClr val="tx1">
-        <a:lumMod val="65000"/>
-        <a:lumOff val="35000"/>
-      </a:schemeClr>
-    </cs:fontRef>
-    <cs:defRPr sz="1400" b="0" kern="1200" spc="0" baseline="0"/>
-  </cs:title>
-  <cs:trendline>
-    <cs:lnRef idx="0">
-      <cs:styleClr val="auto"/>
-    </cs:lnRef>
-    <cs:fillRef idx="0"/>
-    <cs:effectRef idx="0"/>
-    <cs:fontRef idx="minor">
-      <a:schemeClr val="tx1"/>
-    </cs:fontRef>
-    <cs:spPr>
-      <a:ln w="19050" cap="rnd">
-        <a:solidFill>
-          <a:schemeClr val="phClr"/>
-        </a:solidFill>
-        <a:prstDash val="sysDot"/>
-      </a:ln>
-    </cs:spPr>
-  </cs:trendline>
-  <cs:trendlineLabel>
-    <cs:lnRef idx="0"/>
-    <cs:fillRef idx="0"/>
-    <cs:effectRef idx="0"/>
-    <cs:fontRef idx="minor">
-      <a:schemeClr val="tx1">
-        <a:lumMod val="65000"/>
-        <a:lumOff val="35000"/>
-      </a:schemeClr>
-    </cs:fontRef>
-    <cs:defRPr sz="900" kern="1200"/>
-  </cs:trendlineLabel>
-  <cs:upBar>
-    <cs:lnRef idx="0"/>
-    <cs:fillRef idx="0"/>
-    <cs:effectRef idx="0"/>
-    <cs:fontRef idx="minor">
-      <a:schemeClr val="dk1"/>
-    </cs:fontRef>
-    <cs:spPr>
-      <a:solidFill>
-        <a:schemeClr val="lt1"/>
-      </a:solidFill>
-      <a:ln w="9525">
-        <a:solidFill>
-          <a:schemeClr val="tx1">
-            <a:lumMod val="15000"/>
-            <a:lumOff val="85000"/>
-          </a:schemeClr>
-        </a:solidFill>
-      </a:ln>
-    </cs:spPr>
-  </cs:upBar>
-  <cs:valueAxis>
-    <cs:lnRef idx="0"/>
-    <cs:fillRef idx="0"/>
-    <cs:effectRef idx="0"/>
-    <cs:fontRef idx="minor">
-      <a:schemeClr val="tx1">
-        <a:lumMod val="65000"/>
-        <a:lumOff val="35000"/>
-      </a:schemeClr>
-    </cs:fontRef>
-    <cs:defRPr sz="900" kern="1200"/>
-  </cs:valueAxis>
-  <cs:wall>
-    <cs:lnRef idx="0"/>
-    <cs:fillRef idx="0"/>
-    <cs:effectRef idx="0"/>
-    <cs:fontRef idx="minor">
-      <a:schemeClr val="tx1"/>
-    </cs:fontRef>
-    <cs:spPr>
-      <a:noFill/>
-      <a:ln>
-        <a:noFill/>
-      </a:ln>
-    </cs:spPr>
-  </cs:wall>
-</cs:chartStyle>
-</file>
-
 <file path=word/theme/theme1.xml><?xml version="1.0" encoding="utf-8"?>
 <a:theme xmlns:a="http://schemas.openxmlformats.org/drawingml/2006/main" name="elev8 main">
   <a:themeElements>
@@ -21365,10 +21444,19 @@
 </file>
 
 <file path=customXml/item1.xml><?xml version="1.0" encoding="utf-8"?>
+<?mso-contentType ?>
+<FormTemplates xmlns="http://schemas.microsoft.com/sharepoint/v3/contenttype/forms">
+  <Display>DocumentLibraryForm</Display>
+  <Edit>DocumentLibraryForm</Edit>
+  <New>DocumentLibraryForm</New>
+</FormTemplates>
+</file>
+
+<file path=customXml/item2.xml><?xml version="1.0" encoding="utf-8"?>
 <b:Sources xmlns:b="http://schemas.openxmlformats.org/officeDocument/2006/bibliography" xmlns="http://schemas.openxmlformats.org/officeDocument/2006/bibliography" SelectedStyle="\APASixthEditionOfficeOnline.xsl" StyleName="APA" Version="6"/>
 </file>
 
-<file path=customXml/item2.xml><?xml version="1.0" encoding="utf-8"?>
+<file path=customXml/item3.xml><?xml version="1.0" encoding="utf-8"?>
 <p:properties xmlns:p="http://schemas.microsoft.com/office/2006/metadata/properties" xmlns:xsi="http://www.w3.org/2001/XMLSchema-instance" xmlns:pc="http://schemas.microsoft.com/office/infopath/2007/PartnerControls">
   <documentManagement>
     <lcf76f155ced4ddcb4097134ff3c332f xmlns="0d91a3e8-d642-437b-a229-e2bce59964d8">
@@ -21378,9 +21466,9 @@
 </p:properties>
 </file>
 
-<file path=customXml/item3.xml><?xml version="1.0" encoding="utf-8"?>
-<ct:contentTypeSchema xmlns:ct="http://schemas.microsoft.com/office/2006/metadata/contentType" xmlns:ma="http://schemas.microsoft.com/office/2006/metadata/properties/metaAttributes" ct:_="" ma:_="" ma:contentTypeName="Document" ma:contentTypeID="0x010100DA511423795DCF4988993157E725F033" ma:contentTypeVersion="12" ma:contentTypeDescription="Create a new document." ma:contentTypeScope="" ma:versionID="711e5af3a9f5db8024b575fb106343e9">
-  <xsd:schema xmlns:xsd="http://www.w3.org/2001/XMLSchema" xmlns:xs="http://www.w3.org/2001/XMLSchema" xmlns:p="http://schemas.microsoft.com/office/2006/metadata/properties" xmlns:ns2="0d91a3e8-d642-437b-a229-e2bce59964d8" xmlns:ns3="9051d588-882f-438d-8828-3b025d4e6411" targetNamespace="http://schemas.microsoft.com/office/2006/metadata/properties" ma:root="true" ma:fieldsID="875fbfba08588710461a5f00e1f1c9f6" ns2:_="" ns3:_="">
+<file path=customXml/item4.xml><?xml version="1.0" encoding="utf-8"?>
+<ct:contentTypeSchema xmlns:ct="http://schemas.microsoft.com/office/2006/metadata/contentType" xmlns:ma="http://schemas.microsoft.com/office/2006/metadata/properties/metaAttributes" ct:_="" ma:_="" ma:contentTypeName="Document" ma:contentTypeID="0x010100DA511423795DCF4988993157E725F033" ma:contentTypeVersion="12" ma:contentTypeDescription="Create a new document." ma:contentTypeScope="" ma:versionID="eee47eba76474bc492e6d5b3f018ffee">
+  <xsd:schema xmlns:xsd="http://www.w3.org/2001/XMLSchema" xmlns:xs="http://www.w3.org/2001/XMLSchema" xmlns:p="http://schemas.microsoft.com/office/2006/metadata/properties" xmlns:ns2="0d91a3e8-d642-437b-a229-e2bce59964d8" xmlns:ns3="9051d588-882f-438d-8828-3b025d4e6411" targetNamespace="http://schemas.microsoft.com/office/2006/metadata/properties" ma:root="true" ma:fieldsID="87080db1897d21094a309b8c60f80297" ns2:_="" ns3:_="">
     <xsd:import namespace="0d91a3e8-d642-437b-a229-e2bce59964d8"/>
     <xsd:import namespace="9051d588-882f-438d-8828-3b025d4e6411"/>
     <xsd:element name="properties">
@@ -21589,16 +21677,15 @@
 </ct:contentTypeSchema>
 </file>
 
-<file path=customXml/item4.xml><?xml version="1.0" encoding="utf-8"?>
-<?mso-contentType ?>
-<FormTemplates xmlns="http://schemas.microsoft.com/sharepoint/v3/contenttype/forms">
-  <Display>DocumentLibraryForm</Display>
-  <Edit>DocumentLibraryForm</Edit>
-  <New>DocumentLibraryForm</New>
-</FormTemplates>
+<file path=customXml/itemProps1.xml><?xml version="1.0" encoding="utf-8"?>
+<ds:datastoreItem xmlns:ds="http://schemas.openxmlformats.org/officeDocument/2006/customXml" ds:itemID="{0CEB08E7-84EA-4B94-9979-010045FFBB06}">
+  <ds:schemaRefs>
+    <ds:schemaRef ds:uri="http://schemas.microsoft.com/sharepoint/v3/contenttype/forms"/>
+  </ds:schemaRefs>
+</ds:datastoreItem>
 </file>
 
-<file path=customXml/itemProps1.xml><?xml version="1.0" encoding="utf-8"?>
+<file path=customXml/itemProps2.xml><?xml version="1.0" encoding="utf-8"?>
 <ds:datastoreItem xmlns:ds="http://schemas.openxmlformats.org/officeDocument/2006/customXml" ds:itemID="{F6E1ED11-40B9-45B0-BEF9-583937A82480}">
   <ds:schemaRefs>
     <ds:schemaRef ds:uri="http://schemas.openxmlformats.org/officeDocument/2006/bibliography"/>
@@ -21606,41 +21693,25 @@
 </ds:datastoreItem>
 </file>
 
-<file path=customXml/itemProps2.xml><?xml version="1.0" encoding="utf-8"?>
+<file path=customXml/itemProps3.xml><?xml version="1.0" encoding="utf-8"?>
 <ds:datastoreItem xmlns:ds="http://schemas.openxmlformats.org/officeDocument/2006/customXml" ds:itemID="{3EA55498-A03B-46CF-83BB-624BDFF496A4}">
   <ds:schemaRefs>
+    <ds:schemaRef ds:uri="0d91a3e8-d642-437b-a229-e2bce59964d8"/>
+    <ds:schemaRef ds:uri="http://schemas.microsoft.com/office/2006/documentManagement/types"/>
+    <ds:schemaRef ds:uri="http://purl.org/dc/dcmitype/"/>
     <ds:schemaRef ds:uri="http://schemas.microsoft.com/office/2006/metadata/properties"/>
+    <ds:schemaRef ds:uri="http://schemas.openxmlformats.org/package/2006/metadata/core-properties"/>
+    <ds:schemaRef ds:uri="9051d588-882f-438d-8828-3b025d4e6411"/>
+    <ds:schemaRef ds:uri="http://purl.org/dc/terms/"/>
+    <ds:schemaRef ds:uri="http://purl.org/dc/elements/1.1/"/>
     <ds:schemaRef ds:uri="http://schemas.microsoft.com/office/infopath/2007/PartnerControls"/>
-    <ds:schemaRef ds:uri="0d91a3e8-d642-437b-a229-e2bce59964d8"/>
-  </ds:schemaRefs>
-</ds:datastoreItem>
-</file>
-
-<file path=customXml/itemProps3.xml><?xml version="1.0" encoding="utf-8"?>
-<ds:datastoreItem xmlns:ds="http://schemas.openxmlformats.org/officeDocument/2006/customXml" ds:itemID="{644CF22F-1C00-48EB-BF8A-D830A60F4199}">
-  <ds:schemaRefs>
-    <ds:schemaRef ds:uri="http://schemas.microsoft.com/office/2006/metadata/contentType"/>
-    <ds:schemaRef ds:uri="http://schemas.microsoft.com/office/2006/metadata/properties/metaAttributes"/>
-    <ds:schemaRef ds:uri="http://www.w3.org/2001/XMLSchema"/>
-    <ds:schemaRef ds:uri="http://schemas.microsoft.com/office/2006/metadata/properties"/>
-    <ds:schemaRef ds:uri="0d91a3e8-d642-437b-a229-e2bce59964d8"/>
-    <ds:schemaRef ds:uri="9051d588-882f-438d-8828-3b025d4e6411"/>
-    <ds:schemaRef ds:uri="http://schemas.microsoft.com/office/2006/documentManagement/types"/>
-    <ds:schemaRef ds:uri="http://schemas.microsoft.com/office/infopath/2007/PartnerControls"/>
-    <ds:schemaRef ds:uri="http://schemas.openxmlformats.org/package/2006/metadata/core-properties"/>
-    <ds:schemaRef ds:uri="http://purl.org/dc/elements/1.1/"/>
-    <ds:schemaRef ds:uri="http://purl.org/dc/terms/"/>
-    <ds:schemaRef ds:uri="http://schemas.microsoft.com/internal/obd"/>
+    <ds:schemaRef ds:uri="http://www.w3.org/XML/1998/namespace"/>
   </ds:schemaRefs>
 </ds:datastoreItem>
 </file>
 
 <file path=customXml/itemProps4.xml><?xml version="1.0" encoding="utf-8"?>
-<ds:datastoreItem xmlns:ds="http://schemas.openxmlformats.org/officeDocument/2006/customXml" ds:itemID="{0CEB08E7-84EA-4B94-9979-010045FFBB06}">
-  <ds:schemaRefs>
-    <ds:schemaRef ds:uri="http://schemas.microsoft.com/sharepoint/v3/contenttype/forms"/>
-  </ds:schemaRefs>
-</ds:datastoreItem>
+<ds:datastoreItem xmlns:ds="http://schemas.openxmlformats.org/officeDocument/2006/customXml" ds:itemID="{962F14DE-5E38-4555-87CF-F6B9AD82A6B2}"/>
 </file>
 
 <file path=docMetadata/LabelInfo.xml><?xml version="1.0" encoding="utf-8"?>
